--- a/docs/entrega1/sustentacion_entrega1.docx
+++ b/docs/entrega1/sustentacion_entrega1.docx
@@ -398,7 +398,7 @@
       </w:tr>
     </w:tbl>
     <w:bookmarkEnd w:id="20"/>
-    <w:bookmarkStart w:id="25" w:name="arquitectura-end-to-end"/>
+    <w:bookmarkStart w:id="29" w:name="arquitectura-end-to-end"/>
     <w:p>
       <w:pPr>
         <w:pStyle w:val="Heading1"/>
@@ -414,7 +414,7 @@
       <w:r>
         <w:drawing>
           <wp:inline>
-            <wp:extent cx="5334000" cy="3031574"/>
+            <wp:extent cx="5334000" cy="2067593"/>
             <wp:effectExtent b="0" l="0" r="0" t="0"/>
             <wp:docPr descr="Arquitectura de producción en cuatro capas" title="" id="22" name="Picture"/>
             <a:graphic>
@@ -435,7 +435,7 @@
                   <pic:spPr bwMode="auto">
                     <a:xfrm>
                       <a:off x="0" y="0"/>
-                      <a:ext cx="5334000" cy="3031574"/>
+                      <a:ext cx="5334000" cy="2067593"/>
                     </a:xfrm>
                     <a:prstGeom prst="rect">
                       <a:avLst/>
@@ -613,18 +613,48 @@
               <w:pStyle w:val="Compact"/>
             </w:pPr>
             <w:r>
-              <w:t xml:space="preserve">Lakehouse en GCS (raw, silver, gold en Parquet); BigQuery; Bigtable</w:t>
-            </w:r>
-          </w:p>
-        </w:tc>
-        <w:tc>
-          <w:tcPr/>
-          <w:p>
-            <w:pPr>
-              <w:pStyle w:val="Compact"/>
-            </w:pPr>
-            <w:r>
-              <w:t xml:space="preserve">Fuente de verdad barata y abierta; warehouse analítico; serie de tiempo por medidor para la app</w:t>
+              <w:t xml:space="preserve">Lakehouse en GCS (raw, silver, gold en Parquet); BigQuery</w:t>
+            </w:r>
+            <w:r>
+              <w:t xml:space="preserve"> </w:t>
+            </w:r>
+            <w:r>
+              <w:rPr>
+                <w:rStyle w:val="VerbatimChar"/>
+              </w:rPr>
+              <w:t xml:space="preserve">curated</w:t>
+            </w:r>
+            <w:r>
+              <w:t xml:space="preserve"> </w:t>
+            </w:r>
+            <w:r>
+              <w:t xml:space="preserve">(capa batch) y</w:t>
+            </w:r>
+            <w:r>
+              <w:t xml:space="preserve"> </w:t>
+            </w:r>
+            <w:r>
+              <w:rPr>
+                <w:rStyle w:val="VerbatimChar"/>
+              </w:rPr>
+              <w:t xml:space="preserve">rt</w:t>
+            </w:r>
+            <w:r>
+              <w:t xml:space="preserve"> </w:t>
+            </w:r>
+            <w:r>
+              <w:t xml:space="preserve">(capa de velocidad); Bigtable</w:t>
+            </w:r>
+          </w:p>
+        </w:tc>
+        <w:tc>
+          <w:tcPr/>
+          <w:p>
+            <w:pPr>
+              <w:pStyle w:val="Compact"/>
+            </w:pPr>
+            <w:r>
+              <w:t xml:space="preserve">Fuente de verdad barata y abierta; warehouse analítico histórico y de lo reciente; serie de tiempo por medidor para la app</w:t>
             </w:r>
           </w:p>
         </w:tc>
@@ -652,7 +682,22 @@
               <w:pStyle w:val="Compact"/>
             </w:pPr>
             <w:r>
-              <w:t xml:space="preserve">API REST/WebSocket en Cloud Run; Looker Studio; tópico</w:t>
+              <w:t xml:space="preserve">Vistas</w:t>
+            </w:r>
+            <w:r>
+              <w:t xml:space="preserve"> </w:t>
+            </w:r>
+            <w:r>
+              <w:rPr>
+                <w:rStyle w:val="VerbatimChar"/>
+              </w:rPr>
+              <w:t xml:space="preserve">lumina_olap</w:t>
+            </w:r>
+            <w:r>
+              <w:t xml:space="preserve"> </w:t>
+            </w:r>
+            <w:r>
+              <w:t xml:space="preserve">(unen historia y hoy); API REST/WebSocket en Cloud Run; Looker Studio; tópico</w:t>
             </w:r>
             <w:r>
               <w:t xml:space="preserve"> </w:t>
@@ -672,7 +717,7 @@
               <w:pStyle w:val="Compact"/>
             </w:pPr>
             <w:r>
-              <w:t xml:space="preserve">Consumo en vivo para la app, informes OLAP y señales de respuesta a la demanda</w:t>
+              <w:t xml:space="preserve">Una sola vista de los datos para la app, los informes OLAP y las señales de respuesta a la demanda</w:t>
             </w:r>
           </w:p>
         </w:tc>
@@ -713,13 +758,13 @@
         </w:tc>
       </w:tr>
     </w:tbl>
-    <w:bookmarkStart w:id="24" w:name="X8f9251a81d749753af419a6c9c278c55a66fbdd"/>
+    <w:bookmarkStart w:id="27" w:name="X4443dd0ec4c01ffed4c05da6fb54d7eae3b635e"/>
     <w:p>
       <w:pPr>
         <w:pStyle w:val="Heading2"/>
       </w:pPr>
       <w:r>
-        <w:t xml:space="preserve">2.1 Producción frente al prototipo del taller</w:t>
+        <w:t xml:space="preserve">2.1 Patrón Lambda: cómo se combinan batch y streaming</w:t>
       </w:r>
     </w:p>
     <w:p>
@@ -727,7 +772,139 @@
         <w:pStyle w:val="FirstParagraph"/>
       </w:pPr>
       <w:r>
-        <w:t xml:space="preserve">El prototipo usa los mismos motores y formatos con menos capacidad, para mantenerse dentro de US$300:</w:t>
+        <w:t xml:space="preserve">La arquitectura sigue el patrón</w:t>
+      </w:r>
+      <w:r>
+        <w:t xml:space="preserve"> </w:t>
+      </w:r>
+      <w:r>
+        <w:rPr>
+          <w:b/>
+          <w:bCs/>
+        </w:rPr>
+        <w:t xml:space="preserve">Lambda</w:t>
+      </w:r>
+      <w:r>
+        <w:t xml:space="preserve">: una</w:t>
+      </w:r>
+      <w:r>
+        <w:t xml:space="preserve"> </w:t>
+      </w:r>
+      <w:r>
+        <w:rPr>
+          <w:b/>
+          <w:bCs/>
+        </w:rPr>
+        <w:t xml:space="preserve">capa batch</w:t>
+      </w:r>
+      <w:r>
+        <w:t xml:space="preserve"> </w:t>
+      </w:r>
+      <w:r>
+        <w:t xml:space="preserve">que guarda la verdad histórica y aprende qué es normal para cada hogar, una</w:t>
+      </w:r>
+      <w:r>
+        <w:t xml:space="preserve"> </w:t>
+      </w:r>
+      <w:r>
+        <w:rPr>
+          <w:b/>
+          <w:bCs/>
+        </w:rPr>
+        <w:t xml:space="preserve">capa de velocidad</w:t>
+      </w:r>
+      <w:r>
+        <w:t xml:space="preserve"> </w:t>
+      </w:r>
+      <w:r>
+        <w:t xml:space="preserve">que evalúa cada lectura nueva en segundos, y una</w:t>
+      </w:r>
+      <w:r>
+        <w:t xml:space="preserve"> </w:t>
+      </w:r>
+      <w:r>
+        <w:rPr>
+          <w:b/>
+          <w:bCs/>
+        </w:rPr>
+        <w:t xml:space="preserve">capa de servicio</w:t>
+      </w:r>
+      <w:r>
+        <w:t xml:space="preserve"> </w:t>
+      </w:r>
+      <w:r>
+        <w:t xml:space="preserve">que las une. Se descartó</w:t>
+      </w:r>
+      <w:r>
+        <w:t xml:space="preserve"> </w:t>
+      </w:r>
+      <w:r>
+        <w:rPr>
+          <w:b/>
+          <w:bCs/>
+        </w:rPr>
+        <w:t xml:space="preserve">Kappa</w:t>
+      </w:r>
+      <w:r>
+        <w:t xml:space="preserve"> </w:t>
+      </w:r>
+      <w:r>
+        <w:t xml:space="preserve">(solo streaming, reprocesando la historia desde el log de Kafka), porque los perfiles por hogar, el pronóstico D+1 y los informes requieren recalcular dos años de historia, y eso es más barato y simple en batch. Para no duplicar lógica, ambas capas usan el mismo motor (Spark) y una sola puerta de entrada (Kafka).</w:t>
+      </w:r>
+    </w:p>
+    <w:p>
+      <w:pPr>
+        <w:pStyle w:val="CaptionedFigure"/>
+      </w:pPr>
+      <w:r>
+        <w:drawing>
+          <wp:inline>
+            <wp:extent cx="5334000" cy="765753"/>
+            <wp:effectExtent b="0" l="0" r="0" t="0"/>
+            <wp:docPr descr="Arquitectura Lambda y puntos de sincronización" title="" id="25" name="Picture"/>
+            <a:graphic>
+              <a:graphicData uri="http://schemas.openxmlformats.org/drawingml/2006/picture">
+                <pic:pic>
+                  <pic:nvPicPr>
+                    <pic:cNvPr descr="../diagrama_lambda.png" id="26" name="Picture"/>
+                    <pic:cNvPicPr>
+                      <a:picLocks noChangeArrowheads="1" noChangeAspect="1"/>
+                    </pic:cNvPicPr>
+                  </pic:nvPicPr>
+                  <pic:blipFill>
+                    <a:blip r:embed="rId24"/>
+                    <a:stretch>
+                      <a:fillRect/>
+                    </a:stretch>
+                  </pic:blipFill>
+                  <pic:spPr bwMode="auto">
+                    <a:xfrm>
+                      <a:off x="0" y="0"/>
+                      <a:ext cx="5334000" cy="765753"/>
+                    </a:xfrm>
+                    <a:prstGeom prst="rect">
+                      <a:avLst/>
+                    </a:prstGeom>
+                    <a:noFill/>
+                    <a:ln w="9525">
+                      <a:noFill/>
+                      <a:headEnd/>
+                      <a:tailEnd/>
+                    </a:ln>
+                  </pic:spPr>
+                </pic:pic>
+              </a:graphicData>
+            </a:graphic>
+          </wp:inline>
+        </w:drawing>
+      </w:r>
+    </w:p>
+    <w:p>
+      <w:pPr>
+        <w:pStyle w:val="ImageCaption"/>
+      </w:pPr>
+      <w:r>
+        <w:t xml:space="preserve">Arquitectura Lambda y puntos de sincronización</w:t>
       </w:r>
     </w:p>
     <w:tbl>
@@ -753,6 +930,299 @@
               <w:pStyle w:val="Compact"/>
             </w:pPr>
             <w:r>
+              <w:t xml:space="preserve">#</w:t>
+            </w:r>
+          </w:p>
+        </w:tc>
+        <w:tc>
+          <w:tcPr/>
+          <w:p>
+            <w:pPr>
+              <w:pStyle w:val="Compact"/>
+            </w:pPr>
+            <w:r>
+              <w:t xml:space="preserve">Sincronización</w:t>
+            </w:r>
+          </w:p>
+        </w:tc>
+        <w:tc>
+          <w:tcPr/>
+          <w:p>
+            <w:pPr>
+              <w:pStyle w:val="Compact"/>
+            </w:pPr>
+            <w:r>
+              <w:t xml:space="preserve">Mecanismo</w:t>
+            </w:r>
+          </w:p>
+        </w:tc>
+      </w:tr>
+      <w:tr>
+        <w:tc>
+          <w:tcPr/>
+          <w:p>
+            <w:pPr>
+              <w:pStyle w:val="Compact"/>
+            </w:pPr>
+            <w:r>
+              <w:t xml:space="preserve">1</w:t>
+            </w:r>
+          </w:p>
+        </w:tc>
+        <w:tc>
+          <w:tcPr/>
+          <w:p>
+            <w:pPr>
+              <w:pStyle w:val="Compact"/>
+            </w:pPr>
+            <w:r>
+              <w:t xml:space="preserve">La lectura en vivo pasa a la historia</w:t>
+            </w:r>
+          </w:p>
+        </w:tc>
+        <w:tc>
+          <w:tcPr/>
+          <w:p>
+            <w:pPr>
+              <w:pStyle w:val="Compact"/>
+            </w:pPr>
+            <w:r>
+              <w:t xml:space="preserve">Kafka Connect copia cada evento a bronze; el batch nocturno la procesa</w:t>
+            </w:r>
+          </w:p>
+        </w:tc>
+      </w:tr>
+      <w:tr>
+        <w:tc>
+          <w:tcPr/>
+          <w:p>
+            <w:pPr>
+              <w:pStyle w:val="Compact"/>
+            </w:pPr>
+            <w:r>
+              <w:t xml:space="preserve">2</w:t>
+            </w:r>
+          </w:p>
+        </w:tc>
+        <w:tc>
+          <w:tcPr/>
+          <w:p>
+            <w:pPr>
+              <w:pStyle w:val="Compact"/>
+            </w:pPr>
+            <w:r>
+              <w:t xml:space="preserve">Lo aprendido llega al streaming</w:t>
+            </w:r>
+          </w:p>
+        </w:tc>
+        <w:tc>
+          <w:tcPr/>
+          <w:p>
+            <w:pPr>
+              <w:pStyle w:val="Compact"/>
+            </w:pPr>
+            <w:r>
+              <w:rPr>
+                <w:rStyle w:val="VerbatimChar"/>
+              </w:rPr>
+              <w:t xml:space="preserve">perfil_hogar</w:t>
+            </w:r>
+            <w:r>
+              <w:t xml:space="preserve"> </w:t>
+            </w:r>
+            <w:r>
+              <w:t xml:space="preserve">y</w:t>
+            </w:r>
+            <w:r>
+              <w:t xml:space="preserve"> </w:t>
+            </w:r>
+            <w:r>
+              <w:rPr>
+                <w:rStyle w:val="VerbatimChar"/>
+              </w:rPr>
+              <w:t xml:space="preserve">umbral_zona</w:t>
+            </w:r>
+            <w:r>
+              <w:t xml:space="preserve"> </w:t>
+            </w:r>
+            <w:r>
+              <w:t xml:space="preserve">(batch) son los umbrales del streaming; se recargan cada día</w:t>
+            </w:r>
+          </w:p>
+        </w:tc>
+      </w:tr>
+      <w:tr>
+        <w:tc>
+          <w:tcPr/>
+          <w:p>
+            <w:pPr>
+              <w:pStyle w:val="Compact"/>
+            </w:pPr>
+            <w:r>
+              <w:t xml:space="preserve">3</w:t>
+            </w:r>
+          </w:p>
+        </w:tc>
+        <w:tc>
+          <w:tcPr/>
+          <w:p>
+            <w:pPr>
+              <w:pStyle w:val="Compact"/>
+            </w:pPr>
+            <w:r>
+              <w:t xml:space="preserve">Una sola vista para el consumo</w:t>
+            </w:r>
+          </w:p>
+        </w:tc>
+        <w:tc>
+          <w:tcPr/>
+          <w:p>
+            <w:pPr>
+              <w:pStyle w:val="Compact"/>
+            </w:pPr>
+            <w:r>
+              <w:t xml:space="preserve">Las vistas</w:t>
+            </w:r>
+            <w:r>
+              <w:t xml:space="preserve"> </w:t>
+            </w:r>
+            <w:r>
+              <w:rPr>
+                <w:rStyle w:val="VerbatimChar"/>
+              </w:rPr>
+              <w:t xml:space="preserve">lumina_olap</w:t>
+            </w:r>
+            <w:r>
+              <w:t xml:space="preserve"> </w:t>
+            </w:r>
+            <w:r>
+              <w:t xml:space="preserve">unen</w:t>
+            </w:r>
+            <w:r>
+              <w:t xml:space="preserve"> </w:t>
+            </w:r>
+            <w:r>
+              <w:rPr>
+                <w:rStyle w:val="VerbatimChar"/>
+              </w:rPr>
+              <w:t xml:space="preserve">curated</w:t>
+            </w:r>
+            <w:r>
+              <w:t xml:space="preserve"> </w:t>
+            </w:r>
+            <w:r>
+              <w:t xml:space="preserve">(hasta ayer) con</w:t>
+            </w:r>
+            <w:r>
+              <w:t xml:space="preserve"> </w:t>
+            </w:r>
+            <w:r>
+              <w:rPr>
+                <w:rStyle w:val="VerbatimChar"/>
+              </w:rPr>
+              <w:t xml:space="preserve">rt</w:t>
+            </w:r>
+            <w:r>
+              <w:t xml:space="preserve"> </w:t>
+            </w:r>
+            <w:r>
+              <w:t xml:space="preserve">(hoy)</w:t>
+            </w:r>
+          </w:p>
+        </w:tc>
+      </w:tr>
+      <w:tr>
+        <w:tc>
+          <w:tcPr/>
+          <w:p>
+            <w:pPr>
+              <w:pStyle w:val="Compact"/>
+            </w:pPr>
+            <w:r>
+              <w:t xml:space="preserve">4</w:t>
+            </w:r>
+          </w:p>
+        </w:tc>
+        <w:tc>
+          <w:tcPr/>
+          <w:p>
+            <w:pPr>
+              <w:pStyle w:val="Compact"/>
+            </w:pPr>
+            <w:r>
+              <w:t xml:space="preserve">El dato provisional se vuelve definitivo</w:t>
+            </w:r>
+          </w:p>
+        </w:tc>
+        <w:tc>
+          <w:tcPr/>
+          <w:p>
+            <w:pPr>
+              <w:pStyle w:val="Compact"/>
+            </w:pPr>
+            <w:r>
+              <w:t xml:space="preserve">De</w:t>
+            </w:r>
+            <w:r>
+              <w:t xml:space="preserve"> </w:t>
+            </w:r>
+            <w:r>
+              <w:rPr>
+                <w:rStyle w:val="VerbatimChar"/>
+              </w:rPr>
+              <w:t xml:space="preserve">rt</w:t>
+            </w:r>
+            <w:r>
+              <w:t xml:space="preserve"> </w:t>
+            </w:r>
+            <w:r>
+              <w:t xml:space="preserve">solo se toma lo posterior al último batch; si hay diferencia, manda el batch, que incorpora lecturas atrasadas</w:t>
+            </w:r>
+          </w:p>
+        </w:tc>
+      </w:tr>
+    </w:tbl>
+    <w:bookmarkEnd w:id="27"/>
+    <w:bookmarkStart w:id="28" w:name="X8f9251a81d749753af419a6c9c278c55a66fbdd"/>
+    <w:p>
+      <w:pPr>
+        <w:pStyle w:val="Heading2"/>
+      </w:pPr>
+      <w:r>
+        <w:t xml:space="preserve">2.2 Producción frente al prototipo del taller</w:t>
+      </w:r>
+    </w:p>
+    <w:p>
+      <w:pPr>
+        <w:pStyle w:val="FirstParagraph"/>
+      </w:pPr>
+      <w:r>
+        <w:t xml:space="preserve">El prototipo usa los mismos motores y formatos con menos capacidad, para mantenerse dentro de US$300:</w:t>
+      </w:r>
+    </w:p>
+    <w:tbl>
+      <w:tblPr>
+        <w:tblStyle w:val="Table"/>
+        <w:tblW w:type="pct" w:w="5000"/>
+        <w:tblLayout w:type="fixed"/>
+        <w:tblLook w:firstRow="1" w:lastRow="0" w:firstColumn="0" w:lastColumn="0" w:noHBand="0" w:noVBand="0" w:val="0020"/>
+      </w:tblPr>
+      <w:tblGrid>
+        <w:gridCol w:w="2640"/>
+        <w:gridCol w:w="2640"/>
+        <w:gridCol w:w="2640"/>
+      </w:tblGrid>
+      <w:tr>
+        <w:trPr>
+          <w:tblHeader w:val="on"/>
+        </w:trPr>
+        <w:tc>
+          <w:tcPr/>
+          <w:p>
+            <w:pPr>
+              <w:pStyle w:val="Compact"/>
+            </w:pPr>
+            <w:r>
               <w:t xml:space="preserve">Pieza</w:t>
             </w:r>
           </w:p>
@@ -1017,9 +1487,9 @@
         </w:tc>
       </w:tr>
     </w:tbl>
-    <w:bookmarkEnd w:id="24"/>
-    <w:bookmarkEnd w:id="25"/>
-    <w:bookmarkStart w:id="29" w:name="integración-multifuente"/>
+    <w:bookmarkEnd w:id="28"/>
+    <w:bookmarkEnd w:id="29"/>
+    <w:bookmarkStart w:id="33" w:name="integración-multifuente"/>
     <w:p>
       <w:pPr>
         <w:pStyle w:val="Heading1"/>
@@ -1028,7 +1498,7 @@
         <w:t xml:space="preserve">3. Integración multifuente</w:t>
       </w:r>
     </w:p>
-    <w:bookmarkStart w:id="26" w:name="fuentes-y-mecanismo-de-captura"/>
+    <w:bookmarkStart w:id="30" w:name="fuentes-y-mecanismo-de-captura"/>
     <w:p>
       <w:pPr>
         <w:pStyle w:val="Heading2"/>
@@ -1643,8 +2113,8 @@
         </w:tc>
       </w:tr>
     </w:tbl>
-    <w:bookmarkEnd w:id="26"/>
-    <w:bookmarkStart w:id="27" w:name="cómo-se-cruzan-los-datos"/>
+    <w:bookmarkEnd w:id="30"/>
+    <w:bookmarkStart w:id="31" w:name="cómo-se-cruzan-los-datos"/>
     <w:p>
       <w:pPr>
         <w:pStyle w:val="Heading2"/>
@@ -1850,8 +2320,8 @@
         <w:t xml:space="preserve">diagnostica a cada medidor.</w:t>
       </w:r>
     </w:p>
-    <w:bookmarkEnd w:id="27"/>
-    <w:bookmarkStart w:id="28" w:name="evidencia-del-prototipo"/>
+    <w:bookmarkEnd w:id="31"/>
+    <w:bookmarkStart w:id="32" w:name="evidencia-del-prototipo"/>
     <w:p>
       <w:pPr>
         <w:pStyle w:val="Heading2"/>
@@ -1900,9 +2370,9 @@
         <w:t xml:space="preserve">Diagnóstico de 5,561 medidores: 5,068 sin problemas, 240 con huecos frecuentes, 232 con más de 24 h seguidas en cero y 21 con cobertura menor al 90 %.</w:t>
       </w:r>
     </w:p>
-    <w:bookmarkEnd w:id="28"/>
-    <w:bookmarkEnd w:id="29"/>
-    <w:bookmarkStart w:id="32" w:name="definición-de-ingesta-y-almacenamiento"/>
+    <w:bookmarkEnd w:id="32"/>
+    <w:bookmarkEnd w:id="33"/>
+    <w:bookmarkStart w:id="36" w:name="definición-de-ingesta-y-almacenamiento"/>
     <w:p>
       <w:pPr>
         <w:pStyle w:val="Heading1"/>
@@ -1911,7 +2381,7 @@
         <w:t xml:space="preserve">4. Definición de ingesta y almacenamiento</w:t>
       </w:r>
     </w:p>
-    <w:bookmarkStart w:id="30" w:name="ingesta"/>
+    <w:bookmarkStart w:id="34" w:name="ingesta"/>
     <w:p>
       <w:pPr>
         <w:pStyle w:val="Heading2"/>
@@ -2166,8 +2636,8 @@
         </w:tc>
       </w:tr>
     </w:tbl>
-    <w:bookmarkEnd w:id="30"/>
-    <w:bookmarkStart w:id="31" w:name="almacenamiento-según-volumen-y-velocidad"/>
+    <w:bookmarkEnd w:id="34"/>
+    <w:bookmarkStart w:id="35" w:name="almacenamiento-según-volumen-y-velocidad"/>
     <w:p>
       <w:pPr>
         <w:pStyle w:val="Heading2"/>
@@ -2431,9 +2901,9 @@
         </w:tc>
       </w:tr>
     </w:tbl>
-    <w:bookmarkEnd w:id="31"/>
-    <w:bookmarkEnd w:id="32"/>
-    <w:bookmarkStart w:id="33" w:name="justificación-del-stack-tecnológico"/>
+    <w:bookmarkEnd w:id="35"/>
+    <w:bookmarkEnd w:id="36"/>
+    <w:bookmarkStart w:id="37" w:name="justificación-del-stack-tecnológico"/>
     <w:p>
       <w:pPr>
         <w:pStyle w:val="Heading1"/>
@@ -2912,8 +3382,8 @@
         </w:tc>
       </w:tr>
     </w:tbl>
-    <w:bookmarkEnd w:id="33"/>
-    <w:bookmarkStart w:id="37" w:name="escalabilidad-y-performance"/>
+    <w:bookmarkEnd w:id="37"/>
+    <w:bookmarkStart w:id="41" w:name="escalabilidad-y-performance"/>
     <w:p>
       <w:pPr>
         <w:pStyle w:val="Heading1"/>
@@ -2922,7 +3392,7 @@
         <w:t xml:space="preserve">6. Escalabilidad y performance</w:t>
       </w:r>
     </w:p>
-    <w:bookmarkStart w:id="34" w:name="modelo-de-carga"/>
+    <w:bookmarkStart w:id="38" w:name="modelo-de-carga"/>
     <w:p>
       <w:pPr>
         <w:pStyle w:val="Heading2"/>
@@ -3157,8 +3627,8 @@
         </w:tc>
       </w:tr>
     </w:tbl>
-    <w:bookmarkEnd w:id="34"/>
-    <w:bookmarkStart w:id="35" w:name="el-black-friday-de-una-red-eléctrica"/>
+    <w:bookmarkEnd w:id="38"/>
+    <w:bookmarkStart w:id="39" w:name="el-black-friday-de-una-red-eléctrica"/>
     <w:p>
       <w:pPr>
         <w:pStyle w:val="Heading2"/>
@@ -3301,8 +3771,8 @@
         <w:t xml:space="preserve">Tras un corte, los concentradores reenvían de golpe las horas acumuladas.</w:t>
       </w:r>
     </w:p>
-    <w:bookmarkEnd w:id="35"/>
-    <w:bookmarkStart w:id="36" w:name="cómo-escala-cada-capa"/>
+    <w:bookmarkEnd w:id="39"/>
+    <w:bookmarkStart w:id="40" w:name="cómo-escala-cada-capa"/>
     <w:p>
       <w:pPr>
         <w:pStyle w:val="Heading2"/>
@@ -3586,9 +4056,9 @@
         <w:t xml:space="preserve">en las tablas (particiones o datasets separados); el código no cambia.</w:t>
       </w:r>
     </w:p>
-    <w:bookmarkEnd w:id="36"/>
-    <w:bookmarkEnd w:id="37"/>
-    <w:bookmarkStart w:id="44" w:name="Xe588ac3521b1fb8b4cb5e84ace2a581ac766eef"/>
+    <w:bookmarkEnd w:id="40"/>
+    <w:bookmarkEnd w:id="41"/>
+    <w:bookmarkStart w:id="48" w:name="Xe588ac3521b1fb8b4cb5e84ace2a581ac766eef"/>
     <w:p>
       <w:pPr>
         <w:pStyle w:val="Heading1"/>
@@ -3597,7 +4067,7 @@
         <w:t xml:space="preserve">7. Justificación económica y optimización de costos</w:t>
       </w:r>
     </w:p>
-    <w:bookmarkStart w:id="40" w:name="X4b9e767322845a47294bc1db8f9c956c5e449e8"/>
+    <w:bookmarkStart w:id="44" w:name="X4b9e767322845a47294bc1db8f9c956c5e449e8"/>
     <w:p>
       <w:pPr>
         <w:pStyle w:val="Heading2"/>
@@ -3629,7 +4099,7 @@
         <w:t xml:space="preserve">regenera estas tablas al cambiar un supuesto.</w:t>
       </w:r>
     </w:p>
-    <w:bookmarkStart w:id="38" w:name="escenario-base-lectura-cada-30-min"/>
+    <w:bookmarkStart w:id="42" w:name="escenario-base-lectura-cada-30-min"/>
     <w:p>
       <w:pPr>
         <w:pStyle w:val="Heading3"/>
@@ -4368,8 +4838,8 @@
         </w:tc>
       </w:tr>
     </w:tbl>
-    <w:bookmarkEnd w:id="38"/>
-    <w:bookmarkStart w:id="39" w:name="Xa9c18dc3cc4972546d113df84305e90363da2e3"/>
+    <w:bookmarkEnd w:id="42"/>
+    <w:bookmarkStart w:id="43" w:name="Xa9c18dc3cc4972546d113df84305e90363da2e3"/>
     <w:p>
       <w:pPr>
         <w:pStyle w:val="Heading3"/>
@@ -5108,9 +5578,9 @@
         </w:tc>
       </w:tr>
     </w:tbl>
-    <w:bookmarkEnd w:id="39"/>
-    <w:bookmarkEnd w:id="40"/>
-    <w:bookmarkStart w:id="41" w:name="lectura-de-las-cifras"/>
+    <w:bookmarkEnd w:id="43"/>
+    <w:bookmarkEnd w:id="44"/>
+    <w:bookmarkStart w:id="45" w:name="lectura-de-las-cifras"/>
     <w:p>
       <w:pPr>
         <w:pStyle w:val="Heading2"/>
@@ -5182,8 +5652,8 @@
         <w:t xml:space="preserve">, por servir 9 M de usuarios con latencia de milisegundos; si la app tolera segundos, puede sustituirse por BigQuery con BI Engine y el total baja ~40 %.</w:t>
       </w:r>
     </w:p>
-    <w:bookmarkEnd w:id="41"/>
-    <w:bookmarkStart w:id="42" w:name="palancas-de-optimización-aplicadas"/>
+    <w:bookmarkEnd w:id="45"/>
+    <w:bookmarkStart w:id="46" w:name="palancas-de-optimización-aplicadas"/>
     <w:p>
       <w:pPr>
         <w:pStyle w:val="Heading2"/>
@@ -5399,8 +5869,8 @@
         </w:tc>
       </w:tr>
     </w:tbl>
-    <w:bookmarkEnd w:id="42"/>
-    <w:bookmarkStart w:id="43" w:name="valor-para-el-negocio"/>
+    <w:bookmarkEnd w:id="46"/>
+    <w:bookmarkStart w:id="47" w:name="valor-para-el-negocio"/>
     <w:p>
       <w:pPr>
         <w:pStyle w:val="Heading2"/>
@@ -5475,9 +5945,9 @@
         <w:t xml:space="preserve">Se reportará en Looker Studio como (costo de plataforma + compras de emergencia evitadas) / kWh distribuido, por zona y mes.</w:t>
       </w:r>
     </w:p>
-    <w:bookmarkEnd w:id="43"/>
-    <w:bookmarkEnd w:id="44"/>
-    <w:bookmarkStart w:id="48" w:name="Xd9a7a9e19942aaec592af67dda9c969670bacca"/>
+    <w:bookmarkEnd w:id="47"/>
+    <w:bookmarkEnd w:id="48"/>
+    <w:bookmarkStart w:id="52" w:name="Xd9a7a9e19942aaec592af67dda9c969670bacca"/>
     <w:p>
       <w:pPr>
         <w:pStyle w:val="Heading1"/>
@@ -5486,7 +5956,7 @@
         <w:t xml:space="preserve">8. Plan de recuperación y alta disponibilidad (DRP/HA)</w:t>
       </w:r>
     </w:p>
-    <w:bookmarkStart w:id="45" w:name="objetivos-por-nivel-de-servicio"/>
+    <w:bookmarkStart w:id="49" w:name="objetivos-por-nivel-de-servicio"/>
     <w:p>
       <w:pPr>
         <w:pStyle w:val="Heading2"/>
@@ -5686,8 +6156,8 @@
         </w:tc>
       </w:tr>
     </w:tbl>
-    <w:bookmarkEnd w:id="45"/>
-    <w:bookmarkStart w:id="46" w:name="componentes-fallas-y-mitigación"/>
+    <w:bookmarkEnd w:id="49"/>
+    <w:bookmarkStart w:id="50" w:name="componentes-fallas-y-mitigación"/>
     <w:p>
       <w:pPr>
         <w:pStyle w:val="Heading2"/>
@@ -6184,8 +6654,8 @@
         </w:tc>
       </w:tr>
     </w:tbl>
-    <w:bookmarkEnd w:id="46"/>
-    <w:bookmarkStart w:id="47" w:name="runbook-resumido-ante-caída-regional"/>
+    <w:bookmarkEnd w:id="50"/>
+    <w:bookmarkStart w:id="51" w:name="runbook-resumido-ante-caída-regional"/>
     <w:p>
       <w:pPr>
         <w:pStyle w:val="Heading2"/>
@@ -6283,9 +6753,9 @@
         <w:t xml:space="preserve">).</w:t>
       </w:r>
     </w:p>
-    <w:bookmarkEnd w:id="47"/>
-    <w:bookmarkEnd w:id="48"/>
-    <w:bookmarkStart w:id="49" w:name="seguridad-y-gobernanza"/>
+    <w:bookmarkEnd w:id="51"/>
+    <w:bookmarkEnd w:id="52"/>
+    <w:bookmarkStart w:id="53" w:name="seguridad-y-gobernanza"/>
     <w:p>
       <w:pPr>
         <w:pStyle w:val="Heading1"/>
@@ -6403,8 +6873,8 @@
         <w:t xml:space="preserve">Capas raw, silver y gold separadas; reglas de calidad versionadas; auditoría con Cloud Audit Logs.</w:t>
       </w:r>
     </w:p>
-    <w:bookmarkEnd w:id="49"/>
-    <w:bookmarkStart w:id="50" w:name="supuestos-y-fuera-de-alcance"/>
+    <w:bookmarkEnd w:id="53"/>
+    <w:bookmarkStart w:id="54" w:name="supuestos-y-fuera-de-alcance"/>
     <w:p>
       <w:pPr>
         <w:pStyle w:val="Heading1"/>
@@ -6464,8 +6934,8 @@
         <w:t xml:space="preserve">facturación real, integración con los sistemas de las 12 distribuidoras, control físico de termostatos y baterías, y el front-end (adjudicado en otra RFP).</w:t>
       </w:r>
     </w:p>
-    <w:bookmarkEnd w:id="50"/>
-    <w:bookmarkStart w:id="51" w:name="próximos-pasos"/>
+    <w:bookmarkEnd w:id="54"/>
+    <w:bookmarkStart w:id="55" w:name="próximos-pasos"/>
     <w:p>
       <w:pPr>
         <w:pStyle w:val="Heading1"/>
@@ -6595,8 +7065,8 @@
         </w:tc>
       </w:tr>
     </w:tbl>
-    <w:bookmarkEnd w:id="51"/>
-    <w:bookmarkStart w:id="57" w:name="referencias"/>
+    <w:bookmarkEnd w:id="55"/>
+    <w:bookmarkStart w:id="61" w:name="referencias"/>
     <w:p>
       <w:pPr>
         <w:pStyle w:val="Heading1"/>
@@ -6631,7 +7101,7 @@
       <w:r>
         <w:t xml:space="preserve"> </w:t>
       </w:r>
-      <w:hyperlink r:id="rId52">
+      <w:hyperlink r:id="rId56">
         <w:r>
           <w:rPr>
             <w:rStyle w:val="Hyperlink"/>
@@ -6645,7 +7115,7 @@
       <w:r>
         <w:t xml:space="preserve"> </w:t>
       </w:r>
-      <w:hyperlink r:id="rId53">
+      <w:hyperlink r:id="rId57">
         <w:r>
           <w:rPr>
             <w:rStyle w:val="Hyperlink"/>
@@ -6659,7 +7129,7 @@
       <w:r>
         <w:t xml:space="preserve"> </w:t>
       </w:r>
-      <w:hyperlink r:id="rId54">
+      <w:hyperlink r:id="rId58">
         <w:r>
           <w:rPr>
             <w:rStyle w:val="Hyperlink"/>
@@ -6673,7 +7143,7 @@
       <w:r>
         <w:t xml:space="preserve"> </w:t>
       </w:r>
-      <w:hyperlink r:id="rId55">
+      <w:hyperlink r:id="rId59">
         <w:r>
           <w:rPr>
             <w:rStyle w:val="Hyperlink"/>
@@ -6687,7 +7157,7 @@
       <w:r>
         <w:t xml:space="preserve"> </w:t>
       </w:r>
-      <w:hyperlink r:id="rId56">
+      <w:hyperlink r:id="rId60">
         <w:r>
           <w:rPr>
             <w:rStyle w:val="Hyperlink"/>
@@ -6747,7 +7217,7 @@
         <w:t xml:space="preserve">).</w:t>
       </w:r>
     </w:p>
-    <w:bookmarkEnd w:id="57"/>
+    <w:bookmarkEnd w:id="61"/>
     <w:sectPr>
       <w:footnotePr>
         <w:numRestart w:val="eachSect"/>

--- a/docs/entrega1/sustentacion_entrega1.docx
+++ b/docs/entrega1/sustentacion_entrega1.docx
@@ -414,7 +414,7 @@
       <w:r>
         <w:drawing>
           <wp:inline>
-            <wp:extent cx="5334000" cy="2067593"/>
+            <wp:extent cx="5334000" cy="2063486"/>
             <wp:effectExtent b="0" l="0" r="0" t="0"/>
             <wp:docPr descr="Arquitectura de producción en cuatro capas" title="" id="22" name="Picture"/>
             <a:graphic>
@@ -435,7 +435,7 @@
                   <pic:spPr bwMode="auto">
                     <a:xfrm>
                       <a:off x="0" y="0"/>
-                      <a:ext cx="5334000" cy="2067593"/>
+                      <a:ext cx="5334000" cy="2063486"/>
                     </a:xfrm>
                     <a:prstGeom prst="rect">
                       <a:avLst/>
@@ -859,7 +859,7 @@
       <w:r>
         <w:drawing>
           <wp:inline>
-            <wp:extent cx="5334000" cy="765753"/>
+            <wp:extent cx="5334000" cy="609732"/>
             <wp:effectExtent b="0" l="0" r="0" t="0"/>
             <wp:docPr descr="Arquitectura Lambda y puntos de sincronización" title="" id="25" name="Picture"/>
             <a:graphic>
@@ -880,7 +880,7 @@
                   <pic:spPr bwMode="auto">
                     <a:xfrm>
                       <a:off x="0" y="0"/>
-                      <a:ext cx="5334000" cy="765753"/>
+                      <a:ext cx="5334000" cy="609732"/>
                     </a:xfrm>
                     <a:prstGeom prst="rect">
                       <a:avLst/>
@@ -905,6 +905,68 @@
       </w:pPr>
       <w:r>
         <w:t xml:space="preserve">Arquitectura Lambda y puntos de sincronización</w:t>
+      </w:r>
+    </w:p>
+    <w:p>
+      <w:pPr>
+        <w:pStyle w:val="BodyText"/>
+      </w:pPr>
+      <w:r>
+        <w:rPr>
+          <w:b/>
+          <w:bCs/>
+        </w:rPr>
+        <w:t xml:space="preserve">Sentido de los flujos:</w:t>
+      </w:r>
+      <w:r>
+        <w:t xml:space="preserve"> </w:t>
+      </w:r>
+      <w:r>
+        <w:t xml:space="preserve">los</w:t>
+      </w:r>
+      <w:r>
+        <w:t xml:space="preserve"> </w:t>
+      </w:r>
+      <w:r>
+        <w:rPr>
+          <w:b/>
+          <w:bCs/>
+        </w:rPr>
+        <w:t xml:space="preserve">datos</w:t>
+      </w:r>
+      <w:r>
+        <w:t xml:space="preserve"> </w:t>
+      </w:r>
+      <w:r>
+        <w:t xml:space="preserve">van del streaming al batch (cada lectura en vivo se copia a bronze y el batch la vuelve definitiva); del batch al streaming solo viajan</w:t>
+      </w:r>
+      <w:r>
+        <w:t xml:space="preserve"> </w:t>
+      </w:r>
+      <w:r>
+        <w:rPr>
+          <w:b/>
+          <w:bCs/>
+        </w:rPr>
+        <w:t xml:space="preserve">reglas</w:t>
+      </w:r>
+      <w:r>
+        <w:t xml:space="preserve"> </w:t>
+      </w:r>
+      <w:r>
+        <w:t xml:space="preserve">(perfiles y umbrales). El batch no escribe en</w:t>
+      </w:r>
+      <w:r>
+        <w:t xml:space="preserve"> </w:t>
+      </w:r>
+      <w:r>
+        <w:rPr>
+          <w:rStyle w:val="VerbatimChar"/>
+        </w:rPr>
+        <w:t xml:space="preserve">lumina_rt</w:t>
+      </w:r>
+      <w:r>
+        <w:t xml:space="preserve">: la precedencia del batch es una regla de las vistas.</w:t>
       </w:r>
     </w:p>
     <w:tbl>

--- a/docs/entrega1/sustentacion_entrega1.docx
+++ b/docs/entrega1/sustentacion_entrega1.docx
@@ -414,7 +414,7 @@
       <w:r>
         <w:drawing>
           <wp:inline>
-            <wp:extent cx="5334000" cy="2063486"/>
+            <wp:extent cx="5334000" cy="2387494"/>
             <wp:effectExtent b="0" l="0" r="0" t="0"/>
             <wp:docPr descr="Arquitectura de producción en cuatro capas" title="" id="22" name="Picture"/>
             <a:graphic>
@@ -435,7 +435,7 @@
                   <pic:spPr bwMode="auto">
                     <a:xfrm>
                       <a:off x="0" y="0"/>
-                      <a:ext cx="5334000" cy="2063486"/>
+                      <a:ext cx="5334000" cy="2387494"/>
                     </a:xfrm>
                     <a:prstGeom prst="rect">
                       <a:avLst/>
@@ -859,7 +859,7 @@
       <w:r>
         <w:drawing>
           <wp:inline>
-            <wp:extent cx="5334000" cy="609732"/>
+            <wp:extent cx="5334000" cy="1078437"/>
             <wp:effectExtent b="0" l="0" r="0" t="0"/>
             <wp:docPr descr="Arquitectura Lambda y puntos de sincronización" title="" id="25" name="Picture"/>
             <a:graphic>
@@ -880,7 +880,7 @@
                   <pic:spPr bwMode="auto">
                     <a:xfrm>
                       <a:off x="0" y="0"/>
-                      <a:ext cx="5334000" cy="609732"/>
+                      <a:ext cx="5334000" cy="1078437"/>
                     </a:xfrm>
                     <a:prstGeom prst="rect">
                       <a:avLst/>
@@ -1049,7 +1049,16 @@
               <w:pStyle w:val="Compact"/>
             </w:pPr>
             <w:r>
-              <w:t xml:space="preserve">Kafka Connect copia cada evento a bronze; el batch nocturno la procesa</w:t>
+              <w:t xml:space="preserve">El job de streaming guarda cada lectura en bronze (además de evaluarla); el batch nocturno la consolida en</w:t>
+            </w:r>
+            <w:r>
+              <w:t xml:space="preserve"> </w:t>
+            </w:r>
+            <w:r>
+              <w:rPr>
+                <w:rStyle w:val="VerbatimChar"/>
+              </w:rPr>
+              <w:t xml:space="preserve">curated</w:t>
             </w:r>
           </w:p>
         </w:tc>

--- a/docs/entrega1/sustentacion_entrega1.docx
+++ b/docs/entrega1/sustentacion_entrega1.docx
@@ -65,7 +65,15 @@
         <w:pStyle w:val="BlockText"/>
       </w:pPr>
       <w:r>
-        <w:t xml:space="preserve">Documento elaborado con asistencia de IA generativa (Claude). Las cifras de costo usan precios de lista de Google Cloud (us-central1, octubre de 2026) y deben validarse con la Google Cloud Pricing Calculator; las decisiones técnicas, con el docente.</w:t>
+        <w:t xml:space="preserve">Documento elaborado con asistencia de IA generativa (Claude). Las cifras de costo usan precios de lista de Google Cloud (región us-central1, octubre de 2026) y deben validarse con la Google Cloud Pricing Calculator; las decisiones técnicas, con el docente.</w:t>
+      </w:r>
+    </w:p>
+    <w:p>
+      <w:pPr>
+        <w:pStyle w:val="BlockText"/>
+      </w:pPr>
+      <w:r>
+        <w:t xml:space="preserve">Cada término técnico y cada sigla se explican la primera vez que aparecen. El Glosario (§ 12) los reúne todos.</w:t>
       </w:r>
     </w:p>
     <w:bookmarkStart w:id="20" w:name="resumen-ejecutivo"/>
@@ -82,23 +90,170 @@
         <w:pStyle w:val="FirstParagraph"/>
       </w:pPr>
       <w:r>
-        <w:t xml:space="preserve">Lumina Energía necesita convertir las lecturas de 8 millones de medidores inteligentes, hoy usadas solo para facturar, en decisiones de red en tiempo real, planes diarios de demanda, informes operativos y mantenimiento predictivo. Proponemos un</w:t>
-      </w:r>
-      <w:r>
-        <w:t xml:space="preserve"> </w:t>
-      </w:r>
+        <w:t xml:space="preserve">Lumina Energía necesita convertir las lecturas de 8 millones de medidores inteligentes, que hoy solo se usan para facturar, en cuatro capacidades:</w:t>
+      </w:r>
+    </w:p>
+    <w:p>
+      <w:pPr>
+        <w:pStyle w:val="Compact"/>
+        <w:numPr>
+          <w:ilvl w:val="0"/>
+          <w:numId w:val="1001"/>
+        </w:numPr>
+      </w:pPr>
+      <w:r>
+        <w:t xml:space="preserve">decisiones de red en tiempo real;</w:t>
+      </w:r>
+    </w:p>
+    <w:p>
+      <w:pPr>
+        <w:pStyle w:val="Compact"/>
+        <w:numPr>
+          <w:ilvl w:val="0"/>
+          <w:numId w:val="1001"/>
+        </w:numPr>
+      </w:pPr>
+      <w:r>
+        <w:t xml:space="preserve">planes diarios de demanda;</w:t>
+      </w:r>
+    </w:p>
+    <w:p>
+      <w:pPr>
+        <w:pStyle w:val="Compact"/>
+        <w:numPr>
+          <w:ilvl w:val="0"/>
+          <w:numId w:val="1001"/>
+        </w:numPr>
+      </w:pPr>
+      <w:r>
+        <w:t xml:space="preserve">informes operativos;</w:t>
+      </w:r>
+    </w:p>
+    <w:p>
+      <w:pPr>
+        <w:pStyle w:val="Compact"/>
+        <w:numPr>
+          <w:ilvl w:val="0"/>
+          <w:numId w:val="1001"/>
+        </w:numPr>
+      </w:pPr>
       <w:r>
         <w:rPr>
           <w:b/>
           <w:bCs/>
         </w:rPr>
-        <w:t xml:space="preserve">lakehouse en Google Cloud con APIs de código abierto</w:t>
-      </w:r>
-      <w:r>
-        <w:t xml:space="preserve"> </w:t>
-      </w:r>
-      <w:r>
-        <w:t xml:space="preserve">(Kafka, Spark, Airflow, Parquet) sobre servicios gestionados, con BigQuery como data warehouse y Bigtable para servir la app.</w:t>
+        <w:t xml:space="preserve">mantenimiento predictivo</w:t>
+      </w:r>
+      <w:r>
+        <w:t xml:space="preserve">, es decir, anticipar fallas de medidores y equipos antes de que ocurran.</w:t>
+      </w:r>
+    </w:p>
+    <w:p>
+      <w:pPr>
+        <w:pStyle w:val="FirstParagraph"/>
+      </w:pPr>
+      <w:r>
+        <w:t xml:space="preserve">Proponemos un</w:t>
+      </w:r>
+      <w:r>
+        <w:t xml:space="preserve"> </w:t>
+      </w:r>
+      <w:r>
+        <w:rPr>
+          <w:b/>
+          <w:bCs/>
+        </w:rPr>
+        <w:t xml:space="preserve">lakehouse</w:t>
+      </w:r>
+      <w:r>
+        <w:t xml:space="preserve"> </w:t>
+      </w:r>
+      <w:r>
+        <w:t xml:space="preserve">en Google Cloud, que combina dos tipos de almacén:</w:t>
+      </w:r>
+    </w:p>
+    <w:p>
+      <w:pPr>
+        <w:pStyle w:val="Compact"/>
+        <w:numPr>
+          <w:ilvl w:val="0"/>
+          <w:numId w:val="1002"/>
+        </w:numPr>
+      </w:pPr>
+      <w:r>
+        <w:t xml:space="preserve">un</w:t>
+      </w:r>
+      <w:r>
+        <w:t xml:space="preserve"> </w:t>
+      </w:r>
+      <w:r>
+        <w:rPr>
+          <w:i/>
+          <w:iCs/>
+        </w:rPr>
+        <w:t xml:space="preserve">data lake</w:t>
+      </w:r>
+      <w:r>
+        <w:t xml:space="preserve">, un almacén de archivos barato que guarda todos los datos, crudos y limpios;</w:t>
+      </w:r>
+    </w:p>
+    <w:p>
+      <w:pPr>
+        <w:pStyle w:val="Compact"/>
+        <w:numPr>
+          <w:ilvl w:val="0"/>
+          <w:numId w:val="1002"/>
+        </w:numPr>
+      </w:pPr>
+      <w:r>
+        <w:t xml:space="preserve">un</w:t>
+      </w:r>
+      <w:r>
+        <w:t xml:space="preserve"> </w:t>
+      </w:r>
+      <w:r>
+        <w:rPr>
+          <w:i/>
+          <w:iCs/>
+        </w:rPr>
+        <w:t xml:space="preserve">data warehouse</w:t>
+      </w:r>
+      <w:r>
+        <w:t xml:space="preserve">, una base de datos analítica para consultas rápidas en SQL. Aquí es BigQuery.</w:t>
+      </w:r>
+    </w:p>
+    <w:p>
+      <w:pPr>
+        <w:pStyle w:val="FirstParagraph"/>
+      </w:pPr>
+      <w:r>
+        <w:t xml:space="preserve">Las piezas usan</w:t>
+      </w:r>
+      <w:r>
+        <w:t xml:space="preserve"> </w:t>
+      </w:r>
+      <w:r>
+        <w:rPr>
+          <w:b/>
+          <w:bCs/>
+        </w:rPr>
+        <w:t xml:space="preserve">APIs de código abierto</w:t>
+      </w:r>
+      <w:r>
+        <w:t xml:space="preserve">: Kafka, Spark, Airflow y el formato Parquet, descritos más abajo en la arquitectura. Una API (interfaz de programación) es la forma en que un programa se comunica con otro; si es abierta, el mismo código funciona con otro proveedor. Las piezas corren como</w:t>
+      </w:r>
+      <w:r>
+        <w:t xml:space="preserve"> </w:t>
+      </w:r>
+      <w:r>
+        <w:rPr>
+          <w:b/>
+          <w:bCs/>
+        </w:rPr>
+        <w:t xml:space="preserve">servicios gestionados</w:t>
+      </w:r>
+      <w:r>
+        <w:t xml:space="preserve">: Google opera los servidores y Lumina solo los usa.</w:t>
       </w:r>
     </w:p>
     <w:tbl>
@@ -159,7 +314,7 @@
               <w:pStyle w:val="Compact"/>
             </w:pPr>
             <w:r>
-              <w:t xml:space="preserve">Lecturas por día (8 M medidores, cada 30 min)</w:t>
+              <w:t xml:space="preserve">Lecturas por día (8 M medidores, una cada 30 min)</w:t>
             </w:r>
           </w:p>
         </w:tc>
@@ -194,7 +349,7 @@
               <w:pStyle w:val="Compact"/>
             </w:pPr>
             <w:r>
-              <w:t xml:space="preserve">Costo de plataforma, primer año, producción</w:t>
+              <w:t xml:space="preserve">Costo de la plataforma en producción, primer año</w:t>
             </w:r>
           </w:p>
         </w:tc>
@@ -216,55 +371,71 @@
               <w:pStyle w:val="Compact"/>
             </w:pPr>
             <w:r>
-              <w:t xml:space="preserve">Calculadora (§ 6)</w:t>
-            </w:r>
-          </w:p>
-        </w:tc>
-      </w:tr>
-      <w:tr>
-        <w:tc>
-          <w:tcPr/>
-          <w:p>
-            <w:pPr>
-              <w:pStyle w:val="Compact"/>
-            </w:pPr>
-            <w:r>
-              <w:t xml:space="preserve">Escenario de lectura cada 1 min</w:t>
-            </w:r>
-          </w:p>
-        </w:tc>
-        <w:tc>
-          <w:tcPr/>
-          <w:p>
-            <w:pPr>
-              <w:pStyle w:val="Compact"/>
-            </w:pPr>
-            <w:r>
-              <w:t xml:space="preserve">≈ US$157 k/año, el costo por lectura baja 5.6×</w:t>
-            </w:r>
-          </w:p>
-        </w:tc>
-        <w:tc>
-          <w:tcPr/>
-          <w:p>
-            <w:pPr>
-              <w:pStyle w:val="Compact"/>
-            </w:pPr>
-            <w:r>
-              <w:t xml:space="preserve">Calculadora (§ 6)</w:t>
-            </w:r>
-          </w:p>
-        </w:tc>
-      </w:tr>
-      <w:tr>
-        <w:tc>
-          <w:tcPr/>
-          <w:p>
-            <w:pPr>
-              <w:pStyle w:val="Compact"/>
-            </w:pPr>
-            <w:r>
-              <w:t xml:space="preserve">Carga en hora punta (17–21 h) sobre el promedio diario</w:t>
+              <w:t xml:space="preserve">Calculadora (§ 7)</w:t>
+            </w:r>
+          </w:p>
+        </w:tc>
+      </w:tr>
+      <w:tr>
+        <w:tc>
+          <w:tcPr/>
+          <w:p>
+            <w:pPr>
+              <w:pStyle w:val="Compact"/>
+            </w:pPr>
+            <w:r>
+              <w:t xml:space="preserve">Escenario con una lectura por minuto</w:t>
+            </w:r>
+          </w:p>
+        </w:tc>
+        <w:tc>
+          <w:tcPr/>
+          <w:p>
+            <w:pPr>
+              <w:pStyle w:val="Compact"/>
+            </w:pPr>
+            <w:r>
+              <w:t xml:space="preserve">≈ US$157 k/año; el costo por lectura baja 5.6×</w:t>
+            </w:r>
+          </w:p>
+        </w:tc>
+        <w:tc>
+          <w:tcPr/>
+          <w:p>
+            <w:pPr>
+              <w:pStyle w:val="Compact"/>
+            </w:pPr>
+            <w:r>
+              <w:t xml:space="preserve">Calculadora (§ 7)</w:t>
+            </w:r>
+          </w:p>
+        </w:tc>
+      </w:tr>
+      <w:tr>
+        <w:tc>
+          <w:tcPr/>
+          <w:p>
+            <w:pPr>
+              <w:pStyle w:val="Compact"/>
+            </w:pPr>
+            <w:r>
+              <w:t xml:space="preserve">Carga en</w:t>
+            </w:r>
+            <w:r>
+              <w:t xml:space="preserve"> </w:t>
+            </w:r>
+            <w:r>
+              <w:rPr>
+                <w:b/>
+                <w:bCs/>
+              </w:rPr>
+              <w:t xml:space="preserve">hora punta</w:t>
+            </w:r>
+            <w:r>
+              <w:t xml:space="preserve"> </w:t>
+            </w:r>
+            <w:r>
+              <w:t xml:space="preserve">(17–21 h, cuando más energía se consume) sobre el promedio diario</w:t>
             </w:r>
           </w:p>
         </w:tc>
@@ -334,6 +505,169 @@
               <w:pStyle w:val="Compact"/>
             </w:pPr>
             <w:r>
+              <w:t xml:space="preserve">Ahorro de la</w:t>
+            </w:r>
+            <w:r>
+              <w:t xml:space="preserve"> </w:t>
+            </w:r>
+            <w:r>
+              <w:rPr>
+                <w:b/>
+                <w:bCs/>
+              </w:rPr>
+              <w:t xml:space="preserve">tarifa dinámica</w:t>
+            </w:r>
+            <w:r>
+              <w:t xml:space="preserve"> </w:t>
+            </w:r>
+            <w:r>
+              <w:t xml:space="preserve">frente a la</w:t>
+            </w:r>
+            <w:r>
+              <w:t xml:space="preserve"> </w:t>
+            </w:r>
+            <w:r>
+              <w:rPr>
+                <w:b/>
+                <w:bCs/>
+              </w:rPr>
+              <w:t xml:space="preserve">tarifa plana</w:t>
+            </w:r>
+            <w:r>
+              <w:t xml:space="preserve"> </w:t>
+            </w:r>
+            <w:r>
+              <w:t xml:space="preserve">en 2013 (ver definiciones abajo)</w:t>
+            </w:r>
+          </w:p>
+        </w:tc>
+        <w:tc>
+          <w:tcPr/>
+          <w:p>
+            <w:pPr>
+              <w:pStyle w:val="Compact"/>
+            </w:pPr>
+            <w:r>
+              <w:t xml:space="preserve">−2.74 %; ahorra el 86 % de los hogares con tarifa dinámica</w:t>
+            </w:r>
+          </w:p>
+        </w:tc>
+        <w:tc>
+          <w:tcPr/>
+          <w:p>
+            <w:pPr>
+              <w:pStyle w:val="Compact"/>
+            </w:pPr>
+            <w:r>
+              <w:t xml:space="preserve">Calendario oficial de precios 2013 + consumo real</w:t>
+            </w:r>
+          </w:p>
+        </w:tc>
+      </w:tr>
+      <w:tr>
+        <w:tc>
+          <w:tcPr/>
+          <w:p>
+            <w:pPr>
+              <w:pStyle w:val="Compact"/>
+            </w:pPr>
+            <w:r>
+              <w:t xml:space="preserve">Recorte del consumo durante los eventos de precio Alto, frente al</w:t>
+            </w:r>
+            <w:r>
+              <w:t xml:space="preserve"> </w:t>
+            </w:r>
+            <w:r>
+              <w:rPr>
+                <w:b/>
+                <w:bCs/>
+              </w:rPr>
+              <w:t xml:space="preserve">grupo de control</w:t>
+            </w:r>
+          </w:p>
+        </w:tc>
+        <w:tc>
+          <w:tcPr/>
+          <w:p>
+            <w:pPr>
+              <w:pStyle w:val="Compact"/>
+            </w:pPr>
+            <w:r>
+              <w:t xml:space="preserve">−5.6 %</w:t>
+            </w:r>
+          </w:p>
+        </w:tc>
+        <w:tc>
+          <w:tcPr/>
+          <w:p>
+            <w:pPr>
+              <w:pStyle w:val="Compact"/>
+            </w:pPr>
+            <w:r>
+              <w:t xml:space="preserve">Calendario oficial de precios 2013 + consumo real</w:t>
+            </w:r>
+          </w:p>
+        </w:tc>
+      </w:tr>
+      <w:tr>
+        <w:tc>
+          <w:tcPr/>
+          <w:p>
+            <w:pPr>
+              <w:pStyle w:val="Compact"/>
+            </w:pPr>
+            <w:r>
+              <w:t xml:space="preserve">Error del</w:t>
+            </w:r>
+            <w:r>
+              <w:t xml:space="preserve"> </w:t>
+            </w:r>
+            <w:r>
+              <w:rPr>
+                <w:b/>
+                <w:bCs/>
+              </w:rPr>
+              <w:t xml:space="preserve">pronóstico D+1</w:t>
+            </w:r>
+            <w:r>
+              <w:t xml:space="preserve"> </w:t>
+            </w:r>
+            <w:r>
+              <w:t xml:space="preserve">(del día siguiente) de la carga por zona, en meses que el modelo no vio al entrenar (enero–febrero de 2014)</w:t>
+            </w:r>
+          </w:p>
+        </w:tc>
+        <w:tc>
+          <w:tcPr/>
+          <w:p>
+            <w:pPr>
+              <w:pStyle w:val="Compact"/>
+            </w:pPr>
+            <w:r>
+              <w:t xml:space="preserve">4.4 % de error porcentual medio, frente a 6.9 % de suponer que mañana será igual que hoy</w:t>
+            </w:r>
+          </w:p>
+        </w:tc>
+        <w:tc>
+          <w:tcPr/>
+          <w:p>
+            <w:pPr>
+              <w:pStyle w:val="Compact"/>
+            </w:pPr>
+            <w:r>
+              <w:t xml:space="preserve">BigQuery ML</w:t>
+            </w:r>
+          </w:p>
+        </w:tc>
+      </w:tr>
+      <w:tr>
+        <w:tc>
+          <w:tcPr/>
+          <w:p>
+            <w:pPr>
+              <w:pStyle w:val="Compact"/>
+            </w:pPr>
+            <w:r>
               <w:t xml:space="preserve">Prototipo implementado: lecturas procesadas y validadas</w:t>
             </w:r>
           </w:p>
@@ -345,18 +679,18 @@
               <w:pStyle w:val="Compact"/>
             </w:pPr>
             <w:r>
-              <w:t xml:space="preserve">167.8 M, coincidencia exacta con la fuente</w:t>
-            </w:r>
-          </w:p>
-        </w:tc>
-        <w:tc>
-          <w:tcPr/>
-          <w:p>
-            <w:pPr>
-              <w:pStyle w:val="Compact"/>
-            </w:pPr>
-            <w:r>
-              <w:t xml:space="preserve">Fase 2</w:t>
+              <w:t xml:space="preserve">167.8 M; coinciden exactamente con la fuente</w:t>
+            </w:r>
+          </w:p>
+        </w:tc>
+        <w:tc>
+          <w:tcPr/>
+          <w:p>
+            <w:pPr>
+              <w:pStyle w:val="Compact"/>
+            </w:pPr>
+            <w:r>
+              <w:t xml:space="preserve">Prototipo, Fase 2</w:t>
             </w:r>
           </w:p>
         </w:tc>
@@ -380,7 +714,7 @@
               <w:pStyle w:val="Compact"/>
             </w:pPr>
             <w:r>
-              <w:t xml:space="preserve">≈ US$1 de US$300</w:t>
+              <w:t xml:space="preserve">≈ US$1.7 de un tope de US$300</w:t>
             </w:r>
           </w:p>
         </w:tc>
@@ -397,6 +731,117 @@
         </w:tc>
       </w:tr>
     </w:tbl>
+    <w:p>
+      <w:pPr>
+        <w:pStyle w:val="BodyText"/>
+      </w:pPr>
+      <w:r>
+        <w:rPr>
+          <w:b/>
+          <w:bCs/>
+        </w:rPr>
+        <w:t xml:space="preserve">Tarifas.</w:t>
+      </w:r>
+      <w:r>
+        <w:t xml:space="preserve"> </w:t>
+      </w:r>
+      <w:r>
+        <w:t xml:space="preserve">Con la</w:t>
+      </w:r>
+      <w:r>
+        <w:t xml:space="preserve"> </w:t>
+      </w:r>
+      <w:r>
+        <w:rPr>
+          <w:b/>
+          <w:bCs/>
+        </w:rPr>
+        <w:t xml:space="preserve">tarifa plana</w:t>
+      </w:r>
+      <w:r>
+        <w:t xml:space="preserve"> </w:t>
+      </w:r>
+      <w:r>
+        <w:t xml:space="preserve">(en los datos,</w:t>
+      </w:r>
+      <w:r>
+        <w:t xml:space="preserve"> </w:t>
+      </w:r>
+      <w:r>
+        <w:rPr>
+          <w:rStyle w:val="VerbatimChar"/>
+        </w:rPr>
+        <w:t xml:space="preserve">Std</w:t>
+      </w:r>
+      <w:r>
+        <w:t xml:space="preserve">, estándar), el kWh cuesta lo mismo a toda hora. Con la</w:t>
+      </w:r>
+      <w:r>
+        <w:t xml:space="preserve"> </w:t>
+      </w:r>
+      <w:r>
+        <w:rPr>
+          <w:b/>
+          <w:bCs/>
+        </w:rPr>
+        <w:t xml:space="preserve">tarifa dinámica</w:t>
+      </w:r>
+      <w:r>
+        <w:t xml:space="preserve">, el precio de cada media hora es Alto, Normal o Bajo y se anuncia un día antes. En los datos se llama</w:t>
+      </w:r>
+      <w:r>
+        <w:t xml:space="preserve"> </w:t>
+      </w:r>
+      <w:r>
+        <w:rPr>
+          <w:b/>
+          <w:bCs/>
+        </w:rPr>
+        <w:t xml:space="preserve">ToU</w:t>
+      </w:r>
+      <w:r>
+        <w:t xml:space="preserve"> </w:t>
+      </w:r>
+      <w:r>
+        <w:t xml:space="preserve">(</w:t>
+      </w:r>
+      <w:r>
+        <w:rPr>
+          <w:i/>
+          <w:iCs/>
+        </w:rPr>
+        <w:t xml:space="preserve">Time of Use</w:t>
+      </w:r>
+      <w:r>
+        <w:t xml:space="preserve">, tarifa por franja horaria), y su variante dinámica de 2013,</w:t>
+      </w:r>
+      <w:r>
+        <w:t xml:space="preserve"> </w:t>
+      </w:r>
+      <w:r>
+        <w:rPr>
+          <w:b/>
+          <w:bCs/>
+        </w:rPr>
+        <w:t xml:space="preserve">dToU</w:t>
+      </w:r>
+      <w:r>
+        <w:t xml:space="preserve">. En 2013, unos 1,100 hogares de Londres probaron la tarifa dinámica y el resto siguió con la plana. Esos hogares con tarifa plana son el</w:t>
+      </w:r>
+      <w:r>
+        <w:t xml:space="preserve"> </w:t>
+      </w:r>
+      <w:r>
+        <w:rPr>
+          <w:b/>
+          <w:bCs/>
+        </w:rPr>
+        <w:t xml:space="preserve">grupo de control</w:t>
+      </w:r>
+      <w:r>
+        <w:t xml:space="preserve">: muestran cómo se consume sin señales de precio.</w:t>
+      </w:r>
+    </w:p>
     <w:bookmarkEnd w:id="20"/>
     <w:bookmarkStart w:id="29" w:name="arquitectura-end-to-end"/>
     <w:p>
@@ -409,12 +854,136 @@
     </w:p>
     <w:p>
       <w:pPr>
+        <w:pStyle w:val="FirstParagraph"/>
+      </w:pPr>
+      <w:r>
+        <w:t xml:space="preserve">Dos formas de procesar datos atraviesan todo el documento:</w:t>
+      </w:r>
+    </w:p>
+    <w:p>
+      <w:pPr>
+        <w:pStyle w:val="Compact"/>
+        <w:numPr>
+          <w:ilvl w:val="0"/>
+          <w:numId w:val="1003"/>
+        </w:numPr>
+      </w:pPr>
+      <w:r>
+        <w:rPr>
+          <w:b/>
+          <w:bCs/>
+        </w:rPr>
+        <w:t xml:space="preserve">Batch</w:t>
+      </w:r>
+      <w:r>
+        <w:t xml:space="preserve"> </w:t>
+      </w:r>
+      <w:r>
+        <w:t xml:space="preserve">(por lotes): se procesa un bloque grande de datos de una vez, por ejemplo todas las lecturas del día, cada noche. Es barato y exacto, pero el resultado llega horas después.</w:t>
+      </w:r>
+    </w:p>
+    <w:p>
+      <w:pPr>
+        <w:pStyle w:val="Compact"/>
+        <w:numPr>
+          <w:ilvl w:val="0"/>
+          <w:numId w:val="1003"/>
+        </w:numPr>
+      </w:pPr>
+      <w:r>
+        <w:rPr>
+          <w:b/>
+          <w:bCs/>
+        </w:rPr>
+        <w:t xml:space="preserve">Streaming</w:t>
+      </w:r>
+      <w:r>
+        <w:t xml:space="preserve"> </w:t>
+      </w:r>
+      <w:r>
+        <w:t xml:space="preserve">(en flujo): cada dato se procesa apenas llega, en segundos. Permite reaccionar en el momento, pero cada dato se evalúa con poco contexto.</w:t>
+      </w:r>
+    </w:p>
+    <w:p>
+      <w:pPr>
+        <w:pStyle w:val="FirstParagraph"/>
+      </w:pPr>
+      <w:r>
+        <w:t xml:space="preserve">La arquitectura se organiza en cuatro capas:</w:t>
+      </w:r>
+      <w:r>
+        <w:t xml:space="preserve"> </w:t>
+      </w:r>
+      <w:r>
+        <w:rPr>
+          <w:b/>
+          <w:bCs/>
+        </w:rPr>
+        <w:t xml:space="preserve">ingesta</w:t>
+      </w:r>
+      <w:r>
+        <w:t xml:space="preserve"> </w:t>
+      </w:r>
+      <w:r>
+        <w:t xml:space="preserve">(recibir los datos),</w:t>
+      </w:r>
+      <w:r>
+        <w:t xml:space="preserve"> </w:t>
+      </w:r>
+      <w:r>
+        <w:rPr>
+          <w:b/>
+          <w:bCs/>
+        </w:rPr>
+        <w:t xml:space="preserve">cómputo</w:t>
+      </w:r>
+      <w:r>
+        <w:t xml:space="preserve"> </w:t>
+      </w:r>
+      <w:r>
+        <w:t xml:space="preserve">(procesarlos),</w:t>
+      </w:r>
+      <w:r>
+        <w:t xml:space="preserve"> </w:t>
+      </w:r>
+      <w:r>
+        <w:rPr>
+          <w:b/>
+          <w:bCs/>
+        </w:rPr>
+        <w:t xml:space="preserve">almacenamiento</w:t>
+      </w:r>
+      <w:r>
+        <w:t xml:space="preserve"> </w:t>
+      </w:r>
+      <w:r>
+        <w:t xml:space="preserve">(guardarlos) y</w:t>
+      </w:r>
+      <w:r>
+        <w:t xml:space="preserve"> </w:t>
+      </w:r>
+      <w:r>
+        <w:rPr>
+          <w:b/>
+          <w:bCs/>
+        </w:rPr>
+        <w:t xml:space="preserve">exposición</w:t>
+      </w:r>
+      <w:r>
+        <w:t xml:space="preserve"> </w:t>
+      </w:r>
+      <w:r>
+        <w:t xml:space="preserve">(entregarlos a personas y sistemas).</w:t>
+      </w:r>
+    </w:p>
+    <w:p>
+      <w:pPr>
         <w:pStyle w:val="CaptionedFigure"/>
       </w:pPr>
       <w:r>
         <w:drawing>
           <wp:inline>
-            <wp:extent cx="5334000" cy="2387494"/>
+            <wp:extent cx="5334000" cy="2836376"/>
             <wp:effectExtent b="0" l="0" r="0" t="0"/>
             <wp:docPr descr="Arquitectura de producción en cuatro capas" title="" id="22" name="Picture"/>
             <a:graphic>
@@ -435,7 +1004,7 @@
                   <pic:spPr bwMode="auto">
                     <a:xfrm>
                       <a:off x="0" y="0"/>
-                      <a:ext cx="5334000" cy="2387494"/>
+                      <a:ext cx="5334000" cy="2836376"/>
                     </a:xfrm>
                     <a:prstGeom prst="rect">
                       <a:avLst/>
@@ -546,7 +1115,7 @@
               <w:pStyle w:val="Compact"/>
             </w:pPr>
             <w:r>
-              <w:t xml:space="preserve">Recibir lecturas, demanda de red y eventos de tarifa como flujo; traer clima y maestros por lotes</w:t>
+              <w:t xml:space="preserve">Recibir como flujo las lecturas, la demanda de la red y los eventos de tarifa; traer por lotes el clima y los datos maestros</w:t>
             </w:r>
           </w:p>
         </w:tc>
@@ -574,18 +1143,31 @@
               <w:pStyle w:val="Compact"/>
             </w:pPr>
             <w:r>
-              <w:t xml:space="preserve">Spark Structured Streaming (24/7); Spark batch serverless (Managed Service for Apache Spark, ex Dataproc Serverless); BigQuery SQL/BQML</w:t>
-            </w:r>
-          </w:p>
-        </w:tc>
-        <w:tc>
-          <w:tcPr/>
-          <w:p>
-            <w:pPr>
-              <w:pStyle w:val="Compact"/>
-            </w:pPr>
-            <w:r>
-              <w:t xml:space="preserve">Detectar picos, anomalías y huecos en segundos; limpiar y modelar el histórico; pronosticar la demanda D+1</w:t>
+              <w:t xml:space="preserve">Spark Structured Streaming (24/7); Spark batch</w:t>
+            </w:r>
+            <w:r>
+              <w:t xml:space="preserve"> </w:t>
+            </w:r>
+            <w:r>
+              <w:rPr>
+                <w:i/>
+                <w:iCs/>
+              </w:rPr>
+              <w:t xml:space="preserve">serverless</w:t>
+            </w:r>
+            <w:r>
+              <w:t xml:space="preserve">; BigQuery SQL y BigQuery ML</w:t>
+            </w:r>
+          </w:p>
+        </w:tc>
+        <w:tc>
+          <w:tcPr/>
+          <w:p>
+            <w:pPr>
+              <w:pStyle w:val="Compact"/>
+            </w:pPr>
+            <w:r>
+              <w:t xml:space="preserve">Detectar picos, anomalías y medidores sin datos en segundos; limpiar y modelar el histórico; pronosticar la demanda D+1</w:t>
             </w:r>
           </w:p>
         </w:tc>
@@ -613,7 +1195,7 @@
               <w:pStyle w:val="Compact"/>
             </w:pPr>
             <w:r>
-              <w:t xml:space="preserve">Lakehouse en GCS (raw, silver, gold en Parquet); BigQuery</w:t>
+              <w:t xml:space="preserve">Lakehouse en GCS (capas raw, silver y gold en Parquet); BigQuery</w:t>
             </w:r>
             <w:r>
               <w:t xml:space="preserve"> </w:t>
@@ -654,7 +1236,7 @@
               <w:pStyle w:val="Compact"/>
             </w:pPr>
             <w:r>
-              <w:t xml:space="preserve">Fuente de verdad barata y abierta; warehouse analítico histórico y de lo reciente; serie de tiempo por medidor para la app</w:t>
+              <w:t xml:space="preserve">Fuente de verdad barata y abierta; warehouse analítico de la historia y de lo reciente; serie de tiempo por medidor para la app</w:t>
             </w:r>
           </w:p>
         </w:tc>
@@ -694,65 +1276,1152 @@
               <w:t xml:space="preserve">lumina_olap</w:t>
             </w:r>
             <w:r>
+              <w:t xml:space="preserve">; API REST en Cloud Run; Firebase (Authentication y Cloud Messaging); Looker Studio; tópico</w:t>
+            </w:r>
+            <w:r>
               <w:t xml:space="preserve"> </w:t>
             </w:r>
             <w:r>
-              <w:t xml:space="preserve">(unen historia y hoy); API REST/WebSocket en Cloud Run; Looker Studio; tópico</w:t>
+              <w:rPr>
+                <w:rStyle w:val="VerbatimChar"/>
+              </w:rPr>
+              <w:t xml:space="preserve">alerts.dr</w:t>
+            </w:r>
+          </w:p>
+        </w:tc>
+        <w:tc>
+          <w:tcPr/>
+          <w:p>
+            <w:pPr>
+              <w:pStyle w:val="Compact"/>
+            </w:pPr>
+            <w:r>
+              <w:t xml:space="preserve">Una sola vista de los datos para la app y los informes; inicio de sesión de clientes; avisos al celular; señales de respuesta a la demanda</w:t>
+            </w:r>
+          </w:p>
+        </w:tc>
+      </w:tr>
+      <w:tr>
+        <w:tc>
+          <w:tcPr/>
+          <w:p>
+            <w:pPr>
+              <w:pStyle w:val="Compact"/>
+            </w:pPr>
+            <w:r>
+              <w:t xml:space="preserve">Transversal</w:t>
+            </w:r>
+          </w:p>
+        </w:tc>
+        <w:tc>
+          <w:tcPr/>
+          <w:p>
+            <w:pPr>
+              <w:pStyle w:val="Compact"/>
+            </w:pPr>
+            <w:r>
+              <w:t xml:space="preserve">Airflow (Composer 3), IAM, Secret Manager,</w:t>
             </w:r>
             <w:r>
               <w:t xml:space="preserve"> </w:t>
             </w:r>
             <w:r>
               <w:rPr>
+                <w:i/>
+                <w:iCs/>
+              </w:rPr>
+              <w:t xml:space="preserve">policy tags</w:t>
+            </w:r>
+            <w:r>
+              <w:t xml:space="preserve">, Cloud Monitoring y Logging</w:t>
+            </w:r>
+          </w:p>
+        </w:tc>
+        <w:tc>
+          <w:tcPr/>
+          <w:p>
+            <w:pPr>
+              <w:pStyle w:val="Compact"/>
+            </w:pPr>
+            <w:r>
+              <w:t xml:space="preserve">Orquestación, seguridad, gobierno y observabilidad</w:t>
+            </w:r>
+          </w:p>
+        </w:tc>
+      </w:tr>
+    </w:tbl>
+    <w:p>
+      <w:pPr>
+        <w:pStyle w:val="BodyText"/>
+      </w:pPr>
+      <w:r>
+        <w:rPr>
+          <w:b/>
+          <w:bCs/>
+        </w:rPr>
+        <w:t xml:space="preserve">Qué es cada componente</w:t>
+      </w:r>
+    </w:p>
+    <w:tbl>
+      <w:tblPr>
+        <w:tblStyle w:val="Table"/>
+        <w:tblW w:type="pct" w:w="5000"/>
+        <w:tblLayout w:type="fixed"/>
+        <w:tblLook w:firstRow="1" w:lastRow="0" w:firstColumn="0" w:lastColumn="0" w:noHBand="0" w:noVBand="0" w:val="0020"/>
+      </w:tblPr>
+      <w:tblGrid>
+        <w:gridCol w:w="3960"/>
+        <w:gridCol w:w="3960"/>
+      </w:tblGrid>
+      <w:tr>
+        <w:trPr>
+          <w:tblHeader w:val="on"/>
+        </w:trPr>
+        <w:tc>
+          <w:tcPr/>
+          <w:p>
+            <w:pPr>
+              <w:pStyle w:val="Compact"/>
+            </w:pPr>
+            <w:r>
+              <w:t xml:space="preserve">Componente</w:t>
+            </w:r>
+          </w:p>
+        </w:tc>
+        <w:tc>
+          <w:tcPr/>
+          <w:p>
+            <w:pPr>
+              <w:pStyle w:val="Compact"/>
+            </w:pPr>
+            <w:r>
+              <w:t xml:space="preserve">Qué es</w:t>
+            </w:r>
+          </w:p>
+        </w:tc>
+      </w:tr>
+      <w:tr>
+        <w:tc>
+          <w:tcPr/>
+          <w:p>
+            <w:pPr>
+              <w:pStyle w:val="Compact"/>
+            </w:pPr>
+            <w:r>
+              <w:rPr>
+                <w:b/>
+                <w:bCs/>
+              </w:rPr>
+              <w:t xml:space="preserve">Apache Kafka</w:t>
+            </w:r>
+          </w:p>
+        </w:tc>
+        <w:tc>
+          <w:tcPr/>
+          <w:p>
+            <w:pPr>
+              <w:pStyle w:val="Compact"/>
+            </w:pPr>
+            <w:r>
+              <w:t xml:space="preserve">Sistema de mensajería: recibe eventos (aquí, lecturas) y los guarda en orden durante días para que otros programas los lean. Organiza los mensajes en</w:t>
+            </w:r>
+            <w:r>
+              <w:t xml:space="preserve"> </w:t>
+            </w:r>
+            <w:r>
+              <w:rPr>
+                <w:b/>
+                <w:bCs/>
+              </w:rPr>
+              <w:t xml:space="preserve">tópicos</w:t>
+            </w:r>
+            <w:r>
+              <w:t xml:space="preserve">, canales con nombre como</w:t>
+            </w:r>
+            <w:r>
+              <w:t xml:space="preserve"> </w:t>
+            </w:r>
+            <w:r>
+              <w:rPr>
                 <w:rStyle w:val="VerbatimChar"/>
               </w:rPr>
+              <w:t xml:space="preserve">meter.readings</w:t>
+            </w:r>
+            <w:r>
+              <w:t xml:space="preserve">.</w:t>
+            </w:r>
+            <w:r>
+              <w:t xml:space="preserve"> </w:t>
+            </w:r>
+            <w:r>
+              <w:rPr>
+                <w:i/>
+                <w:iCs/>
+              </w:rPr>
+              <w:t xml:space="preserve">Managed Service for Apache Kafka</w:t>
+            </w:r>
+            <w:r>
+              <w:t xml:space="preserve"> </w:t>
+            </w:r>
+            <w:r>
+              <w:t xml:space="preserve">es la versión que opera Google</w:t>
+            </w:r>
+          </w:p>
+        </w:tc>
+      </w:tr>
+      <w:tr>
+        <w:tc>
+          <w:tcPr/>
+          <w:p>
+            <w:pPr>
+              <w:pStyle w:val="Compact"/>
+            </w:pPr>
+            <w:r>
+              <w:rPr>
+                <w:b/>
+                <w:bCs/>
+              </w:rPr>
+              <w:t xml:space="preserve">Kafka Connect</w:t>
+            </w:r>
+          </w:p>
+        </w:tc>
+        <w:tc>
+          <w:tcPr/>
+          <w:p>
+            <w:pPr>
+              <w:pStyle w:val="Compact"/>
+            </w:pPr>
+            <w:r>
+              <w:t xml:space="preserve">Conectores que copian datos entre Kafka y otros sistemas, como un bucket de archivos</w:t>
+            </w:r>
+          </w:p>
+        </w:tc>
+      </w:tr>
+      <w:tr>
+        <w:tc>
+          <w:tcPr/>
+          <w:p>
+            <w:pPr>
+              <w:pStyle w:val="Compact"/>
+            </w:pPr>
+            <w:r>
+              <w:rPr>
+                <w:b/>
+                <w:bCs/>
+              </w:rPr>
+              <w:t xml:space="preserve">Storage Transfer</w:t>
+            </w:r>
+          </w:p>
+        </w:tc>
+        <w:tc>
+          <w:tcPr/>
+          <w:p>
+            <w:pPr>
+              <w:pStyle w:val="Compact"/>
+            </w:pPr>
+            <w:r>
+              <w:t xml:space="preserve">Servicio de Google que copia archivos por lotes desde otras fuentes a la nube</w:t>
+            </w:r>
+          </w:p>
+        </w:tc>
+      </w:tr>
+      <w:tr>
+        <w:tc>
+          <w:tcPr/>
+          <w:p>
+            <w:pPr>
+              <w:pStyle w:val="Compact"/>
+            </w:pPr>
+            <w:r>
+              <w:rPr>
+                <w:b/>
+                <w:bCs/>
+              </w:rPr>
+              <w:t xml:space="preserve">Apache Spark</w:t>
+            </w:r>
+          </w:p>
+        </w:tc>
+        <w:tc>
+          <w:tcPr/>
+          <w:p>
+            <w:pPr>
+              <w:pStyle w:val="Compact"/>
+            </w:pPr>
+            <w:r>
+              <w:t xml:space="preserve">Motor que procesa grandes volúmenes en paralelo en varias máquinas.</w:t>
+            </w:r>
+            <w:r>
+              <w:t xml:space="preserve"> </w:t>
+            </w:r>
+            <w:r>
+              <w:rPr>
+                <w:i/>
+                <w:iCs/>
+              </w:rPr>
+              <w:t xml:space="preserve">Structured Streaming</w:t>
+            </w:r>
+            <w:r>
+              <w:t xml:space="preserve"> </w:t>
+            </w:r>
+            <w:r>
+              <w:t xml:space="preserve">es su modo en flujo;</w:t>
+            </w:r>
+            <w:r>
+              <w:t xml:space="preserve"> </w:t>
+            </w:r>
+            <w:r>
+              <w:rPr>
+                <w:i/>
+                <w:iCs/>
+              </w:rPr>
+              <w:t xml:space="preserve">Managed Service for Apache Spark</w:t>
+            </w:r>
+            <w:r>
+              <w:t xml:space="preserve"> </w:t>
+            </w:r>
+            <w:r>
+              <w:t xml:space="preserve">(antes Dataproc Serverless) lo corre en modo</w:t>
+            </w:r>
+            <w:r>
+              <w:t xml:space="preserve"> </w:t>
+            </w:r>
+            <w:r>
+              <w:rPr>
+                <w:b/>
+                <w:bCs/>
+                <w:i/>
+                <w:iCs/>
+              </w:rPr>
+              <w:t xml:space="preserve">serverless</w:t>
+            </w:r>
+            <w:r>
+              <w:t xml:space="preserve">: se paga solo mientras el trabajo corre, sin servidores encendidos</w:t>
+            </w:r>
+          </w:p>
+        </w:tc>
+      </w:tr>
+      <w:tr>
+        <w:tc>
+          <w:tcPr/>
+          <w:p>
+            <w:pPr>
+              <w:pStyle w:val="Compact"/>
+            </w:pPr>
+            <w:r>
+              <w:rPr>
+                <w:b/>
+                <w:bCs/>
+              </w:rPr>
+              <w:t xml:space="preserve">BigQuery</w:t>
+            </w:r>
+          </w:p>
+        </w:tc>
+        <w:tc>
+          <w:tcPr/>
+          <w:p>
+            <w:pPr>
+              <w:pStyle w:val="Compact"/>
+            </w:pPr>
+            <w:r>
+              <w:t xml:space="preserve">Data warehouse de Google: se consulta con SQL y cobra por los datos que lee cada consulta.</w:t>
+            </w:r>
+            <w:r>
+              <w:t xml:space="preserve"> </w:t>
+            </w:r>
+            <w:r>
+              <w:rPr>
+                <w:b/>
+                <w:bCs/>
+              </w:rPr>
+              <w:t xml:space="preserve">BigQuery ML</w:t>
+            </w:r>
+            <w:r>
+              <w:t xml:space="preserve"> </w:t>
+            </w:r>
+            <w:r>
+              <w:t xml:space="preserve">entrena modelos de</w:t>
+            </w:r>
+            <w:r>
+              <w:t xml:space="preserve"> </w:t>
+            </w:r>
+            <w:r>
+              <w:rPr>
+                <w:i/>
+                <w:iCs/>
+              </w:rPr>
+              <w:t xml:space="preserve">machine learning</w:t>
+            </w:r>
+            <w:r>
+              <w:t xml:space="preserve"> </w:t>
+            </w:r>
+            <w:r>
+              <w:t xml:space="preserve">(aprendizaje automático) con SQL</w:t>
+            </w:r>
+          </w:p>
+        </w:tc>
+      </w:tr>
+      <w:tr>
+        <w:tc>
+          <w:tcPr/>
+          <w:p>
+            <w:pPr>
+              <w:pStyle w:val="Compact"/>
+            </w:pPr>
+            <w:r>
+              <w:rPr>
+                <w:b/>
+                <w:bCs/>
+              </w:rPr>
+              <w:t xml:space="preserve">GCS</w:t>
+            </w:r>
+          </w:p>
+        </w:tc>
+        <w:tc>
+          <w:tcPr/>
+          <w:p>
+            <w:pPr>
+              <w:pStyle w:val="Compact"/>
+            </w:pPr>
+            <w:r>
+              <w:rPr>
+                <w:i/>
+                <w:iCs/>
+              </w:rPr>
+              <w:t xml:space="preserve">Google Cloud Storage</w:t>
+            </w:r>
+            <w:r>
+              <w:t xml:space="preserve">, el almacén de archivos de Google; es el data lake. Los archivos viven en contenedores llamados</w:t>
+            </w:r>
+            <w:r>
+              <w:t xml:space="preserve"> </w:t>
+            </w:r>
+            <w:r>
+              <w:rPr>
+                <w:i/>
+                <w:iCs/>
+              </w:rPr>
+              <w:t xml:space="preserve">buckets</w:t>
+            </w:r>
+          </w:p>
+        </w:tc>
+      </w:tr>
+      <w:tr>
+        <w:tc>
+          <w:tcPr/>
+          <w:p>
+            <w:pPr>
+              <w:pStyle w:val="Compact"/>
+            </w:pPr>
+            <w:r>
+              <w:rPr>
+                <w:b/>
+                <w:bCs/>
+              </w:rPr>
+              <w:t xml:space="preserve">raw, silver, gold</w:t>
+            </w:r>
+          </w:p>
+        </w:tc>
+        <w:tc>
+          <w:tcPr/>
+          <w:p>
+            <w:pPr>
+              <w:pStyle w:val="Compact"/>
+            </w:pPr>
+            <w:r>
+              <w:t xml:space="preserve">Capas del lake:</w:t>
+            </w:r>
+            <w:r>
+              <w:t xml:space="preserve"> </w:t>
+            </w:r>
+            <w:r>
+              <w:rPr>
+                <w:b/>
+                <w:bCs/>
+              </w:rPr>
+              <w:t xml:space="preserve">raw</w:t>
+            </w:r>
+            <w:r>
+              <w:t xml:space="preserve"> </w:t>
+            </w:r>
+            <w:r>
+              <w:t xml:space="preserve">(también llamada</w:t>
+            </w:r>
+            <w:r>
+              <w:t xml:space="preserve"> </w:t>
+            </w:r>
+            <w:r>
+              <w:rPr>
+                <w:i/>
+                <w:iCs/>
+              </w:rPr>
+              <w:t xml:space="preserve">bronze</w:t>
+            </w:r>
+            <w:r>
+              <w:t xml:space="preserve">) guarda el dato tal como llegó;</w:t>
+            </w:r>
+            <w:r>
+              <w:t xml:space="preserve"> </w:t>
+            </w:r>
+            <w:r>
+              <w:rPr>
+                <w:b/>
+                <w:bCs/>
+              </w:rPr>
+              <w:t xml:space="preserve">silver</w:t>
+            </w:r>
+            <w:r>
+              <w:t xml:space="preserve">, el dato limpio y tipado;</w:t>
+            </w:r>
+            <w:r>
+              <w:t xml:space="preserve"> </w:t>
+            </w:r>
+            <w:r>
+              <w:rPr>
+                <w:b/>
+                <w:bCs/>
+              </w:rPr>
+              <w:t xml:space="preserve">gold</w:t>
+            </w:r>
+            <w:r>
+              <w:t xml:space="preserve">, las tablas listas para el análisis</w:t>
+            </w:r>
+          </w:p>
+        </w:tc>
+      </w:tr>
+      <w:tr>
+        <w:tc>
+          <w:tcPr/>
+          <w:p>
+            <w:pPr>
+              <w:pStyle w:val="Compact"/>
+            </w:pPr>
+            <w:r>
+              <w:rPr>
+                <w:b/>
+                <w:bCs/>
+              </w:rPr>
+              <w:t xml:space="preserve">Parquet</w:t>
+            </w:r>
+          </w:p>
+        </w:tc>
+        <w:tc>
+          <w:tcPr/>
+          <w:p>
+            <w:pPr>
+              <w:pStyle w:val="Compact"/>
+            </w:pPr>
+            <w:r>
+              <w:t xml:space="preserve">Formato de archivo abierto que guarda los datos por columnas y comprimidos: ocupa menos y se lee más rápido que un CSV</w:t>
+            </w:r>
+          </w:p>
+        </w:tc>
+      </w:tr>
+      <w:tr>
+        <w:tc>
+          <w:tcPr/>
+          <w:p>
+            <w:pPr>
+              <w:pStyle w:val="Compact"/>
+            </w:pPr>
+            <w:r>
+              <w:rPr>
+                <w:rStyle w:val="VerbatimChar"/>
+                <w:b/>
+                <w:bCs/>
+              </w:rPr>
+              <w:t xml:space="preserve">curated</w:t>
+            </w:r>
+            <w:r>
+              <w:rPr>
+                <w:b/>
+                <w:bCs/>
+              </w:rPr>
+              <w:t xml:space="preserve"> </w:t>
+            </w:r>
+            <w:r>
+              <w:rPr>
+                <w:b/>
+                <w:bCs/>
+              </w:rPr>
+              <w:t xml:space="preserve">y</w:t>
+            </w:r>
+            <w:r>
+              <w:rPr>
+                <w:b/>
+                <w:bCs/>
+              </w:rPr>
+              <w:t xml:space="preserve"> </w:t>
+            </w:r>
+            <w:r>
+              <w:rPr>
+                <w:rStyle w:val="VerbatimChar"/>
+                <w:b/>
+                <w:bCs/>
+              </w:rPr>
+              <w:t xml:space="preserve">rt</w:t>
+            </w:r>
+          </w:p>
+        </w:tc>
+        <w:tc>
+          <w:tcPr/>
+          <w:p>
+            <w:pPr>
+              <w:pStyle w:val="Compact"/>
+            </w:pPr>
+            <w:r>
+              <w:t xml:space="preserve">Datasets (grupos de tablas) de BigQuery.</w:t>
+            </w:r>
+            <w:r>
+              <w:t xml:space="preserve"> </w:t>
+            </w:r>
+            <w:r>
+              <w:rPr>
+                <w:rStyle w:val="VerbatimChar"/>
+              </w:rPr>
+              <w:t xml:space="preserve">curated</w:t>
+            </w:r>
+            <w:r>
+              <w:t xml:space="preserve"> </w:t>
+            </w:r>
+            <w:r>
+              <w:t xml:space="preserve">tiene la historia limpia, hasta ayer;</w:t>
+            </w:r>
+            <w:r>
+              <w:t xml:space="preserve"> </w:t>
+            </w:r>
+            <w:r>
+              <w:rPr>
+                <w:rStyle w:val="VerbatimChar"/>
+              </w:rPr>
+              <w:t xml:space="preserve">rt</w:t>
+            </w:r>
+            <w:r>
+              <w:t xml:space="preserve"> </w:t>
+            </w:r>
+            <w:r>
+              <w:t xml:space="preserve">(</w:t>
+            </w:r>
+            <w:r>
+              <w:rPr>
+                <w:i/>
+                <w:iCs/>
+              </w:rPr>
+              <w:t xml:space="preserve">real time</w:t>
+            </w:r>
+            <w:r>
+              <w:t xml:space="preserve">, tiempo real) tiene lo que produjo el streaming hoy</w:t>
+            </w:r>
+          </w:p>
+        </w:tc>
+      </w:tr>
+      <w:tr>
+        <w:tc>
+          <w:tcPr/>
+          <w:p>
+            <w:pPr>
+              <w:pStyle w:val="Compact"/>
+            </w:pPr>
+            <w:r>
+              <w:rPr>
+                <w:b/>
+                <w:bCs/>
+              </w:rPr>
+              <w:t xml:space="preserve">Bigtable</w:t>
+            </w:r>
+          </w:p>
+        </w:tc>
+        <w:tc>
+          <w:tcPr/>
+          <w:p>
+            <w:pPr>
+              <w:pStyle w:val="Compact"/>
+            </w:pPr>
+            <w:r>
+              <w:t xml:space="preserve">Base de datos de Google que responde en milisegundos a millones de consultas pequeñas; ideal para la serie de tiempo de cada medidor (sus lecturas ordenadas por hora)</w:t>
+            </w:r>
+          </w:p>
+        </w:tc>
+      </w:tr>
+      <w:tr>
+        <w:tc>
+          <w:tcPr/>
+          <w:p>
+            <w:pPr>
+              <w:pStyle w:val="Compact"/>
+            </w:pPr>
+            <w:r>
+              <w:rPr>
+                <w:b/>
+                <w:bCs/>
+              </w:rPr>
+              <w:t xml:space="preserve">Vistas</w:t>
+            </w:r>
+            <w:r>
+              <w:rPr>
+                <w:b/>
+                <w:bCs/>
+              </w:rPr>
+              <w:t xml:space="preserve"> </w:t>
+            </w:r>
+            <w:r>
+              <w:rPr>
+                <w:rStyle w:val="VerbatimChar"/>
+                <w:b/>
+                <w:bCs/>
+              </w:rPr>
+              <w:t xml:space="preserve">lumina_olap</w:t>
+            </w:r>
+          </w:p>
+        </w:tc>
+        <w:tc>
+          <w:tcPr/>
+          <w:p>
+            <w:pPr>
+              <w:pStyle w:val="Compact"/>
+            </w:pPr>
+            <w:r>
+              <w:t xml:space="preserve">Consultas guardadas que se ven como tablas.</w:t>
+            </w:r>
+            <w:r>
+              <w:t xml:space="preserve"> </w:t>
+            </w:r>
+            <w:r>
+              <w:rPr>
+                <w:b/>
+                <w:bCs/>
+              </w:rPr>
+              <w:t xml:space="preserve">OLAP</w:t>
+            </w:r>
+            <w:r>
+              <w:t xml:space="preserve"> </w:t>
+            </w:r>
+            <w:r>
+              <w:t xml:space="preserve">(</w:t>
+            </w:r>
+            <w:r>
+              <w:rPr>
+                <w:i/>
+                <w:iCs/>
+              </w:rPr>
+              <w:t xml:space="preserve">Online Analytical Processing</w:t>
+            </w:r>
+            <w:r>
+              <w:t xml:space="preserve">) es el análisis que agrega muchos datos, como el consumo por zona y mes</w:t>
+            </w:r>
+          </w:p>
+        </w:tc>
+      </w:tr>
+      <w:tr>
+        <w:tc>
+          <w:tcPr/>
+          <w:p>
+            <w:pPr>
+              <w:pStyle w:val="Compact"/>
+            </w:pPr>
+            <w:r>
+              <w:rPr>
+                <w:b/>
+                <w:bCs/>
+              </w:rPr>
+              <w:t xml:space="preserve">API REST</w:t>
+            </w:r>
+          </w:p>
+        </w:tc>
+        <w:tc>
+          <w:tcPr/>
+          <w:p>
+            <w:pPr>
+              <w:pStyle w:val="Compact"/>
+            </w:pPr>
+            <w:r>
+              <w:t xml:space="preserve">Interfaz web: la app pide datos a una dirección (por ejemplo,</w:t>
+            </w:r>
+            <w:r>
+              <w:t xml:space="preserve"> </w:t>
+            </w:r>
+            <w:r>
+              <w:rPr>
+                <w:rStyle w:val="VerbatimChar"/>
+              </w:rPr>
+              <w:t xml:space="preserve">/hogares/123/consumo</w:t>
+            </w:r>
+            <w:r>
+              <w:t xml:space="preserve">) y recibe la respuesta en JSON, un formato de texto estructurado</w:t>
+            </w:r>
+          </w:p>
+        </w:tc>
+      </w:tr>
+      <w:tr>
+        <w:tc>
+          <w:tcPr/>
+          <w:p>
+            <w:pPr>
+              <w:pStyle w:val="Compact"/>
+            </w:pPr>
+            <w:r>
+              <w:rPr>
+                <w:b/>
+                <w:bCs/>
+              </w:rPr>
+              <w:t xml:space="preserve">Cloud Run</w:t>
+            </w:r>
+          </w:p>
+        </w:tc>
+        <w:tc>
+          <w:tcPr/>
+          <w:p>
+            <w:pPr>
+              <w:pStyle w:val="Compact"/>
+            </w:pPr>
+            <w:r>
+              <w:t xml:space="preserve">Servicio de Google que corre la API en contenedores: crea instancias cuando llegan peticiones y las apaga cuando no hay</w:t>
+            </w:r>
+          </w:p>
+        </w:tc>
+      </w:tr>
+      <w:tr>
+        <w:tc>
+          <w:tcPr/>
+          <w:p>
+            <w:pPr>
+              <w:pStyle w:val="Compact"/>
+            </w:pPr>
+            <w:r>
+              <w:rPr>
+                <w:b/>
+                <w:bCs/>
+              </w:rPr>
+              <w:t xml:space="preserve">Firebase</w:t>
+            </w:r>
+          </w:p>
+        </w:tc>
+        <w:tc>
+          <w:tcPr/>
+          <w:p>
+            <w:pPr>
+              <w:pStyle w:val="Compact"/>
+            </w:pPr>
+            <w:r>
+              <w:t xml:space="preserve">Plataforma de Google para apps. Se usan dos piezas:</w:t>
+            </w:r>
+            <w:r>
+              <w:t xml:space="preserve"> </w:t>
+            </w:r>
+            <w:r>
+              <w:rPr>
+                <w:b/>
+                <w:bCs/>
+              </w:rPr>
+              <w:t xml:space="preserve">Authentication</w:t>
+            </w:r>
+            <w:r>
+              <w:t xml:space="preserve">, el inicio de sesión de cada cliente, para que solo vea su hogar; y</w:t>
+            </w:r>
+            <w:r>
+              <w:t xml:space="preserve"> </w:t>
+            </w:r>
+            <w:r>
+              <w:rPr>
+                <w:b/>
+                <w:bCs/>
+              </w:rPr>
+              <w:t xml:space="preserve">Cloud Messaging</w:t>
+            </w:r>
+            <w:r>
+              <w:t xml:space="preserve">, el envío de avisos</w:t>
+            </w:r>
+            <w:r>
+              <w:t xml:space="preserve"> </w:t>
+            </w:r>
+            <w:r>
+              <w:rPr>
+                <w:i/>
+                <w:iCs/>
+              </w:rPr>
+              <w:t xml:space="preserve">push</w:t>
+            </w:r>
+            <w:r>
+              <w:t xml:space="preserve"> </w:t>
+            </w:r>
+            <w:r>
+              <w:t xml:space="preserve">(notificaciones al celular)</w:t>
+            </w:r>
+          </w:p>
+        </w:tc>
+      </w:tr>
+      <w:tr>
+        <w:tc>
+          <w:tcPr/>
+          <w:p>
+            <w:pPr>
+              <w:pStyle w:val="Compact"/>
+            </w:pPr>
+            <w:r>
+              <w:rPr>
+                <w:b/>
+                <w:bCs/>
+              </w:rPr>
+              <w:t xml:space="preserve">Looker Studio</w:t>
+            </w:r>
+          </w:p>
+        </w:tc>
+        <w:tc>
+          <w:tcPr/>
+          <w:p>
+            <w:pPr>
+              <w:pStyle w:val="Compact"/>
+            </w:pPr>
+            <w:r>
+              <w:t xml:space="preserve">Herramienta gratuita de Google para tableros e informes</w:t>
+            </w:r>
+          </w:p>
+        </w:tc>
+      </w:tr>
+      <w:tr>
+        <w:tc>
+          <w:tcPr/>
+          <w:p>
+            <w:pPr>
+              <w:pStyle w:val="Compact"/>
+            </w:pPr>
+            <w:r>
+              <w:rPr>
+                <w:b/>
+                <w:bCs/>
+              </w:rPr>
+              <w:t xml:space="preserve">Respuesta a la demanda</w:t>
+            </w:r>
+          </w:p>
+        </w:tc>
+        <w:tc>
+          <w:tcPr/>
+          <w:p>
+            <w:pPr>
+              <w:pStyle w:val="Compact"/>
+            </w:pPr>
+            <w:r>
+              <w:t xml:space="preserve">En inglés,</w:t>
+            </w:r>
+            <w:r>
+              <w:t xml:space="preserve"> </w:t>
+            </w:r>
+            <w:r>
+              <w:rPr>
+                <w:i/>
+                <w:iCs/>
+              </w:rPr>
+              <w:t xml:space="preserve">demand response</w:t>
+            </w:r>
+            <w:r>
+              <w:t xml:space="preserve"> </w:t>
+            </w:r>
+            <w:r>
+              <w:t xml:space="preserve">(DR): pedir a los clientes que bajen o muevan su consumo ante una señal de precio. El tópico</w:t>
+            </w:r>
+            <w:r>
+              <w:t xml:space="preserve"> </w:t>
+            </w:r>
+            <w:r>
+              <w:rPr>
+                <w:rStyle w:val="VerbatimChar"/>
+              </w:rPr>
               <w:t xml:space="preserve">alerts.dr</w:t>
             </w:r>
-          </w:p>
-        </w:tc>
-        <w:tc>
-          <w:tcPr/>
-          <w:p>
-            <w:pPr>
-              <w:pStyle w:val="Compact"/>
-            </w:pPr>
-            <w:r>
-              <w:t xml:space="preserve">Una sola vista de los datos para la app, los informes OLAP y las señales de respuesta a la demanda</w:t>
-            </w:r>
-          </w:p>
-        </w:tc>
-      </w:tr>
-      <w:tr>
-        <w:tc>
-          <w:tcPr/>
-          <w:p>
-            <w:pPr>
-              <w:pStyle w:val="Compact"/>
-            </w:pPr>
-            <w:r>
-              <w:t xml:space="preserve">Transversal</w:t>
-            </w:r>
-          </w:p>
-        </w:tc>
-        <w:tc>
-          <w:tcPr/>
-          <w:p>
-            <w:pPr>
-              <w:pStyle w:val="Compact"/>
-            </w:pPr>
-            <w:r>
-              <w:t xml:space="preserve">Airflow (Composer 3), IAM, Secret Manager, policy tags, Cloud Monitoring y Logging</w:t>
-            </w:r>
-          </w:p>
-        </w:tc>
-        <w:tc>
-          <w:tcPr/>
-          <w:p>
-            <w:pPr>
-              <w:pStyle w:val="Compact"/>
-            </w:pPr>
-            <w:r>
-              <w:t xml:space="preserve">Orquestación, seguridad, gobierno y observabilidad</w:t>
+            <w:r>
+              <w:t xml:space="preserve"> </w:t>
+            </w:r>
+            <w:r>
+              <w:t xml:space="preserve">lleva esas señales</w:t>
+            </w:r>
+          </w:p>
+        </w:tc>
+      </w:tr>
+      <w:tr>
+        <w:tc>
+          <w:tcPr/>
+          <w:p>
+            <w:pPr>
+              <w:pStyle w:val="Compact"/>
+            </w:pPr>
+            <w:r>
+              <w:rPr>
+                <w:b/>
+                <w:bCs/>
+              </w:rPr>
+              <w:t xml:space="preserve">Apache Airflow</w:t>
+            </w:r>
+          </w:p>
+        </w:tc>
+        <w:tc>
+          <w:tcPr/>
+          <w:p>
+            <w:pPr>
+              <w:pStyle w:val="Compact"/>
+            </w:pPr>
+            <w:r>
+              <w:t xml:space="preserve">Orquestador: programa y encadena tareas batch (primero limpiar, luego modelar, luego cargar). Cada flujo es un</w:t>
+            </w:r>
+            <w:r>
+              <w:t xml:space="preserve"> </w:t>
+            </w:r>
+            <w:r>
+              <w:rPr>
+                <w:b/>
+                <w:bCs/>
+              </w:rPr>
+              <w:t xml:space="preserve">DAG</w:t>
+            </w:r>
+            <w:r>
+              <w:t xml:space="preserve"> </w:t>
+            </w:r>
+            <w:r>
+              <w:t xml:space="preserve">(</w:t>
+            </w:r>
+            <w:r>
+              <w:rPr>
+                <w:i/>
+                <w:iCs/>
+              </w:rPr>
+              <w:t xml:space="preserve">Directed Acyclic Graph</w:t>
+            </w:r>
+            <w:r>
+              <w:t xml:space="preserve">: tareas con un orden y sin ciclos).</w:t>
+            </w:r>
+            <w:r>
+              <w:t xml:space="preserve"> </w:t>
+            </w:r>
+            <w:r>
+              <w:rPr>
+                <w:b/>
+                <w:bCs/>
+              </w:rPr>
+              <w:t xml:space="preserve">Composer 3</w:t>
+            </w:r>
+            <w:r>
+              <w:t xml:space="preserve"> </w:t>
+            </w:r>
+            <w:r>
+              <w:t xml:space="preserve">es Airflow operado por Google</w:t>
+            </w:r>
+          </w:p>
+        </w:tc>
+      </w:tr>
+      <w:tr>
+        <w:tc>
+          <w:tcPr/>
+          <w:p>
+            <w:pPr>
+              <w:pStyle w:val="Compact"/>
+            </w:pPr>
+            <w:r>
+              <w:rPr>
+                <w:b/>
+                <w:bCs/>
+              </w:rPr>
+              <w:t xml:space="preserve">IAM, Secret Manager,</w:t>
+            </w:r>
+            <w:r>
+              <w:rPr>
+                <w:b/>
+                <w:bCs/>
+              </w:rPr>
+              <w:t xml:space="preserve"> </w:t>
+            </w:r>
+            <w:r>
+              <w:rPr>
+                <w:b/>
+                <w:bCs/>
+                <w:i/>
+                <w:iCs/>
+              </w:rPr>
+              <w:t xml:space="preserve">policy tags</w:t>
+            </w:r>
+          </w:p>
+        </w:tc>
+        <w:tc>
+          <w:tcPr/>
+          <w:p>
+            <w:pPr>
+              <w:pStyle w:val="Compact"/>
+            </w:pPr>
+            <w:r>
+              <w:rPr>
+                <w:b/>
+                <w:bCs/>
+              </w:rPr>
+              <w:t xml:space="preserve">IAM</w:t>
+            </w:r>
+            <w:r>
+              <w:t xml:space="preserve"> </w:t>
+            </w:r>
+            <w:r>
+              <w:t xml:space="preserve">(</w:t>
+            </w:r>
+            <w:r>
+              <w:rPr>
+                <w:i/>
+                <w:iCs/>
+              </w:rPr>
+              <w:t xml:space="preserve">Identity and Access Management</w:t>
+            </w:r>
+            <w:r>
+              <w:t xml:space="preserve">): quién puede hacer qué.</w:t>
+            </w:r>
+            <w:r>
+              <w:t xml:space="preserve"> </w:t>
+            </w:r>
+            <w:r>
+              <w:rPr>
+                <w:b/>
+                <w:bCs/>
+              </w:rPr>
+              <w:t xml:space="preserve">Secret Manager</w:t>
+            </w:r>
+            <w:r>
+              <w:t xml:space="preserve">: guarda contraseñas y claves.</w:t>
+            </w:r>
+            <w:r>
+              <w:t xml:space="preserve"> </w:t>
+            </w:r>
+            <w:r>
+              <w:rPr>
+                <w:b/>
+                <w:bCs/>
+                <w:i/>
+                <w:iCs/>
+              </w:rPr>
+              <w:t xml:space="preserve">Policy tags</w:t>
+            </w:r>
+            <w:r>
+              <w:t xml:space="preserve">: etiquetas de BigQuery que restringen quién ve una columna</w:t>
+            </w:r>
+          </w:p>
+        </w:tc>
+      </w:tr>
+      <w:tr>
+        <w:tc>
+          <w:tcPr/>
+          <w:p>
+            <w:pPr>
+              <w:pStyle w:val="Compact"/>
+            </w:pPr>
+            <w:r>
+              <w:rPr>
+                <w:b/>
+                <w:bCs/>
+              </w:rPr>
+              <w:t xml:space="preserve">Cloud Monitoring y Logging</w:t>
+            </w:r>
+          </w:p>
+        </w:tc>
+        <w:tc>
+          <w:tcPr/>
+          <w:p>
+            <w:pPr>
+              <w:pStyle w:val="Compact"/>
+            </w:pPr>
+            <w:r>
+              <w:t xml:space="preserve">Métricas, alarmas y registros de todo lo que corre</w:t>
             </w:r>
           </w:p>
         </w:tc>
@@ -772,7 +2441,7 @@
         <w:pStyle w:val="FirstParagraph"/>
       </w:pPr>
       <w:r>
-        <w:t xml:space="preserve">La arquitectura sigue el patrón</w:t>
+        <w:t xml:space="preserve">Hay dos formas conocidas de combinar batch y streaming. Esta arquitectura sigue el patrón</w:t>
       </w:r>
       <w:r>
         <w:t xml:space="preserve"> </w:t>
@@ -785,7 +2454,19 @@
         <w:t xml:space="preserve">Lambda</w:t>
       </w:r>
       <w:r>
-        <w:t xml:space="preserve">: una</w:t>
+        <w:t xml:space="preserve">, que tiene tres capas:</w:t>
+      </w:r>
+    </w:p>
+    <w:p>
+      <w:pPr>
+        <w:pStyle w:val="Compact"/>
+        <w:numPr>
+          <w:ilvl w:val="0"/>
+          <w:numId w:val="1004"/>
+        </w:numPr>
+      </w:pPr>
+      <w:r>
+        <w:t xml:space="preserve">una</w:t>
       </w:r>
       <w:r>
         <w:t xml:space="preserve"> </w:t>
@@ -801,7 +2482,19 @@
         <w:t xml:space="preserve"> </w:t>
       </w:r>
       <w:r>
-        <w:t xml:space="preserve">que guarda la verdad histórica y aprende qué es normal para cada hogar, una</w:t>
+        <w:t xml:space="preserve">que guarda la verdad histórica y aprende qué es normal para cada hogar;</w:t>
+      </w:r>
+    </w:p>
+    <w:p>
+      <w:pPr>
+        <w:pStyle w:val="Compact"/>
+        <w:numPr>
+          <w:ilvl w:val="0"/>
+          <w:numId w:val="1004"/>
+        </w:numPr>
+      </w:pPr>
+      <w:r>
+        <w:t xml:space="preserve">una</w:t>
       </w:r>
       <w:r>
         <w:t xml:space="preserve"> </w:t>
@@ -817,7 +2510,19 @@
         <w:t xml:space="preserve"> </w:t>
       </w:r>
       <w:r>
-        <w:t xml:space="preserve">que evalúa cada lectura nueva en segundos, y una</w:t>
+        <w:t xml:space="preserve">(el streaming) que evalúa cada lectura nueva en segundos;</w:t>
+      </w:r>
+    </w:p>
+    <w:p>
+      <w:pPr>
+        <w:pStyle w:val="Compact"/>
+        <w:numPr>
+          <w:ilvl w:val="0"/>
+          <w:numId w:val="1004"/>
+        </w:numPr>
+      </w:pPr>
+      <w:r>
+        <w:t xml:space="preserve">una</w:t>
       </w:r>
       <w:r>
         <w:t xml:space="preserve"> </w:t>
@@ -833,7 +2538,15 @@
         <w:t xml:space="preserve"> </w:t>
       </w:r>
       <w:r>
-        <w:t xml:space="preserve">que las une. Se descartó</w:t>
+        <w:t xml:space="preserve">que une las dos.</w:t>
+      </w:r>
+    </w:p>
+    <w:p>
+      <w:pPr>
+        <w:pStyle w:val="FirstParagraph"/>
+      </w:pPr>
+      <w:r>
+        <w:t xml:space="preserve">Se descartó el patrón</w:t>
       </w:r>
       <w:r>
         <w:t xml:space="preserve"> </w:t>
@@ -846,10 +2559,7 @@
         <w:t xml:space="preserve">Kappa</w:t>
       </w:r>
       <w:r>
-        <w:t xml:space="preserve"> </w:t>
-      </w:r>
-      <w:r>
-        <w:t xml:space="preserve">(solo streaming, reprocesando la historia desde el log de Kafka), porque los perfiles por hogar, el pronóstico D+1 y los informes requieren recalcular dos años de historia, y eso es más barato y simple en batch. Para no duplicar lógica, ambas capas usan el mismo motor (Spark) y una sola puerta de entrada (Kafka).</w:t>
+        <w:t xml:space="preserve">, que usa solo streaming y, para recalcular la historia, vuelve a leer todos los eventos guardados en Kafka. Los perfiles por hogar, el pronóstico D+1 y los informes necesitan recalcular dos años de historia, y eso es más barato y simple en batch. Para no duplicar lógica, ambas capas usan el mismo motor (Spark) y una sola puerta de entrada (Kafka).</w:t>
       </w:r>
     </w:p>
     <w:p>
@@ -918,55 +2628,125 @@
         </w:rPr>
         <w:t xml:space="preserve">Sentido de los flujos:</w:t>
       </w:r>
-      <w:r>
-        <w:t xml:space="preserve"> </w:t>
-      </w:r>
-      <w:r>
-        <w:t xml:space="preserve">los</w:t>
-      </w:r>
-      <w:r>
-        <w:t xml:space="preserve"> </w:t>
-      </w:r>
+    </w:p>
+    <w:p>
+      <w:pPr>
+        <w:pStyle w:val="Compact"/>
+        <w:numPr>
+          <w:ilvl w:val="0"/>
+          <w:numId w:val="1005"/>
+        </w:numPr>
+      </w:pPr>
       <w:r>
         <w:rPr>
           <w:b/>
           <w:bCs/>
         </w:rPr>
-        <w:t xml:space="preserve">datos</w:t>
-      </w:r>
-      <w:r>
-        <w:t xml:space="preserve"> </w:t>
-      </w:r>
-      <w:r>
-        <w:t xml:space="preserve">van del streaming al batch (cada lectura en vivo se copia a bronze y el batch la vuelve definitiva); del batch al streaming solo viajan</w:t>
-      </w:r>
-      <w:r>
-        <w:t xml:space="preserve"> </w:t>
-      </w:r>
+        <w:t xml:space="preserve">Los datos van del streaming al batch.</w:t>
+      </w:r>
+      <w:r>
+        <w:t xml:space="preserve"> </w:t>
+      </w:r>
+      <w:r>
+        <w:t xml:space="preserve">Cada lectura en vivo se copia a la capa raw del lake, y el batch de la noche la vuelve definitiva.</w:t>
+      </w:r>
+    </w:p>
+    <w:p>
+      <w:pPr>
+        <w:pStyle w:val="Compact"/>
+        <w:numPr>
+          <w:ilvl w:val="0"/>
+          <w:numId w:val="1005"/>
+        </w:numPr>
+      </w:pPr>
       <w:r>
         <w:rPr>
           <w:b/>
           <w:bCs/>
         </w:rPr>
-        <w:t xml:space="preserve">reglas</w:t>
-      </w:r>
-      <w:r>
-        <w:t xml:space="preserve"> </w:t>
-      </w:r>
-      <w:r>
-        <w:t xml:space="preserve">(perfiles y umbrales). El batch no escribe en</w:t>
-      </w:r>
-      <w:r>
+        <w:t xml:space="preserve">Del batch al streaming solo viajan reglas:</w:t>
+      </w:r>
+    </w:p>
+    <w:p>
+      <w:pPr>
+        <w:pStyle w:val="Compact"/>
+        <w:numPr>
+          <w:ilvl w:val="1"/>
+          <w:numId w:val="1006"/>
+        </w:numPr>
+      </w:pPr>
+      <w:r>
+        <w:rPr>
+          <w:b/>
+          <w:bCs/>
+        </w:rPr>
+        <w:t xml:space="preserve">perfiles</w:t>
+      </w:r>
+      <w:r>
+        <w:t xml:space="preserve">: el consumo típico de cada hogar según la hora y el tipo de día;</w:t>
+      </w:r>
+    </w:p>
+    <w:p>
+      <w:pPr>
+        <w:pStyle w:val="Compact"/>
+        <w:numPr>
+          <w:ilvl w:val="1"/>
+          <w:numId w:val="1006"/>
+        </w:numPr>
+      </w:pPr>
+      <w:r>
+        <w:rPr>
+          <w:b/>
+          <w:bCs/>
+        </w:rPr>
+        <w:t xml:space="preserve">umbrales</w:t>
+      </w:r>
+      <w:r>
+        <w:t xml:space="preserve">: el valor a partir del cual una lectura se considera anómala.</w:t>
+      </w:r>
+    </w:p>
+    <w:p>
+      <w:pPr>
+        <w:pStyle w:val="Compact"/>
+        <w:numPr>
+          <w:ilvl w:val="0"/>
+          <w:numId w:val="1005"/>
+        </w:numPr>
+      </w:pPr>
+      <w:r>
+        <w:rPr>
+          <w:b/>
+          <w:bCs/>
+        </w:rPr>
+        <w:t xml:space="preserve">El batch no escribe en</w:t>
+      </w:r>
+      <w:r>
+        <w:rPr>
+          <w:b/>
+          <w:bCs/>
+        </w:rPr>
         <w:t xml:space="preserve"> </w:t>
       </w:r>
       <w:r>
         <w:rPr>
           <w:rStyle w:val="VerbatimChar"/>
+          <w:b/>
+          <w:bCs/>
         </w:rPr>
-        <w:t xml:space="preserve">lumina_rt</w:t>
-      </w:r>
-      <w:r>
-        <w:t xml:space="preserve">: la precedencia del batch es una regla de las vistas.</w:t>
+        <w:t xml:space="preserve">rt</w:t>
+      </w:r>
+      <w:r>
+        <w:rPr>
+          <w:b/>
+          <w:bCs/>
+        </w:rPr>
+        <w:t xml:space="preserve">.</w:t>
+      </w:r>
+      <w:r>
+        <w:t xml:space="preserve"> </w:t>
+      </w:r>
+      <w:r>
+        <w:t xml:space="preserve">Que mande el batch es una regla de las vistas.</w:t>
       </w:r>
     </w:p>
     <w:tbl>
@@ -1049,7 +2829,7 @@
               <w:pStyle w:val="Compact"/>
             </w:pPr>
             <w:r>
-              <w:t xml:space="preserve">El job de streaming guarda cada lectura en bronze (además de evaluarla); el batch nocturno la consolida en</w:t>
+              <w:t xml:space="preserve">El programa de streaming guarda cada lectura en raw, además de evaluarla; el batch nocturno la consolida en</w:t>
             </w:r>
             <w:r>
               <w:t xml:space="preserve"> </w:t>
@@ -1093,6 +2873,12 @@
               <w:pStyle w:val="Compact"/>
             </w:pPr>
             <w:r>
+              <w:t xml:space="preserve">Las tablas</w:t>
+            </w:r>
+            <w:r>
+              <w:t xml:space="preserve"> </w:t>
+            </w:r>
+            <w:r>
               <w:rPr>
                 <w:rStyle w:val="VerbatimChar"/>
               </w:rPr>
@@ -1114,60 +2900,72 @@
               <w:t xml:space="preserve">umbral_zona</w:t>
             </w:r>
             <w:r>
+              <w:t xml:space="preserve">, que calcula el batch, son los umbrales del streaming y se recargan cada día. Ejemplo: si un hogar consume en promedio 0.3 kWh a las 19 h, una lectura de 2.6 kWh es una alerta; para una familia que consume 0.8 kWh a esa hora, no</w:t>
+            </w:r>
+          </w:p>
+        </w:tc>
+      </w:tr>
+      <w:tr>
+        <w:tc>
+          <w:tcPr/>
+          <w:p>
+            <w:pPr>
+              <w:pStyle w:val="Compact"/>
+            </w:pPr>
+            <w:r>
+              <w:t xml:space="preserve">3</w:t>
+            </w:r>
+          </w:p>
+        </w:tc>
+        <w:tc>
+          <w:tcPr/>
+          <w:p>
+            <w:pPr>
+              <w:pStyle w:val="Compact"/>
+            </w:pPr>
+            <w:r>
+              <w:t xml:space="preserve">Una sola vista para el consumo</w:t>
+            </w:r>
+          </w:p>
+        </w:tc>
+        <w:tc>
+          <w:tcPr/>
+          <w:p>
+            <w:pPr>
+              <w:pStyle w:val="Compact"/>
+            </w:pPr>
+            <w:r>
+              <w:t xml:space="preserve">Las vistas</w:t>
+            </w:r>
+            <w:r>
               <w:t xml:space="preserve"> </w:t>
             </w:r>
             <w:r>
-              <w:t xml:space="preserve">(batch) son los umbrales del streaming; se recargan cada día</w:t>
-            </w:r>
-          </w:p>
-        </w:tc>
-      </w:tr>
-      <w:tr>
-        <w:tc>
-          <w:tcPr/>
-          <w:p>
-            <w:pPr>
-              <w:pStyle w:val="Compact"/>
-            </w:pPr>
-            <w:r>
-              <w:t xml:space="preserve">3</w:t>
-            </w:r>
-          </w:p>
-        </w:tc>
-        <w:tc>
-          <w:tcPr/>
-          <w:p>
-            <w:pPr>
-              <w:pStyle w:val="Compact"/>
-            </w:pPr>
-            <w:r>
-              <w:t xml:space="preserve">Una sola vista para el consumo</w:t>
-            </w:r>
-          </w:p>
-        </w:tc>
-        <w:tc>
-          <w:tcPr/>
-          <w:p>
-            <w:pPr>
-              <w:pStyle w:val="Compact"/>
-            </w:pPr>
-            <w:r>
-              <w:t xml:space="preserve">Las vistas</w:t>
+              <w:rPr>
+                <w:rStyle w:val="VerbatimChar"/>
+              </w:rPr>
+              <w:t xml:space="preserve">lumina_olap</w:t>
             </w:r>
             <w:r>
               <w:t xml:space="preserve"> </w:t>
             </w:r>
             <w:r>
+              <w:t xml:space="preserve">unen</w:t>
+            </w:r>
+            <w:r>
+              <w:t xml:space="preserve"> </w:t>
+            </w:r>
+            <w:r>
               <w:rPr>
                 <w:rStyle w:val="VerbatimChar"/>
               </w:rPr>
-              <w:t xml:space="preserve">lumina_olap</w:t>
+              <w:t xml:space="preserve">curated</w:t>
             </w:r>
             <w:r>
               <w:t xml:space="preserve"> </w:t>
             </w:r>
             <w:r>
-              <w:t xml:space="preserve">unen</w:t>
+              <w:t xml:space="preserve">(hasta ayer) con</w:t>
             </w:r>
             <w:r>
               <w:t xml:space="preserve"> </w:t>
@@ -1176,13 +2974,48 @@
               <w:rPr>
                 <w:rStyle w:val="VerbatimChar"/>
               </w:rPr>
-              <w:t xml:space="preserve">curated</w:t>
+              <w:t xml:space="preserve">rt</w:t>
             </w:r>
             <w:r>
               <w:t xml:space="preserve"> </w:t>
             </w:r>
             <w:r>
-              <w:t xml:space="preserve">(hasta ayer) con</w:t>
+              <w:t xml:space="preserve">(hoy)</w:t>
+            </w:r>
+          </w:p>
+        </w:tc>
+      </w:tr>
+      <w:tr>
+        <w:tc>
+          <w:tcPr/>
+          <w:p>
+            <w:pPr>
+              <w:pStyle w:val="Compact"/>
+            </w:pPr>
+            <w:r>
+              <w:t xml:space="preserve">4</w:t>
+            </w:r>
+          </w:p>
+        </w:tc>
+        <w:tc>
+          <w:tcPr/>
+          <w:p>
+            <w:pPr>
+              <w:pStyle w:val="Compact"/>
+            </w:pPr>
+            <w:r>
+              <w:t xml:space="preserve">El dato provisional se vuelve definitivo</w:t>
+            </w:r>
+          </w:p>
+        </w:tc>
+        <w:tc>
+          <w:tcPr/>
+          <w:p>
+            <w:pPr>
+              <w:pStyle w:val="Compact"/>
+            </w:pPr>
+            <w:r>
+              <w:t xml:space="preserve">De</w:t>
             </w:r>
             <w:r>
               <w:t xml:space="preserve"> </w:t>
@@ -1197,57 +3030,7 @@
               <w:t xml:space="preserve"> </w:t>
             </w:r>
             <w:r>
-              <w:t xml:space="preserve">(hoy)</w:t>
-            </w:r>
-          </w:p>
-        </w:tc>
-      </w:tr>
-      <w:tr>
-        <w:tc>
-          <w:tcPr/>
-          <w:p>
-            <w:pPr>
-              <w:pStyle w:val="Compact"/>
-            </w:pPr>
-            <w:r>
-              <w:t xml:space="preserve">4</w:t>
-            </w:r>
-          </w:p>
-        </w:tc>
-        <w:tc>
-          <w:tcPr/>
-          <w:p>
-            <w:pPr>
-              <w:pStyle w:val="Compact"/>
-            </w:pPr>
-            <w:r>
-              <w:t xml:space="preserve">El dato provisional se vuelve definitivo</w:t>
-            </w:r>
-          </w:p>
-        </w:tc>
-        <w:tc>
-          <w:tcPr/>
-          <w:p>
-            <w:pPr>
-              <w:pStyle w:val="Compact"/>
-            </w:pPr>
-            <w:r>
-              <w:t xml:space="preserve">De</w:t>
-            </w:r>
-            <w:r>
-              <w:t xml:space="preserve"> </w:t>
-            </w:r>
-            <w:r>
-              <w:rPr>
-                <w:rStyle w:val="VerbatimChar"/>
-              </w:rPr>
-              <w:t xml:space="preserve">rt</w:t>
-            </w:r>
-            <w:r>
-              <w:t xml:space="preserve"> </w:t>
-            </w:r>
-            <w:r>
-              <w:t xml:space="preserve">solo se toma lo posterior al último batch; si hay diferencia, manda el batch, que incorpora lecturas atrasadas</w:t>
+              <w:t xml:space="preserve">solo se toma lo posterior al último batch. Si hay diferencias, manda el batch, que incorpora las lecturas atrasadas</w:t>
             </w:r>
           </w:p>
         </w:tc>
@@ -1268,7 +3051,7 @@
         <w:pStyle w:val="FirstParagraph"/>
       </w:pPr>
       <w:r>
-        <w:t xml:space="preserve">El prototipo usa los mismos motores y formatos con menos capacidad, para mantenerse dentro de US$300:</w:t>
+        <w:t xml:space="preserve">El prototipo usa los mismos motores y formatos, con menos capacidad, para mantenerse dentro de US$300. Los servicios de producción cobran por hora aunque nadie los use y no se pueden pausar: uno olvidado encendido consumiría el presupuesto en semanas. En cambio, una VM (máquina virtual) con Kafka, Spark y Airflow cuesta ≈ US$0.13 por hora y se destruye al terminar cada demostración. El código no cambia al pasar a producción: el Kafka gestionado habla el mismo protocolo y Composer ejecuta los mismos DAGs.</w:t>
       </w:r>
     </w:p>
     <w:tbl>
@@ -1279,9 +3062,10 @@
         <w:tblLook w:firstRow="1" w:lastRow="0" w:firstColumn="0" w:lastColumn="0" w:noHBand="0" w:noVBand="0" w:val="0020"/>
       </w:tblPr>
       <w:tblGrid>
-        <w:gridCol w:w="2640"/>
-        <w:gridCol w:w="2640"/>
-        <w:gridCol w:w="2640"/>
+        <w:gridCol w:w="1980"/>
+        <w:gridCol w:w="1980"/>
+        <w:gridCol w:w="1980"/>
+        <w:gridCol w:w="1980"/>
       </w:tblGrid>
       <w:tr>
         <w:trPr>
@@ -1316,6 +3100,17 @@
               <w:pStyle w:val="Compact"/>
             </w:pPr>
             <w:r>
+              <w:t xml:space="preserve">Costo mínimo en producción</w:t>
+            </w:r>
+          </w:p>
+        </w:tc>
+        <w:tc>
+          <w:tcPr/>
+          <w:p>
+            <w:pPr>
+              <w:pStyle w:val="Compact"/>
+            </w:pPr>
+            <w:r>
               <w:t xml:space="preserve">Prototipo (implementado o planificado)</w:t>
             </w:r>
           </w:p>
@@ -1340,88 +3135,29 @@
               <w:pStyle w:val="Compact"/>
             </w:pPr>
             <w:r>
-              <w:t xml:space="preserve">Managed Service for Apache Kafka, 3 zonas</w:t>
-            </w:r>
-          </w:p>
-        </w:tc>
-        <w:tc>
-          <w:tcPr/>
-          <w:p>
-            <w:pPr>
-              <w:pStyle w:val="Compact"/>
-            </w:pPr>
-            <w:r>
-              <w:t xml:space="preserve">Kafka (KRaft) en una VM que se enciende por sesión</w:t>
-            </w:r>
-          </w:p>
-        </w:tc>
-      </w:tr>
-      <w:tr>
-        <w:tc>
-          <w:tcPr/>
-          <w:p>
-            <w:pPr>
-              <w:pStyle w:val="Compact"/>
-            </w:pPr>
-            <w:r>
-              <w:t xml:space="preserve">Streaming</w:t>
-            </w:r>
-          </w:p>
-        </w:tc>
-        <w:tc>
-          <w:tcPr/>
-          <w:p>
-            <w:pPr>
-              <w:pStyle w:val="Compact"/>
-            </w:pPr>
-            <w:r>
-              <w:t xml:space="preserve">Clúster Spark 24/7</w:t>
-            </w:r>
-          </w:p>
-        </w:tc>
-        <w:tc>
-          <w:tcPr/>
-          <w:p>
-            <w:pPr>
-              <w:pStyle w:val="Compact"/>
-            </w:pPr>
-            <w:r>
-              <w:t xml:space="preserve">Spark Structured Streaming en la misma VM</w:t>
-            </w:r>
-          </w:p>
-        </w:tc>
-      </w:tr>
-      <w:tr>
-        <w:tc>
-          <w:tcPr/>
-          <w:p>
-            <w:pPr>
-              <w:pStyle w:val="Compact"/>
-            </w:pPr>
-            <w:r>
-              <w:t xml:space="preserve">Batch</w:t>
-            </w:r>
-          </w:p>
-        </w:tc>
-        <w:tc>
-          <w:tcPr/>
-          <w:p>
-            <w:pPr>
-              <w:pStyle w:val="Compact"/>
-            </w:pPr>
-            <w:r>
-              <w:t xml:space="preserve">Spark serverless diario</w:t>
-            </w:r>
-          </w:p>
-        </w:tc>
-        <w:tc>
-          <w:tcPr/>
-          <w:p>
-            <w:pPr>
-              <w:pStyle w:val="Compact"/>
-            </w:pPr>
-            <w:r>
-              <w:t xml:space="preserve">Spark serverless,</w:t>
+              <w:t xml:space="preserve">Managed Service for Apache Kafka en 3 zonas (centros de datos independientes de una región)</w:t>
+            </w:r>
+          </w:p>
+        </w:tc>
+        <w:tc>
+          <w:tcPr/>
+          <w:p>
+            <w:pPr>
+              <w:pStyle w:val="Compact"/>
+            </w:pPr>
+            <w:r>
+              <w:t xml:space="preserve">≈ US$250/mes encendido</w:t>
+            </w:r>
+          </w:p>
+        </w:tc>
+        <w:tc>
+          <w:tcPr/>
+          <w:p>
+            <w:pPr>
+              <w:pStyle w:val="Compact"/>
+            </w:pPr>
+            <w:r>
+              <w:t xml:space="preserve">Kafka en una VM que se enciende por sesión, en modo</w:t>
             </w:r>
             <w:r>
               <w:t xml:space="preserve"> </w:t>
@@ -1431,13 +3167,131 @@
                 <w:b/>
                 <w:bCs/>
               </w:rPr>
+              <w:t xml:space="preserve">KRaft</w:t>
+            </w:r>
+            <w:r>
+              <w:t xml:space="preserve"> </w:t>
+            </w:r>
+            <w:r>
+              <w:t xml:space="preserve">(sin ZooKeeper, el servicio de coordinación que Kafka requería antes)</w:t>
+            </w:r>
+          </w:p>
+        </w:tc>
+      </w:tr>
+      <w:tr>
+        <w:tc>
+          <w:tcPr/>
+          <w:p>
+            <w:pPr>
+              <w:pStyle w:val="Compact"/>
+            </w:pPr>
+            <w:r>
+              <w:t xml:space="preserve">Streaming</w:t>
+            </w:r>
+          </w:p>
+        </w:tc>
+        <w:tc>
+          <w:tcPr/>
+          <w:p>
+            <w:pPr>
+              <w:pStyle w:val="Compact"/>
+            </w:pPr>
+            <w:r>
+              <w:t xml:space="preserve">Clúster Spark 24/7</w:t>
+            </w:r>
+          </w:p>
+        </w:tc>
+        <w:tc>
+          <w:tcPr/>
+          <w:p>
+            <w:pPr>
+              <w:pStyle w:val="Compact"/>
+            </w:pPr>
+            <w:r>
+              <w:t xml:space="preserve">Según tamaño</w:t>
+            </w:r>
+          </w:p>
+        </w:tc>
+        <w:tc>
+          <w:tcPr/>
+          <w:p>
+            <w:pPr>
+              <w:pStyle w:val="Compact"/>
+            </w:pPr>
+            <w:r>
+              <w:t xml:space="preserve">Spark Structured Streaming en la misma VM,</w:t>
+            </w:r>
+            <w:r>
+              <w:t xml:space="preserve"> </w:t>
+            </w:r>
+            <w:r>
+              <w:rPr>
+                <w:b/>
+                <w:bCs/>
+              </w:rPr>
               <w:t xml:space="preserve">implementado</w:t>
             </w:r>
+          </w:p>
+        </w:tc>
+      </w:tr>
+      <w:tr>
+        <w:tc>
+          <w:tcPr/>
+          <w:p>
+            <w:pPr>
+              <w:pStyle w:val="Compact"/>
+            </w:pPr>
+            <w:r>
+              <w:t xml:space="preserve">Batch</w:t>
+            </w:r>
+          </w:p>
+        </w:tc>
+        <w:tc>
+          <w:tcPr/>
+          <w:p>
+            <w:pPr>
+              <w:pStyle w:val="Compact"/>
+            </w:pPr>
+            <w:r>
+              <w:t xml:space="preserve">Spark serverless diario</w:t>
+            </w:r>
+          </w:p>
+        </w:tc>
+        <w:tc>
+          <w:tcPr/>
+          <w:p>
+            <w:pPr>
+              <w:pStyle w:val="Compact"/>
+            </w:pPr>
+            <w:r>
+              <w:t xml:space="preserve">Solo mientras corre</w:t>
+            </w:r>
+          </w:p>
+        </w:tc>
+        <w:tc>
+          <w:tcPr/>
+          <w:p>
+            <w:pPr>
+              <w:pStyle w:val="Compact"/>
+            </w:pPr>
+            <w:r>
+              <w:t xml:space="preserve">Spark serverless,</w:t>
+            </w:r>
             <w:r>
               <w:t xml:space="preserve"> </w:t>
             </w:r>
             <w:r>
-              <w:t xml:space="preserve">(silver y gold)</w:t>
+              <w:rPr>
+                <w:b/>
+                <w:bCs/>
+              </w:rPr>
+              <w:t xml:space="preserve">implementado</w:t>
+            </w:r>
+            <w:r>
+              <w:t xml:space="preserve"> </w:t>
+            </w:r>
+            <w:r>
+              <w:t xml:space="preserve">(capas silver y gold)</w:t>
             </w:r>
           </w:p>
         </w:tc>
@@ -1472,7 +3326,28 @@
               <w:pStyle w:val="Compact"/>
             </w:pPr>
             <w:r>
-              <w:t xml:space="preserve">Airflow en la VM (mismos DAGs)</w:t>
+              <w:t xml:space="preserve">≈ US$250/mes; tarda ~25 min en crearse</w:t>
+            </w:r>
+          </w:p>
+        </w:tc>
+        <w:tc>
+          <w:tcPr/>
+          <w:p>
+            <w:pPr>
+              <w:pStyle w:val="Compact"/>
+            </w:pPr>
+            <w:r>
+              <w:t xml:space="preserve">Airflow en la VM, con los mismos DAGs,</w:t>
+            </w:r>
+            <w:r>
+              <w:t xml:space="preserve"> </w:t>
+            </w:r>
+            <w:r>
+              <w:rPr>
+                <w:b/>
+                <w:bCs/>
+              </w:rPr>
+              <w:t xml:space="preserve">implementado</w:t>
             </w:r>
           </w:p>
         </w:tc>
@@ -1496,18 +3371,29 @@
               <w:pStyle w:val="Compact"/>
             </w:pPr>
             <w:r>
-              <w:t xml:space="preserve">Bigtable + Cloud Run</w:t>
-            </w:r>
-          </w:p>
-        </w:tc>
-        <w:tc>
-          <w:tcPr/>
-          <w:p>
-            <w:pPr>
-              <w:pStyle w:val="Compact"/>
-            </w:pPr>
-            <w:r>
-              <w:t xml:space="preserve">BigQuery + Cloud Run</w:t>
+              <w:t xml:space="preserve">Bigtable + Cloud Run + Firebase</w:t>
+            </w:r>
+          </w:p>
+        </w:tc>
+        <w:tc>
+          <w:tcPr/>
+          <w:p>
+            <w:pPr>
+              <w:pStyle w:val="Compact"/>
+            </w:pPr>
+            <w:r>
+              <w:t xml:space="preserve">≈ US$475/mes por nodo de Bigtable</w:t>
+            </w:r>
+          </w:p>
+        </w:tc>
+        <w:tc>
+          <w:tcPr/>
+          <w:p>
+            <w:pPr>
+              <w:pStyle w:val="Compact"/>
+            </w:pPr>
+            <w:r>
+              <w:t xml:space="preserve">BigQuery + Cloud Run (con 5,561 hogares, BigQuery responde en 1–2 s)</w:t>
             </w:r>
           </w:p>
         </w:tc>
@@ -1531,18 +3417,45 @@
               <w:pStyle w:val="Compact"/>
             </w:pPr>
             <w:r>
-              <w:t xml:space="preserve">GCS dual-region</w:t>
-            </w:r>
-          </w:p>
-        </w:tc>
-        <w:tc>
-          <w:tcPr/>
-          <w:p>
-            <w:pPr>
-              <w:pStyle w:val="Compact"/>
-            </w:pPr>
-            <w:r>
-              <w:t xml:space="preserve">GCS regional,</w:t>
+              <w:t xml:space="preserve">GCS</w:t>
+            </w:r>
+            <w:r>
+              <w:t xml:space="preserve"> </w:t>
+            </w:r>
+            <w:r>
+              <w:rPr>
+                <w:i/>
+                <w:iCs/>
+              </w:rPr>
+              <w:t xml:space="preserve">dual-region</w:t>
+            </w:r>
+            <w:r>
+              <w:t xml:space="preserve"> </w:t>
+            </w:r>
+            <w:r>
+              <w:t xml:space="preserve">(cada archivo se guarda en dos regiones)</w:t>
+            </w:r>
+          </w:p>
+        </w:tc>
+        <w:tc>
+          <w:tcPr/>
+          <w:p>
+            <w:pPr>
+              <w:pStyle w:val="Compact"/>
+            </w:pPr>
+            <w:r>
+              <w:t xml:space="preserve">Por GB guardado</w:t>
+            </w:r>
+          </w:p>
+        </w:tc>
+        <w:tc>
+          <w:tcPr/>
+          <w:p>
+            <w:pPr>
+              <w:pStyle w:val="Compact"/>
+            </w:pPr>
+            <w:r>
+              <w:t xml:space="preserve">GCS en una región,</w:t>
             </w:r>
             <w:r>
               <w:t xml:space="preserve"> </w:t>
@@ -1576,6 +3489,57 @@
       </w:pPr>
       <w:r>
         <w:t xml:space="preserve">3.1 Fuentes y mecanismo de captura</w:t>
+      </w:r>
+    </w:p>
+    <w:p>
+      <w:pPr>
+        <w:pStyle w:val="FirstParagraph"/>
+      </w:pPr>
+      <w:r>
+        <w:t xml:space="preserve">La</w:t>
+      </w:r>
+      <w:r>
+        <w:t xml:space="preserve"> </w:t>
+      </w:r>
+      <w:r>
+        <w:rPr>
+          <w:b/>
+          <w:bCs/>
+        </w:rPr>
+        <w:t xml:space="preserve">llave de cruce</w:t>
+      </w:r>
+      <w:r>
+        <w:t xml:space="preserve"> </w:t>
+      </w:r>
+      <w:r>
+        <w:t xml:space="preserve">es la columna con la que se unen las fuentes:</w:t>
+      </w:r>
+      <w:r>
+        <w:t xml:space="preserve"> </w:t>
+      </w:r>
+      <w:r>
+        <w:rPr>
+          <w:rStyle w:val="VerbatimChar"/>
+        </w:rPr>
+        <w:t xml:space="preserve">lclid</w:t>
+      </w:r>
+      <w:r>
+        <w:t xml:space="preserve"> </w:t>
+      </w:r>
+      <w:r>
+        <w:t xml:space="preserve">es el identificador del medidor y</w:t>
+      </w:r>
+      <w:r>
+        <w:t xml:space="preserve"> </w:t>
+      </w:r>
+      <w:r>
+        <w:rPr>
+          <w:rStyle w:val="VerbatimChar"/>
+        </w:rPr>
+        <w:t xml:space="preserve">ts_utc</w:t>
+      </w:r>
+      <w:r>
+        <w:t xml:space="preserve">, la fecha y hora de la lectura.</w:t>
       </w:r>
     </w:p>
     <w:tbl>
@@ -1680,7 +3644,17 @@
               <w:pStyle w:val="Compact"/>
             </w:pPr>
             <w:r>
-              <w:t xml:space="preserve">IoT</w:t>
+              <w:t xml:space="preserve">IoT (</w:t>
+            </w:r>
+            <w:r>
+              <w:rPr>
+                <w:i/>
+                <w:iCs/>
+              </w:rPr>
+              <w:t xml:space="preserve">Internet of Things</w:t>
+            </w:r>
+            <w:r>
+              <w:t xml:space="preserve">: dispositivos que envían datos solos)</w:t>
             </w:r>
           </w:p>
         </w:tc>
@@ -1752,7 +3726,7 @@
               <w:pStyle w:val="Compact"/>
             </w:pPr>
             <w:r>
-              <w:t xml:space="preserve">Maestro</w:t>
+              <w:t xml:space="preserve">Dato maestro</w:t>
             </w:r>
           </w:p>
         </w:tc>
@@ -1876,7 +3850,7 @@
               <w:pStyle w:val="Compact"/>
             </w:pPr>
             <w:r>
-              <w:t xml:space="preserve">Clima DarkSky (horario, diario)</w:t>
+              <w:t xml:space="preserve">Clima DarkSky (horario y diario)</w:t>
             </w:r>
           </w:p>
         </w:tc>
@@ -1909,7 +3883,7 @@
               <w:pStyle w:val="Compact"/>
             </w:pPr>
             <w:r>
-              <w:t xml:space="preserve">Batch (prod.: API de pronóstico)</w:t>
+              <w:t xml:space="preserve">Batch (en producción, una API de pronóstico del clima)</w:t>
             </w:r>
           </w:p>
         </w:tc>
@@ -1951,7 +3925,7 @@
               <w:pStyle w:val="Compact"/>
             </w:pPr>
             <w:r>
-              <w:t xml:space="preserve">Clima NOAA GSOD (Heathrow)</w:t>
+              <w:t xml:space="preserve">Clima NOAA GSOD (aeropuerto de Heathrow)</w:t>
             </w:r>
           </w:p>
         </w:tc>
@@ -2184,14 +4158,12 @@
         </w:tc>
       </w:tr>
     </w:tbl>
-    <w:bookmarkEnd w:id="30"/>
-    <w:bookmarkStart w:id="31" w:name="cómo-se-cruzan-los-datos"/>
-    <w:p>
-      <w:pPr>
-        <w:pStyle w:val="Heading2"/>
-      </w:pPr>
-      <w:r>
-        <w:t xml:space="preserve">3.2 Cómo se cruzan los datos</w:t>
+    <w:p>
+      <w:pPr>
+        <w:pStyle w:val="BodyText"/>
+      </w:pPr>
+      <w:r>
+        <w:t xml:space="preserve">Las fuentes de la tabla:</w:t>
       </w:r>
     </w:p>
     <w:p>
@@ -2199,7 +4171,137 @@
         <w:pStyle w:val="Compact"/>
         <w:numPr>
           <w:ilvl w:val="0"/>
-          <w:numId w:val="1001"/>
+          <w:numId w:val="1007"/>
+        </w:numPr>
+      </w:pPr>
+      <w:r>
+        <w:rPr>
+          <w:b/>
+          <w:bCs/>
+        </w:rPr>
+        <w:t xml:space="preserve">Datos maestros:</w:t>
+      </w:r>
+      <w:r>
+        <w:t xml:space="preserve"> </w:t>
+      </w:r>
+      <w:r>
+        <w:t xml:space="preserve">catálogos que describen a las entidades y cambian poco. Aquí son el hogar, con su tarifa, segmento, zona y transformador. En producción vendrían del sistema comercial de Lumina.</w:t>
+      </w:r>
+    </w:p>
+    <w:p>
+      <w:pPr>
+        <w:pStyle w:val="Compact"/>
+        <w:numPr>
+          <w:ilvl w:val="0"/>
+          <w:numId w:val="1007"/>
+        </w:numPr>
+      </w:pPr>
+      <w:r>
+        <w:rPr>
+          <w:b/>
+          <w:bCs/>
+        </w:rPr>
+        <w:t xml:space="preserve">Acorn:</w:t>
+      </w:r>
+      <w:r>
+        <w:t xml:space="preserve"> </w:t>
+      </w:r>
+      <w:r>
+        <w:t xml:space="preserve">clasificación socioeconómica de hogares del Reino Unido, elaborada por la empresa CACI; agrupa los hogares por nivel de ingresos y estilo de vida.</w:t>
+      </w:r>
+    </w:p>
+    <w:p>
+      <w:pPr>
+        <w:pStyle w:val="Compact"/>
+        <w:numPr>
+          <w:ilvl w:val="0"/>
+          <w:numId w:val="1007"/>
+        </w:numPr>
+      </w:pPr>
+      <w:r>
+        <w:rPr>
+          <w:b/>
+          <w:bCs/>
+        </w:rPr>
+        <w:t xml:space="preserve">DarkSky:</w:t>
+      </w:r>
+      <w:r>
+        <w:t xml:space="preserve"> </w:t>
+      </w:r>
+      <w:r>
+        <w:t xml:space="preserve">servicio de clima cuyos datos vienen incluidos en el dataset del caso.</w:t>
+      </w:r>
+    </w:p>
+    <w:p>
+      <w:pPr>
+        <w:pStyle w:val="Compact"/>
+        <w:numPr>
+          <w:ilvl w:val="0"/>
+          <w:numId w:val="1007"/>
+        </w:numPr>
+      </w:pPr>
+      <w:r>
+        <w:rPr>
+          <w:b/>
+          <w:bCs/>
+        </w:rPr>
+        <w:t xml:space="preserve">NOAA GSOD:</w:t>
+      </w:r>
+      <w:r>
+        <w:t xml:space="preserve"> </w:t>
+      </w:r>
+      <w:r>
+        <w:t xml:space="preserve">resumen diario del clima (</w:t>
+      </w:r>
+      <w:r>
+        <w:rPr>
+          <w:i/>
+          <w:iCs/>
+        </w:rPr>
+        <w:t xml:space="preserve">Global Surface Summary of the Day</w:t>
+      </w:r>
+      <w:r>
+        <w:t xml:space="preserve">) de NOAA, la agencia climática de EE. UU., publicado gratis en BigQuery.</w:t>
+      </w:r>
+    </w:p>
+    <w:p>
+      <w:pPr>
+        <w:pStyle w:val="Compact"/>
+        <w:numPr>
+          <w:ilvl w:val="0"/>
+          <w:numId w:val="1007"/>
+        </w:numPr>
+      </w:pPr>
+      <w:r>
+        <w:rPr>
+          <w:b/>
+          <w:bCs/>
+        </w:rPr>
+        <w:t xml:space="preserve">National Grid ESO:</w:t>
+      </w:r>
+      <w:r>
+        <w:t xml:space="preserve"> </w:t>
+      </w:r>
+      <w:r>
+        <w:t xml:space="preserve">el operador del sistema eléctrico británico.</w:t>
+      </w:r>
+    </w:p>
+    <w:bookmarkEnd w:id="30"/>
+    <w:bookmarkStart w:id="31" w:name="cómo-se-cruzan-los-datos"/>
+    <w:p>
+      <w:pPr>
+        <w:pStyle w:val="Heading2"/>
+      </w:pPr>
+      <w:r>
+        <w:t xml:space="preserve">3.2 Cómo se cruzan los datos</w:t>
+      </w:r>
+    </w:p>
+    <w:p>
+      <w:pPr>
+        <w:pStyle w:val="Compact"/>
+        <w:numPr>
+          <w:ilvl w:val="0"/>
+          <w:numId w:val="1008"/>
         </w:numPr>
       </w:pPr>
       <w:r>
@@ -2213,7 +4315,31 @@
         <w:t xml:space="preserve"> </w:t>
       </w:r>
       <w:r>
-        <w:t xml:space="preserve">Las lecturas ya vienen en UTC (48 por día incluso en cambio de hora). La demanda nacional viene en</w:t>
+        <w:t xml:space="preserve">UTC es el Tiempo Universal Coordinado, que no cambia con el horario de verano.</w:t>
+      </w:r>
+    </w:p>
+    <w:p>
+      <w:pPr>
+        <w:pStyle w:val="Compact"/>
+        <w:numPr>
+          <w:ilvl w:val="1"/>
+          <w:numId w:val="1009"/>
+        </w:numPr>
+      </w:pPr>
+      <w:r>
+        <w:t xml:space="preserve">Las lecturas ya vienen en UTC, con 48 por día incluso en los días de cambio de hora.</w:t>
+      </w:r>
+    </w:p>
+    <w:p>
+      <w:pPr>
+        <w:pStyle w:val="Compact"/>
+        <w:numPr>
+          <w:ilvl w:val="1"/>
+          <w:numId w:val="1009"/>
+        </w:numPr>
+      </w:pPr>
+      <w:r>
+        <w:t xml:space="preserve">La demanda nacional viene en</w:t>
       </w:r>
       <w:r>
         <w:t xml:space="preserve"> </w:t>
@@ -2226,10 +4352,7 @@
         <w:t xml:space="preserve">settlement periods</w:t>
       </w:r>
       <w:r>
-        <w:t xml:space="preserve"> </w:t>
-      </w:r>
-      <w:r>
-        <w:t xml:space="preserve">de hora local de Londres (46 o 50 en cambio de hora); se convierte con</w:t>
+        <w:t xml:space="preserve">: las medias horas del mercado eléctrico británico, numeradas en hora local de Londres. Un día de cambio de hora tiene 46 o 50. Se convierten con</w:t>
       </w:r>
       <w:r>
         <w:t xml:space="preserve"> </w:t>
@@ -2241,7 +4364,19 @@
         <w:t xml:space="preserve">ts_utc = medianoche local en UTC + (periodo − 1) × 30 min</w:t>
       </w:r>
       <w:r>
-        <w:t xml:space="preserve">. La hora punta y los perfiles se calculan en hora local.</w:t>
+        <w:t xml:space="preserve">.</w:t>
+      </w:r>
+    </w:p>
+    <w:p>
+      <w:pPr>
+        <w:pStyle w:val="Compact"/>
+        <w:numPr>
+          <w:ilvl w:val="1"/>
+          <w:numId w:val="1009"/>
+        </w:numPr>
+      </w:pPr>
+      <w:r>
+        <w:t xml:space="preserve">La hora punta y los perfiles se calculan en hora local.</w:t>
       </w:r>
     </w:p>
     <w:p>
@@ -2249,7 +4384,7 @@
         <w:pStyle w:val="Compact"/>
         <w:numPr>
           <w:ilvl w:val="0"/>
-          <w:numId w:val="1001"/>
+          <w:numId w:val="1008"/>
         </w:numPr>
       </w:pPr>
       <w:r>
@@ -2257,13 +4392,57 @@
           <w:b/>
           <w:bCs/>
         </w:rPr>
-        <w:t xml:space="preserve">Modelo estrella</w:t>
-      </w:r>
-      <w:r>
-        <w:t xml:space="preserve"> </w:t>
-      </w:r>
-      <w:r>
-        <w:t xml:space="preserve">con</w:t>
+        <w:t xml:space="preserve">Modelo estrella.</w:t>
+      </w:r>
+      <w:r>
+        <w:t xml:space="preserve"> </w:t>
+      </w:r>
+      <w:r>
+        <w:t xml:space="preserve">Es la forma estándar de organizar un warehouse:</w:t>
+      </w:r>
+    </w:p>
+    <w:p>
+      <w:pPr>
+        <w:pStyle w:val="Compact"/>
+        <w:numPr>
+          <w:ilvl w:val="1"/>
+          <w:numId w:val="1010"/>
+        </w:numPr>
+      </w:pPr>
+      <w:r>
+        <w:rPr>
+          <w:b/>
+          <w:bCs/>
+        </w:rPr>
+        <w:t xml:space="preserve">tablas de hechos</w:t>
+      </w:r>
+      <w:r>
+        <w:t xml:space="preserve"> </w:t>
+      </w:r>
+      <w:r>
+        <w:t xml:space="preserve">con las mediciones: consumo cada 30 min y diario, carga por transformador y zona, demanda nacional y clima;</w:t>
+      </w:r>
+    </w:p>
+    <w:p>
+      <w:pPr>
+        <w:pStyle w:val="Compact"/>
+        <w:numPr>
+          <w:ilvl w:val="1"/>
+          <w:numId w:val="1010"/>
+        </w:numPr>
+      </w:pPr>
+      <w:r>
+        <w:rPr>
+          <w:b/>
+          <w:bCs/>
+        </w:rPr>
+        <w:t xml:space="preserve">tablas de dimensiones</w:t>
+      </w:r>
+      <w:r>
+        <w:t xml:space="preserve"> </w:t>
+      </w:r>
+      <w:r>
+        <w:t xml:space="preserve">que las describen:</w:t>
       </w:r>
       <w:r>
         <w:t xml:space="preserve"> </w:t>
@@ -2305,7 +4484,19 @@
         <w:t xml:space="preserve">dim_acorn</w:t>
       </w:r>
       <w:r>
-        <w:t xml:space="preserve">, más hechos de consumo a 30 min y diario, carga por transformador y zona, demanda nacional y clima. Detalle en</w:t>
+        <w:t xml:space="preserve">.</w:t>
+      </w:r>
+    </w:p>
+    <w:p>
+      <w:pPr>
+        <w:pStyle w:val="Compact"/>
+        <w:numPr>
+          <w:ilvl w:val="0"/>
+          <w:numId w:val="1000"/>
+        </w:numPr>
+      </w:pPr>
+      <w:r>
+        <w:t xml:space="preserve">El detalle está en</w:t>
       </w:r>
       <w:r>
         <w:t xml:space="preserve"> </w:t>
@@ -2325,7 +4516,7 @@
         <w:pStyle w:val="Compact"/>
         <w:numPr>
           <w:ilvl w:val="0"/>
-          <w:numId w:val="1001"/>
+          <w:numId w:val="1008"/>
         </w:numPr>
       </w:pPr>
       <w:r>
@@ -2339,7 +4530,23 @@
         <w:t xml:space="preserve"> </w:t>
       </w:r>
       <w:r>
-        <w:t xml:space="preserve">El dataset no trae ubicación, así que se asignan 8 zonas de concesión y 112 transformadores con un hash determinístico del medidor.</w:t>
+        <w:t xml:space="preserve">El dataset no trae ubicación, así que se asignan 8 zonas de concesión y 112 transformadores a partir de un</w:t>
+      </w:r>
+      <w:r>
+        <w:t xml:space="preserve"> </w:t>
+      </w:r>
+      <w:r>
+        <w:rPr>
+          <w:i/>
+          <w:iCs/>
+        </w:rPr>
+        <w:t xml:space="preserve">hash</w:t>
+      </w:r>
+      <w:r>
+        <w:t xml:space="preserve"> </w:t>
+      </w:r>
+      <w:r>
+        <w:t xml:space="preserve">del identificador del medidor: una función que siempre da la misma zona para el mismo medidor.</w:t>
       </w:r>
     </w:p>
     <w:p>
@@ -2347,7 +4554,7 @@
         <w:pStyle w:val="Compact"/>
         <w:numPr>
           <w:ilvl w:val="0"/>
-          <w:numId w:val="1001"/>
+          <w:numId w:val="1008"/>
         </w:numPr>
       </w:pPr>
       <w:r>
@@ -2361,10 +4568,7 @@
         <w:t xml:space="preserve"> </w:t>
       </w:r>
       <w:r>
-        <w:t xml:space="preserve">Lecturas</w:t>
-      </w:r>
-      <w:r>
-        <w:t xml:space="preserve"> </w:t>
+        <w:t xml:space="preserve">En la capa silver se marcan las lecturas vacías (</w:t>
       </w:r>
       <w:r>
         <w:rPr>
@@ -2373,7 +4577,7 @@
         <w:t xml:space="preserve">Null</w:t>
       </w:r>
       <w:r>
-        <w:t xml:space="preserve">, fuera de la grilla de 30 min y duplicadas se marcan en silver;</w:t>
+        <w:t xml:space="preserve">), las que no caen en una media hora exacta y las duplicadas. La tabla</w:t>
       </w:r>
       <w:r>
         <w:t xml:space="preserve"> </w:t>
@@ -2388,7 +4592,17 @@
         <w:t xml:space="preserve"> </w:t>
       </w:r>
       <w:r>
-        <w:t xml:space="preserve">diagnostica a cada medidor.</w:t>
+        <w:t xml:space="preserve">(</w:t>
+      </w:r>
+      <w:r>
+        <w:rPr>
+          <w:i/>
+          <w:iCs/>
+        </w:rPr>
+        <w:t xml:space="preserve">data quality</w:t>
+      </w:r>
+      <w:r>
+        <w:t xml:space="preserve">, calidad de datos) diagnostica a cada medidor.</w:t>
       </w:r>
     </w:p>
     <w:bookmarkEnd w:id="31"/>
@@ -2406,11 +4620,11 @@
         <w:pStyle w:val="Compact"/>
         <w:numPr>
           <w:ilvl w:val="0"/>
-          <w:numId w:val="1002"/>
+          <w:numId w:val="1011"/>
         </w:numPr>
       </w:pPr>
       <w:r>
-        <w:t xml:space="preserve">167,811,461 lecturas en gold; 3,510,403 medidor-día coinciden</w:t>
+        <w:t xml:space="preserve">167,811,461 lecturas en la capa gold. Los 3,510,403 pares medidor-día coinciden</w:t>
       </w:r>
       <w:r>
         <w:t xml:space="preserve"> </w:t>
@@ -2426,7 +4640,7 @@
         <w:t xml:space="preserve"> </w:t>
       </w:r>
       <w:r>
-        <w:t xml:space="preserve">con el agregado diario publicado en Kaggle (35.54 GWh en ambos lados).</w:t>
+        <w:t xml:space="preserve">con el agregado diario publicado en Kaggle: 35.54 GWh en ambos lados.</w:t>
       </w:r>
     </w:p>
     <w:p>
@@ -2434,11 +4648,59 @@
         <w:pStyle w:val="Compact"/>
         <w:numPr>
           <w:ilvl w:val="0"/>
-          <w:numId w:val="1002"/>
+          <w:numId w:val="1011"/>
         </w:numPr>
       </w:pPr>
       <w:r>
-        <w:t xml:space="preserve">Diagnóstico de 5,561 medidores: 5,068 sin problemas, 240 con huecos frecuentes, 232 con más de 24 h seguidas en cero y 21 con cobertura menor al 90 %.</w:t>
+        <w:t xml:space="preserve">Diagnóstico de 5,561 medidores:</w:t>
+      </w:r>
+    </w:p>
+    <w:p>
+      <w:pPr>
+        <w:pStyle w:val="Compact"/>
+        <w:numPr>
+          <w:ilvl w:val="1"/>
+          <w:numId w:val="1012"/>
+        </w:numPr>
+      </w:pPr>
+      <w:r>
+        <w:t xml:space="preserve">5,068 sin problemas;</w:t>
+      </w:r>
+    </w:p>
+    <w:p>
+      <w:pPr>
+        <w:pStyle w:val="Compact"/>
+        <w:numPr>
+          <w:ilvl w:val="1"/>
+          <w:numId w:val="1012"/>
+        </w:numPr>
+      </w:pPr>
+      <w:r>
+        <w:t xml:space="preserve">240 con huecos frecuentes;</w:t>
+      </w:r>
+    </w:p>
+    <w:p>
+      <w:pPr>
+        <w:pStyle w:val="Compact"/>
+        <w:numPr>
+          <w:ilvl w:val="1"/>
+          <w:numId w:val="1012"/>
+        </w:numPr>
+      </w:pPr>
+      <w:r>
+        <w:t xml:space="preserve">232 con más de 24 h seguidas en cero;</w:t>
+      </w:r>
+    </w:p>
+    <w:p>
+      <w:pPr>
+        <w:pStyle w:val="Compact"/>
+        <w:numPr>
+          <w:ilvl w:val="1"/>
+          <w:numId w:val="1012"/>
+        </w:numPr>
+      </w:pPr>
+      <w:r>
+        <w:t xml:space="preserve">21 con menos del 90 % de las lecturas esperadas.</w:t>
       </w:r>
     </w:p>
     <w:bookmarkEnd w:id="32"/>
@@ -2554,88 +4816,99 @@
               <w:t xml:space="preserve">grid.demand</w:t>
             </w:r>
             <w:r>
-              <w:t xml:space="preserve">,</w:t>
-            </w:r>
-            <w:r>
               <w:t xml:space="preserve"> </w:t>
             </w:r>
             <w:r>
+              <w:t xml:space="preserve">y</w:t>
+            </w:r>
+            <w:r>
+              <w:t xml:space="preserve"> </w:t>
+            </w:r>
+            <w:r>
               <w:rPr>
                 <w:rStyle w:val="VerbatimChar"/>
               </w:rPr>
               <w:t xml:space="preserve">tariff.events</w:t>
             </w:r>
             <w:r>
-              <w:t xml:space="preserve">; clave = medidor o zona</w:t>
-            </w:r>
-          </w:p>
-        </w:tc>
-        <w:tc>
-          <w:tcPr/>
-          <w:p>
-            <w:pPr>
-              <w:pStyle w:val="Compact"/>
-            </w:pPr>
-            <w:r>
-              <w:t xml:space="preserve">Orden por medidor, reproceso (</w:t>
-            </w:r>
-            <w:r>
-              <w:rPr>
+              <w:t xml:space="preserve">; cada mensaje lleva como clave el medidor o la zona</w:t>
+            </w:r>
+          </w:p>
+        </w:tc>
+        <w:tc>
+          <w:tcPr/>
+          <w:p>
+            <w:pPr>
+              <w:pStyle w:val="Compact"/>
+            </w:pPr>
+            <w:r>
+              <w:t xml:space="preserve">Kafka mantiene el orden de los mensajes con la misma clave, permite el</w:t>
+            </w:r>
+            <w:r>
+              <w:t xml:space="preserve"> </w:t>
+            </w:r>
+            <w:r>
+              <w:rPr>
+                <w:b/>
+                <w:bCs/>
                 <w:i/>
                 <w:iCs/>
               </w:rPr>
               <w:t xml:space="preserve">replay</w:t>
             </w:r>
             <w:r>
-              <w:t xml:space="preserve">) y retención de 7 días; API abierta</w:t>
-            </w:r>
-          </w:p>
-        </w:tc>
-      </w:tr>
-      <w:tr>
-        <w:tc>
-          <w:tcPr/>
-          <w:p>
-            <w:pPr>
-              <w:pStyle w:val="Compact"/>
-            </w:pPr>
-            <w:r>
-              <w:t xml:space="preserve">Lake raw</w:t>
-            </w:r>
-          </w:p>
-        </w:tc>
-        <w:tc>
-          <w:tcPr/>
-          <w:p>
-            <w:pPr>
-              <w:pStyle w:val="Compact"/>
-            </w:pPr>
-            <w:r>
-              <w:t xml:space="preserve">Kafka Connect, sink a GCS cada pocos minutos</w:t>
-            </w:r>
-          </w:p>
-        </w:tc>
-        <w:tc>
-          <w:tcPr/>
-          <w:p>
-            <w:pPr>
-              <w:pStyle w:val="Compact"/>
-            </w:pPr>
-            <w:r>
-              <w:t xml:space="preserve">Copia inmutable para reprocesar sin depender del streaming</w:t>
-            </w:r>
-          </w:p>
-        </w:tc>
-      </w:tr>
-      <w:tr>
-        <w:tc>
-          <w:tcPr/>
-          <w:p>
-            <w:pPr>
-              <w:pStyle w:val="Compact"/>
-            </w:pPr>
-            <w:r>
-              <w:t xml:space="preserve">Clima, maestros, calendario</w:t>
+              <w:t xml:space="preserve"> </w:t>
+            </w:r>
+            <w:r>
+              <w:t xml:space="preserve">(volver a leer eventos pasados) y los retiene 7 días; su API es abierta</w:t>
+            </w:r>
+          </w:p>
+        </w:tc>
+      </w:tr>
+      <w:tr>
+        <w:tc>
+          <w:tcPr/>
+          <w:p>
+            <w:pPr>
+              <w:pStyle w:val="Compact"/>
+            </w:pPr>
+            <w:r>
+              <w:t xml:space="preserve">Capa raw del lake</w:t>
+            </w:r>
+          </w:p>
+        </w:tc>
+        <w:tc>
+          <w:tcPr/>
+          <w:p>
+            <w:pPr>
+              <w:pStyle w:val="Compact"/>
+            </w:pPr>
+            <w:r>
+              <w:t xml:space="preserve">Kafka Connect copia los mensajes a GCS cada pocos minutos</w:t>
+            </w:r>
+          </w:p>
+        </w:tc>
+        <w:tc>
+          <w:tcPr/>
+          <w:p>
+            <w:pPr>
+              <w:pStyle w:val="Compact"/>
+            </w:pPr>
+            <w:r>
+              <w:t xml:space="preserve">Copia que no se modifica, para reprocesar sin depender del streaming</w:t>
+            </w:r>
+          </w:p>
+        </w:tc>
+      </w:tr>
+      <w:tr>
+        <w:tc>
+          <w:tcPr/>
+          <w:p>
+            <w:pPr>
+              <w:pStyle w:val="Compact"/>
+            </w:pPr>
+            <w:r>
+              <w:t xml:space="preserve">Clima, datos maestros, calendario</w:t>
             </w:r>
           </w:p>
         </w:tc>
@@ -2657,7 +4930,7 @@
               <w:pStyle w:val="Compact"/>
             </w:pPr>
             <w:r>
-              <w:t xml:space="preserve">Cambian poco; no justifican streaming</w:t>
+              <w:t xml:space="preserve">Cambian poco; no justifican streaming. Si un cliente cambia de tarifa hoy, basta con saberlo mañana</w:t>
             </w:r>
           </w:p>
         </w:tc>
@@ -2691,6 +4964,9 @@
                 <w:rStyle w:val="VerbatimChar"/>
               </w:rPr>
               <w:t xml:space="preserve">bigquery-public-data.noaa_gsod</w:t>
+            </w:r>
+            <w:r>
+              <w:t xml:space="preserve">: BigQuery lee la tabla pública sin copiarla</w:t>
             </w:r>
           </w:p>
         </w:tc>
@@ -2790,18 +5066,18 @@
               <w:pStyle w:val="Compact"/>
             </w:pPr>
             <w:r>
-              <w:t xml:space="preserve">Todo el histórico en raw, silver y gold</w:t>
-            </w:r>
-          </w:p>
-        </w:tc>
-        <w:tc>
-          <w:tcPr/>
-          <w:p>
-            <w:pPr>
-              <w:pStyle w:val="Compact"/>
-            </w:pPr>
-            <w:r>
-              <w:t xml:space="preserve">US$0.02/GB-mes; formato abierto. En el prototipo, 7.3 GB de CSV quedan en 0.9 GB de Parquet (5.6 bytes por lectura)</w:t>
+              <w:t xml:space="preserve">Todo el histórico, en las capas raw, silver y gold</w:t>
+            </w:r>
+          </w:p>
+        </w:tc>
+        <w:tc>
+          <w:tcPr/>
+          <w:p>
+            <w:pPr>
+              <w:pStyle w:val="Compact"/>
+            </w:pPr>
+            <w:r>
+              <w:t xml:space="preserve">US$0.02 por GB al mes y formato abierto. En el prototipo, 7.3 GB de CSV quedan en 0.9 GB de Parquet (5.6 bytes por lectura)</w:t>
             </w:r>
           </w:p>
         </w:tc>
@@ -2829,7 +5105,7 @@
               <w:pStyle w:val="Compact"/>
             </w:pPr>
             <w:r>
-              <w:t xml:space="preserve">Modelo estrella;</w:t>
+              <w:t xml:space="preserve">El modelo estrella.</w:t>
             </w:r>
             <w:r>
               <w:t xml:space="preserve"> </w:t>
@@ -2844,106 +5120,149 @@
               <w:t xml:space="preserve"> </w:t>
             </w:r>
             <w:r>
-              <w:t xml:space="preserve">particionada por día y clusterizada por medidor; tabla anidada con</w:t>
+              <w:t xml:space="preserve">está</w:t>
             </w:r>
             <w:r>
               <w:t xml:space="preserve"> </w:t>
             </w:r>
-            <w:r>
-              <w:rPr>
-                <w:rStyle w:val="VerbatimChar"/>
-              </w:rPr>
-              <w:t xml:space="preserve">STRUCT</w:t>
-            </w:r>
-            <w:r>
-              <w:t xml:space="preserve">/</w:t>
-            </w:r>
-            <w:r>
-              <w:rPr>
-                <w:rStyle w:val="VerbatimChar"/>
-              </w:rPr>
-              <w:t xml:space="preserve">ARRAY</w:t>
-            </w:r>
-          </w:p>
-        </w:tc>
-        <w:tc>
-          <w:tcPr/>
-          <w:p>
-            <w:pPr>
-              <w:pStyle w:val="Compact"/>
-            </w:pPr>
-            <w:r>
-              <w:t xml:space="preserve">SQL serverless para OLAP y ML; la tabla anidada lee 48× menos bytes en análisis por segmento</w:t>
-            </w:r>
-          </w:p>
-        </w:tc>
-      </w:tr>
-      <w:tr>
-        <w:tc>
-          <w:tcPr/>
-          <w:p>
-            <w:pPr>
-              <w:pStyle w:val="Compact"/>
-            </w:pPr>
             <w:r>
               <w:rPr>
                 <w:b/>
                 <w:bCs/>
               </w:rPr>
-              <w:t xml:space="preserve">Bigtable</w:t>
-            </w:r>
-          </w:p>
-        </w:tc>
-        <w:tc>
-          <w:tcPr/>
-          <w:p>
-            <w:pPr>
-              <w:pStyle w:val="Compact"/>
-            </w:pPr>
-            <w:r>
-              <w:t xml:space="preserve">Últimos 7 días por medidor, clave</w:t>
+              <w:t xml:space="preserve">particionada</w:t>
             </w:r>
             <w:r>
               <w:t xml:space="preserve"> </w:t>
             </w:r>
             <w:r>
-              <w:rPr>
-                <w:rStyle w:val="VerbatimChar"/>
-              </w:rPr>
-              <w:t xml:space="preserve">medidor#ts</w:t>
+              <w:t xml:space="preserve">por día (un bloque por fecha, para leer solo los días pedidos) y</w:t>
             </w:r>
             <w:r>
               <w:t xml:space="preserve"> </w:t>
             </w:r>
-            <w:r>
-              <w:t xml:space="preserve">invertido</w:t>
-            </w:r>
-          </w:p>
-        </w:tc>
-        <w:tc>
-          <w:tcPr/>
-          <w:p>
-            <w:pPr>
-              <w:pStyle w:val="Compact"/>
-            </w:pPr>
-            <w:r>
-              <w:t xml:space="preserve">Lecturas de milisegundos para 9 M usuarios de la app; BigQuery no está hecho para consultas puntuales masivas</w:t>
-            </w:r>
-          </w:p>
-        </w:tc>
-      </w:tr>
-      <w:tr>
-        <w:tc>
-          <w:tcPr/>
-          <w:p>
-            <w:pPr>
-              <w:pStyle w:val="Compact"/>
-            </w:pPr>
             <w:r>
               <w:rPr>
                 <w:b/>
                 <w:bCs/>
               </w:rPr>
+              <w:t xml:space="preserve">agrupada</w:t>
+            </w:r>
+            <w:r>
+              <w:t xml:space="preserve"> </w:t>
+            </w:r>
+            <w:r>
+              <w:t xml:space="preserve">(</w:t>
+            </w:r>
+            <w:r>
+              <w:rPr>
+                <w:i/>
+                <w:iCs/>
+              </w:rPr>
+              <w:t xml:space="preserve">clustering</w:t>
+            </w:r>
+            <w:r>
+              <w:t xml:space="preserve">) por medidor (ordenada por medidor dentro de cada bloque). Incluye una tabla anidada con</w:t>
+            </w:r>
+            <w:r>
+              <w:t xml:space="preserve"> </w:t>
+            </w:r>
+            <w:r>
+              <w:rPr>
+                <w:rStyle w:val="VerbatimChar"/>
+              </w:rPr>
+              <w:t xml:space="preserve">STRUCT</w:t>
+            </w:r>
+            <w:r>
+              <w:t xml:space="preserve">/</w:t>
+            </w:r>
+            <w:r>
+              <w:rPr>
+                <w:rStyle w:val="VerbatimChar"/>
+              </w:rPr>
+              <w:t xml:space="preserve">ARRAY</w:t>
+            </w:r>
+            <w:r>
+              <w:t xml:space="preserve">: una fila por medidor-día con sus 48 lecturas dentro</w:t>
+            </w:r>
+          </w:p>
+        </w:tc>
+        <w:tc>
+          <w:tcPr/>
+          <w:p>
+            <w:pPr>
+              <w:pStyle w:val="Compact"/>
+            </w:pPr>
+            <w:r>
+              <w:t xml:space="preserve">SQL sin servidores para OLAP y</w:t>
+            </w:r>
+            <w:r>
+              <w:t xml:space="preserve"> </w:t>
+            </w:r>
+            <w:r>
+              <w:rPr>
+                <w:i/>
+                <w:iCs/>
+              </w:rPr>
+              <w:t xml:space="preserve">machine learning</w:t>
+            </w:r>
+            <w:r>
+              <w:t xml:space="preserve">; la tabla anidada lee 48× menos datos en el análisis por segmento</w:t>
+            </w:r>
+          </w:p>
+        </w:tc>
+      </w:tr>
+      <w:tr>
+        <w:tc>
+          <w:tcPr/>
+          <w:p>
+            <w:pPr>
+              <w:pStyle w:val="Compact"/>
+            </w:pPr>
+            <w:r>
+              <w:rPr>
+                <w:b/>
+                <w:bCs/>
+              </w:rPr>
+              <w:t xml:space="preserve">Bigtable</w:t>
+            </w:r>
+          </w:p>
+        </w:tc>
+        <w:tc>
+          <w:tcPr/>
+          <w:p>
+            <w:pPr>
+              <w:pStyle w:val="Compact"/>
+            </w:pPr>
+            <w:r>
+              <w:t xml:space="preserve">Los últimos 7 días de cada medidor. Cada fila se identifica por medidor y fecha invertida, para que lo más reciente quede primero</w:t>
+            </w:r>
+          </w:p>
+        </w:tc>
+        <w:tc>
+          <w:tcPr/>
+          <w:p>
+            <w:pPr>
+              <w:pStyle w:val="Compact"/>
+            </w:pPr>
+            <w:r>
+              <w:t xml:space="preserve">Respuestas en milisegundos para millones de clientes. BigQuery no sirve para eso: cada consulta tarda segundos y se cobra por separado</w:t>
+            </w:r>
+          </w:p>
+        </w:tc>
+      </w:tr>
+      <w:tr>
+        <w:tc>
+          <w:tcPr/>
+          <w:p>
+            <w:pPr>
+              <w:pStyle w:val="Compact"/>
+            </w:pPr>
+            <w:r>
+              <w:rPr>
+                <w:b/>
+                <w:bCs/>
+              </w:rPr>
               <w:t xml:space="preserve">Kafka</w:t>
             </w:r>
           </w:p>
@@ -2955,18 +5274,18 @@
               <w:pStyle w:val="Compact"/>
             </w:pPr>
             <w:r>
-              <w:t xml:space="preserve">Log de eventos de 7 días</w:t>
-            </w:r>
-          </w:p>
-        </w:tc>
-        <w:tc>
-          <w:tcPr/>
-          <w:p>
-            <w:pPr>
-              <w:pStyle w:val="Compact"/>
-            </w:pPr>
-            <w:r>
-              <w:t xml:space="preserve">Buffer ante picos y caídas; permite reprocesar</w:t>
+              <w:t xml:space="preserve">Los eventos de los últimos 7 días</w:t>
+            </w:r>
+          </w:p>
+        </w:tc>
+        <w:tc>
+          <w:tcPr/>
+          <w:p>
+            <w:pPr>
+              <w:pStyle w:val="Compact"/>
+            </w:pPr>
+            <w:r>
+              <w:t xml:space="preserve">Amortigua picos y caídas; permite reprocesar</w:t>
             </w:r>
           </w:p>
         </w:tc>
@@ -2988,7 +5307,69 @@
         <w:pStyle w:val="FirstParagraph"/>
       </w:pPr>
       <w:r>
-        <w:t xml:space="preserve">Criterios: (1) APIs de código abierto exigidas por la RFP de Lumina, para evitar dependencia del proveedor; (2) servicios gestionados de GCP vistos en clase cuando quitan operación sin costo excesivo; (3) pago por uso para el batch, que es esporádico.</w:t>
+        <w:t xml:space="preserve">El</w:t>
+      </w:r>
+      <w:r>
+        <w:t xml:space="preserve"> </w:t>
+      </w:r>
+      <w:r>
+        <w:rPr>
+          <w:i/>
+          <w:iCs/>
+        </w:rPr>
+        <w:t xml:space="preserve">stack</w:t>
+      </w:r>
+      <w:r>
+        <w:t xml:space="preserve"> </w:t>
+      </w:r>
+      <w:r>
+        <w:t xml:space="preserve">es el conjunto de tecnologías elegidas. Los criterios fueron tres:</w:t>
+      </w:r>
+    </w:p>
+    <w:p>
+      <w:pPr>
+        <w:pStyle w:val="Compact"/>
+        <w:numPr>
+          <w:ilvl w:val="0"/>
+          <w:numId w:val="1013"/>
+        </w:numPr>
+      </w:pPr>
+      <w:r>
+        <w:t xml:space="preserve">APIs de código abierto, como exige la RFP de Lumina (</w:t>
+      </w:r>
+      <w:r>
+        <w:rPr>
+          <w:i/>
+          <w:iCs/>
+        </w:rPr>
+        <w:t xml:space="preserve">Request for Proposal</w:t>
+      </w:r>
+      <w:r>
+        <w:t xml:space="preserve">, la solicitud de propuestas), para no depender de un proveedor.</w:t>
+      </w:r>
+    </w:p>
+    <w:p>
+      <w:pPr>
+        <w:pStyle w:val="Compact"/>
+        <w:numPr>
+          <w:ilvl w:val="0"/>
+          <w:numId w:val="1013"/>
+        </w:numPr>
+      </w:pPr>
+      <w:r>
+        <w:t xml:space="preserve">Servicios gestionados de Google Cloud vistos en clase, cuando quitan trabajo de operación sin un costo excesivo.</w:t>
+      </w:r>
+    </w:p>
+    <w:p>
+      <w:pPr>
+        <w:pStyle w:val="Compact"/>
+        <w:numPr>
+          <w:ilvl w:val="0"/>
+          <w:numId w:val="1013"/>
+        </w:numPr>
+      </w:pPr>
+      <w:r>
+        <w:t xml:space="preserve">Pago por uso para el batch, que corre de forma esporádica.</w:t>
       </w:r>
     </w:p>
     <w:tbl>
@@ -3083,18 +5464,18 @@
               <w:pStyle w:val="Compact"/>
             </w:pPr>
             <w:r>
-              <w:t xml:space="preserve">Pub/Sub</w:t>
-            </w:r>
-          </w:p>
-        </w:tc>
-        <w:tc>
-          <w:tcPr/>
-          <w:p>
-            <w:pPr>
-              <w:pStyle w:val="Compact"/>
-            </w:pPr>
-            <w:r>
-              <w:t xml:space="preserve">Pub/Sub es más simple, pero propietario; Kafka da orden por partición,</w:t>
+              <w:t xml:space="preserve">Pub/Sub (mensajería propia de Google)</w:t>
+            </w:r>
+          </w:p>
+        </w:tc>
+        <w:tc>
+          <w:tcPr/>
+          <w:p>
+            <w:pPr>
+              <w:pStyle w:val="Compact"/>
+            </w:pPr>
+            <w:r>
+              <w:t xml:space="preserve">Pub/Sub es más simple, pero propietario. Kafka mantiene el orden por medidor, permite el</w:t>
             </w:r>
             <w:r>
               <w:t xml:space="preserve"> </w:t>
@@ -3110,7 +5491,17 @@
               <w:t xml:space="preserve"> </w:t>
             </w:r>
             <w:r>
-              <w:t xml:space="preserve">y la API abierta que pide la RFP, ahora sin operar brokers</w:t>
+              <w:t xml:space="preserve">y tiene la API abierta que pide la RFP; en su versión gestionada, Lumina no opera los servidores (</w:t>
+            </w:r>
+            <w:r>
+              <w:rPr>
+                <w:i/>
+                <w:iCs/>
+              </w:rPr>
+              <w:t xml:space="preserve">brokers</w:t>
+            </w:r>
+            <w:r>
+              <w:t xml:space="preserve">)</w:t>
             </w:r>
           </w:p>
         </w:tc>
@@ -3145,18 +5536,18 @@
               <w:pStyle w:val="Compact"/>
             </w:pPr>
             <w:r>
-              <w:t xml:space="preserve">Dataflow (Apache Beam)</w:t>
-            </w:r>
-          </w:p>
-        </w:tc>
-        <w:tc>
-          <w:tcPr/>
-          <w:p>
-            <w:pPr>
-              <w:pStyle w:val="Compact"/>
-            </w:pPr>
-            <w:r>
-              <w:t xml:space="preserve">Un solo motor y lenguaje para ambos caminos; Spark corre en cualquier nube; Dataflow ata el runner a Google</w:t>
+              <w:t xml:space="preserve">Dataflow, el servicio de Google que ejecuta programas de Apache Beam</w:t>
+            </w:r>
+          </w:p>
+        </w:tc>
+        <w:tc>
+          <w:tcPr/>
+          <w:p>
+            <w:pPr>
+              <w:pStyle w:val="Compact"/>
+            </w:pPr>
+            <w:r>
+              <w:t xml:space="preserve">Un solo motor y lenguaje para ambos caminos. Spark corre en cualquier nube; Dataflow solo en Google</w:t>
             </w:r>
           </w:p>
         </w:tc>
@@ -3191,18 +5582,18 @@
               <w:pStyle w:val="Compact"/>
             </w:pPr>
             <w:r>
-              <w:t xml:space="preserve">Clúster Dataproc permanente</w:t>
-            </w:r>
-          </w:p>
-        </w:tc>
-        <w:tc>
-          <w:tcPr/>
-          <w:p>
-            <w:pPr>
-              <w:pStyle w:val="Compact"/>
-            </w:pPr>
-            <w:r>
-              <w:t xml:space="preserve">Se paga solo mientras corre: el histórico completo costó US$0.65</w:t>
+              <w:t xml:space="preserve">Clúster permanente de Dataproc (Spark en máquinas siempre encendidas)</w:t>
+            </w:r>
+          </w:p>
+        </w:tc>
+        <w:tc>
+          <w:tcPr/>
+          <w:p>
+            <w:pPr>
+              <w:pStyle w:val="Compact"/>
+            </w:pPr>
+            <w:r>
+              <w:t xml:space="preserve">Se paga solo mientras corre: procesar todo el histórico costó US$0.65</w:t>
             </w:r>
           </w:p>
         </w:tc>
@@ -3237,24 +5628,37 @@
               <w:pStyle w:val="Compact"/>
             </w:pPr>
             <w:r>
-              <w:t xml:space="preserve">Bigtable, Spanner, Cloud SQL</w:t>
-            </w:r>
-          </w:p>
-        </w:tc>
-        <w:tc>
-          <w:tcPr/>
-          <w:p>
-            <w:pPr>
-              <w:pStyle w:val="Compact"/>
-            </w:pPr>
-            <w:r>
-              <w:t xml:space="preserve">Columnar y serverless, con particiones, clustering,</w:t>
+              <w:t xml:space="preserve">Bigtable, Spanner, Cloud SQL (bases de datos para transacciones, no para análisis)</w:t>
+            </w:r>
+          </w:p>
+        </w:tc>
+        <w:tc>
+          <w:tcPr/>
+          <w:p>
+            <w:pPr>
+              <w:pStyle w:val="Compact"/>
+            </w:pPr>
+            <w:r>
+              <w:t xml:space="preserve">Es columnar y sin servidores. Tiene particiones,</w:t>
             </w:r>
             <w:r>
               <w:t xml:space="preserve"> </w:t>
             </w:r>
             <w:r>
               <w:rPr>
+                <w:i/>
+                <w:iCs/>
+              </w:rPr>
+              <w:t xml:space="preserve">clustering</w:t>
+            </w:r>
+            <w:r>
+              <w:t xml:space="preserve">,</w:t>
+            </w:r>
+            <w:r>
+              <w:t xml:space="preserve"> </w:t>
+            </w:r>
+            <w:r>
+              <w:rPr>
                 <w:rStyle w:val="VerbatimChar"/>
               </w:rPr>
               <w:t xml:space="preserve">STRUCT</w:t>
@@ -3263,7 +5667,7 @@
               <w:t xml:space="preserve"> </w:t>
             </w:r>
             <w:r>
-              <w:t xml:space="preserve">y BQML; 1 TB de consultas gratis al mes</w:t>
+              <w:t xml:space="preserve">y BigQuery ML, y regala 1 TB de consultas al mes</w:t>
             </w:r>
           </w:p>
         </w:tc>
@@ -3298,18 +5702,18 @@
               <w:pStyle w:val="Compact"/>
             </w:pPr>
             <w:r>
-              <w:t xml:space="preserve">Memorystore, Cloud SQL</w:t>
-            </w:r>
-          </w:p>
-        </w:tc>
-        <w:tc>
-          <w:tcPr/>
-          <w:p>
-            <w:pPr>
-              <w:pStyle w:val="Compact"/>
-            </w:pPr>
-            <w:r>
-              <w:t xml:space="preserve">Escala lineal por nodo y latencia de milisegundos para series de tiempo</w:t>
+              <w:t xml:space="preserve">Memorystore (caché en memoria), Cloud SQL, Firestore (la base de datos de Firebase)</w:t>
+            </w:r>
+          </w:p>
+        </w:tc>
+        <w:tc>
+          <w:tcPr/>
+          <w:p>
+            <w:pPr>
+              <w:pStyle w:val="Compact"/>
+            </w:pPr>
+            <w:r>
+              <w:t xml:space="preserve">Escala agregando nodos y responde en milisegundos. Firestore cobra por cada escritura: 384 M lecturas al día costarían ≈ US$350–700 diarios</w:t>
             </w:r>
           </w:p>
         </w:tc>
@@ -3344,18 +5748,18 @@
               <w:pStyle w:val="Compact"/>
             </w:pPr>
             <w:r>
-              <w:t xml:space="preserve">Cloud Workflows, Cloud Scheduler</w:t>
-            </w:r>
-          </w:p>
-        </w:tc>
-        <w:tc>
-          <w:tcPr/>
-          <w:p>
-            <w:pPr>
-              <w:pStyle w:val="Compact"/>
-            </w:pPr>
-            <w:r>
-              <w:t xml:space="preserve">Estándar abierto; los mismos DAGs se mueven entre VM y Composer</w:t>
+              <w:t xml:space="preserve">Cloud Workflows, Cloud Scheduler (orquestadores propios de Google)</w:t>
+            </w:r>
+          </w:p>
+        </w:tc>
+        <w:tc>
+          <w:tcPr/>
+          <w:p>
+            <w:pPr>
+              <w:pStyle w:val="Compact"/>
+            </w:pPr>
+            <w:r>
+              <w:t xml:space="preserve">Estándar abierto; los mismos DAGs funcionan en la VM y en Composer</w:t>
             </w:r>
           </w:p>
         </w:tc>
@@ -3379,18 +5783,18 @@
               <w:pStyle w:val="Compact"/>
             </w:pPr>
             <w:r>
-              <w:t xml:space="preserve">Parquet (Iceberg como evolución)</w:t>
-            </w:r>
-          </w:p>
-        </w:tc>
-        <w:tc>
-          <w:tcPr/>
-          <w:p>
-            <w:pPr>
-              <w:pStyle w:val="Compact"/>
-            </w:pPr>
-            <w:r>
-              <w:t xml:space="preserve">CSV, Avro</w:t>
+              <w:t xml:space="preserve">Parquet (Iceberg como evolución: agrega versiones y transacciones sobre Parquet)</w:t>
+            </w:r>
+          </w:p>
+        </w:tc>
+        <w:tc>
+          <w:tcPr/>
+          <w:p>
+            <w:pPr>
+              <w:pStyle w:val="Compact"/>
+            </w:pPr>
+            <w:r>
+              <w:t xml:space="preserve">CSV, Avro (formato por filas)</w:t>
             </w:r>
           </w:p>
         </w:tc>
@@ -3425,29 +5829,29 @@
               <w:pStyle w:val="Compact"/>
             </w:pPr>
             <w:r>
-              <w:t xml:space="preserve">Cloud Run + Looker Studio</w:t>
-            </w:r>
-          </w:p>
-        </w:tc>
-        <w:tc>
-          <w:tcPr/>
-          <w:p>
-            <w:pPr>
-              <w:pStyle w:val="Compact"/>
-            </w:pPr>
-            <w:r>
-              <w:t xml:space="preserve">GKE, App Engine, Looker</w:t>
-            </w:r>
-          </w:p>
-        </w:tc>
-        <w:tc>
-          <w:tcPr/>
-          <w:p>
-            <w:pPr>
-              <w:pStyle w:val="Compact"/>
-            </w:pPr>
-            <w:r>
-              <w:t xml:space="preserve">Escala a cero y sube con la demanda; Looker Studio es gratuito</w:t>
+              <w:t xml:space="preserve">Cloud Run + Firebase + Looker Studio</w:t>
+            </w:r>
+          </w:p>
+        </w:tc>
+        <w:tc>
+          <w:tcPr/>
+          <w:p>
+            <w:pPr>
+              <w:pStyle w:val="Compact"/>
+            </w:pPr>
+            <w:r>
+              <w:t xml:space="preserve">GKE (Kubernetes gestionado), App Engine, Looker (versión de pago)</w:t>
+            </w:r>
+          </w:p>
+        </w:tc>
+        <w:tc>
+          <w:tcPr/>
+          <w:p>
+            <w:pPr>
+              <w:pStyle w:val="Compact"/>
+            </w:pPr>
+            <w:r>
+              <w:t xml:space="preserve">Cloud Run escala a cero y crece con la demanda. Firebase da el inicio de sesión y los avisos push sin construirlos. Looker Studio es gratuito</w:t>
             </w:r>
           </w:p>
         </w:tc>
@@ -3506,18 +5910,18 @@
               <w:pStyle w:val="Compact"/>
             </w:pPr>
             <w:r>
-              <w:t xml:space="preserve">Base (30 min)</w:t>
-            </w:r>
-          </w:p>
-        </w:tc>
-        <w:tc>
-          <w:tcPr/>
-          <w:p>
-            <w:pPr>
-              <w:pStyle w:val="Compact"/>
-            </w:pPr>
-            <w:r>
-              <w:t xml:space="preserve">Crecimiento (1 min)</w:t>
+              <w:t xml:space="preserve">Base (lectura cada 30 min)</w:t>
+            </w:r>
+          </w:p>
+        </w:tc>
+        <w:tc>
+          <w:tcPr/>
+          <w:p>
+            <w:pPr>
+              <w:pStyle w:val="Compact"/>
+            </w:pPr>
+            <w:r>
+              <w:t xml:space="preserve">Crecimiento (cada 1 min)</w:t>
             </w:r>
           </w:p>
         </w:tc>
@@ -3600,7 +6004,7 @@
               <w:pStyle w:val="Compact"/>
             </w:pPr>
             <w:r>
-              <w:t xml:space="preserve">Eventos por segundo, promedio</w:t>
+              <w:t xml:space="preserve">Lecturas por segundo, en promedio</w:t>
             </w:r>
           </w:p>
         </w:tc>
@@ -3693,6 +6097,76 @@
             </w:pPr>
             <w:r>
               <w:t xml:space="preserve">110 TB</w:t>
+            </w:r>
+          </w:p>
+        </w:tc>
+      </w:tr>
+      <w:tr>
+        <w:tc>
+          <w:tcPr/>
+          <w:p>
+            <w:pPr>
+              <w:pStyle w:val="Compact"/>
+            </w:pPr>
+            <w:r>
+              <w:t xml:space="preserve">Peticiones a la API, en promedio (supuesto: 30 M al mes)</w:t>
+            </w:r>
+          </w:p>
+        </w:tc>
+        <w:tc>
+          <w:tcPr/>
+          <w:p>
+            <w:pPr>
+              <w:pStyle w:val="Compact"/>
+            </w:pPr>
+            <w:r>
+              <w:t xml:space="preserve">≈ 12 por segundo</w:t>
+            </w:r>
+          </w:p>
+        </w:tc>
+        <w:tc>
+          <w:tcPr/>
+          <w:p>
+            <w:pPr>
+              <w:pStyle w:val="Compact"/>
+            </w:pPr>
+            <w:r>
+              <w:t xml:space="preserve">≈ 12 por segundo</w:t>
+            </w:r>
+          </w:p>
+        </w:tc>
+      </w:tr>
+      <w:tr>
+        <w:tc>
+          <w:tcPr/>
+          <w:p>
+            <w:pPr>
+              <w:pStyle w:val="Compact"/>
+            </w:pPr>
+            <w:r>
+              <w:t xml:space="preserve">Pico de la API tras un aviso push (supuestos abajo)</w:t>
+            </w:r>
+          </w:p>
+        </w:tc>
+        <w:tc>
+          <w:tcPr/>
+          <w:p>
+            <w:pPr>
+              <w:pStyle w:val="Compact"/>
+            </w:pPr>
+            <w:r>
+              <w:t xml:space="preserve">≈ 2,700 por segundo</w:t>
+            </w:r>
+          </w:p>
+        </w:tc>
+        <w:tc>
+          <w:tcPr/>
+          <w:p>
+            <w:pPr>
+              <w:pStyle w:val="Compact"/>
+            </w:pPr>
+            <w:r>
+              <w:t xml:space="preserve">≈ 2,700 por segundo</w:t>
             </w:r>
           </w:p>
         </w:tc>
@@ -3725,23 +6199,262 @@
         <w:pStyle w:val="FirstParagraph"/>
       </w:pPr>
       <w:r>
-        <w:t xml:space="preserve">En retail el pico es de transacciones. En una red, el</w:t>
-      </w:r>
-      <w:r>
-        <w:t xml:space="preserve"> </w:t>
-      </w:r>
+        <w:t xml:space="preserve">En retail, el</w:t>
+      </w:r>
+      <w:r>
+        <w:t xml:space="preserve"> </w:t>
+      </w:r>
+      <w:r>
+        <w:rPr>
+          <w:i/>
+          <w:iCs/>
+        </w:rPr>
+        <w:t xml:space="preserve">Black Friday</w:t>
+      </w:r>
+      <w:r>
+        <w:t xml:space="preserve"> </w:t>
+      </w:r>
+      <w:r>
+        <w:t xml:space="preserve">es el día en que las compras se multiplican de golpe. Hay que separar qué crece en una red eléctrica y qué crece de golpe:</w:t>
+      </w:r>
+    </w:p>
+    <w:tbl>
+      <w:tblPr>
+        <w:tblStyle w:val="Table"/>
+        <w:tblW w:type="pct" w:w="5000"/>
+        <w:tblLayout w:type="fixed"/>
+        <w:tblLook w:firstRow="1" w:lastRow="0" w:firstColumn="0" w:lastColumn="0" w:noHBand="0" w:noVBand="0" w:val="0020"/>
+      </w:tblPr>
+      <w:tblGrid>
+        <w:gridCol w:w="1980"/>
+        <w:gridCol w:w="1980"/>
+        <w:gridCol w:w="1980"/>
+        <w:gridCol w:w="1980"/>
+      </w:tblGrid>
+      <w:tr>
+        <w:trPr>
+          <w:tblHeader w:val="on"/>
+        </w:trPr>
+        <w:tc>
+          <w:tcPr/>
+          <w:p>
+            <w:pPr>
+              <w:pStyle w:val="Compact"/>
+            </w:pPr>
+            <w:r>
+              <w:t xml:space="preserve">Qué crece</w:t>
+            </w:r>
+          </w:p>
+        </w:tc>
+        <w:tc>
+          <w:tcPr/>
+          <w:p>
+            <w:pPr>
+              <w:pStyle w:val="Compact"/>
+            </w:pPr>
+            <w:r>
+              <w:t xml:space="preserve">Cómo crece</w:t>
+            </w:r>
+          </w:p>
+        </w:tc>
+        <w:tc>
+          <w:tcPr/>
+          <w:p>
+            <w:pPr>
+              <w:pStyle w:val="Compact"/>
+            </w:pPr>
+            <w:r>
+              <w:t xml:space="preserve">¿De golpe?</w:t>
+            </w:r>
+          </w:p>
+        </w:tc>
+        <w:tc>
+          <w:tcPr/>
+          <w:p>
+            <w:pPr>
+              <w:pStyle w:val="Compact"/>
+            </w:pPr>
+            <w:r>
+              <w:t xml:space="preserve">Qué lo absorbe</w:t>
+            </w:r>
+          </w:p>
+        </w:tc>
+      </w:tr>
+      <w:tr>
+        <w:tc>
+          <w:tcPr/>
+          <w:p>
+            <w:pPr>
+              <w:pStyle w:val="Compact"/>
+            </w:pPr>
+            <w:r>
+              <w:t xml:space="preserve">Lecturas de medidores</w:t>
+            </w:r>
+          </w:p>
+        </w:tc>
+        <w:tc>
+          <w:tcPr/>
+          <w:p>
+            <w:pPr>
+              <w:pStyle w:val="Compact"/>
+            </w:pPr>
+            <w:r>
+              <w:t xml:space="preserve">Se instalan más medidores (89 % → 100 %) o se lee cada minuto en vez de cada 30 (×30)</w:t>
+            </w:r>
+          </w:p>
+        </w:tc>
+        <w:tc>
+          <w:tcPr/>
+          <w:p>
+            <w:pPr>
+              <w:pStyle w:val="Compact"/>
+            </w:pPr>
+            <w:r>
+              <w:t xml:space="preserve">No: es un crecimiento planificado, de meses</w:t>
+            </w:r>
+          </w:p>
+        </w:tc>
+        <w:tc>
+          <w:tcPr/>
+          <w:p>
+            <w:pPr>
+              <w:pStyle w:val="Compact"/>
+            </w:pPr>
+            <w:r>
+              <w:t xml:space="preserve">Ingesta y cómputo, con capacidad agregada de antemano</w:t>
+            </w:r>
+          </w:p>
+        </w:tc>
+      </w:tr>
+      <w:tr>
+        <w:tc>
+          <w:tcPr/>
+          <w:p>
+            <w:pPr>
+              <w:pStyle w:val="Compact"/>
+            </w:pPr>
+            <w:r>
+              <w:t xml:space="preserve">Ráfagas de ingesta</w:t>
+            </w:r>
+          </w:p>
+        </w:tc>
+        <w:tc>
+          <w:tcPr/>
+          <w:p>
+            <w:pPr>
+              <w:pStyle w:val="Compact"/>
+            </w:pPr>
+            <w:r>
+              <w:t xml:space="preserve">Todos los medidores envían al cerrar cada media hora (30× el promedio). Tras un corte de luz, más probable en tormentas y olas de frío, los</w:t>
+            </w:r>
+            <w:r>
+              <w:t xml:space="preserve"> </w:t>
+            </w:r>
+            <w:r>
+              <w:rPr>
+                <w:b/>
+                <w:bCs/>
+              </w:rPr>
+              <w:t xml:space="preserve">concentradores</w:t>
+            </w:r>
+            <w:r>
+              <w:t xml:space="preserve"> </w:t>
+            </w:r>
+            <w:r>
+              <w:t xml:space="preserve">(equipos que reúnen las lecturas de un barrio) reenvían de golpe las horas acumuladas</w:t>
+            </w:r>
+          </w:p>
+        </w:tc>
+        <w:tc>
+          <w:tcPr/>
+          <w:p>
+            <w:pPr>
+              <w:pStyle w:val="Compact"/>
+            </w:pPr>
+            <w:r>
+              <w:t xml:space="preserve">Sí, pero son los mismos datos llegando juntos, no más datos</w:t>
+            </w:r>
+          </w:p>
+        </w:tc>
+        <w:tc>
+          <w:tcPr/>
+          <w:p>
+            <w:pPr>
+              <w:pStyle w:val="Compact"/>
+            </w:pPr>
+            <w:r>
+              <w:t xml:space="preserve">Kafka, que actúa como amortiguador: guarda la ráfaga y Spark la procesa a su ritmo</w:t>
+            </w:r>
+          </w:p>
+        </w:tc>
+      </w:tr>
+      <w:tr>
+        <w:tc>
+          <w:tcPr/>
+          <w:p>
+            <w:pPr>
+              <w:pStyle w:val="Compact"/>
+            </w:pPr>
+            <w:r>
+              <w:t xml:space="preserve">Usuarios de la app</w:t>
+            </w:r>
+          </w:p>
+        </w:tc>
+        <w:tc>
+          <w:tcPr/>
+          <w:p>
+            <w:pPr>
+              <w:pStyle w:val="Compact"/>
+            </w:pPr>
+            <w:r>
+              <w:t xml:space="preserve">Muchos clientes abren la app al mismo tiempo</w:t>
+            </w:r>
+          </w:p>
+        </w:tc>
+        <w:tc>
+          <w:tcPr/>
+          <w:p>
+            <w:pPr>
+              <w:pStyle w:val="Compact"/>
+            </w:pPr>
+            <w:r>
+              <w:rPr>
+                <w:b/>
+                <w:bCs/>
+              </w:rPr>
+              <w:t xml:space="preserve">Sí: es el verdadero pico</w:t>
+            </w:r>
+          </w:p>
+        </w:tc>
+        <w:tc>
+          <w:tcPr/>
+          <w:p>
+            <w:pPr>
+              <w:pStyle w:val="Compact"/>
+            </w:pPr>
+            <w:r>
+              <w:t xml:space="preserve">La capa de exposición</w:t>
+            </w:r>
+          </w:p>
+        </w:tc>
+      </w:tr>
+    </w:tbl>
+    <w:p>
+      <w:pPr>
+        <w:pStyle w:val="BodyText"/>
+      </w:pPr>
       <w:r>
         <w:rPr>
           <w:b/>
           <w:bCs/>
         </w:rPr>
-        <w:t xml:space="preserve">número de lecturas no sube</w:t>
-      </w:r>
-      <w:r>
-        <w:t xml:space="preserve"> </w:t>
-      </w:r>
-      <w:r>
-        <w:t xml:space="preserve">(depende de cuántos medidores hay y cada cuánto leen). Lo que sube en una ola de frío es:</w:t>
+        <w:t xml:space="preserve">El pico de la app.</w:t>
+      </w:r>
+      <w:r>
+        <w:t xml:space="preserve"> </w:t>
+      </w:r>
+      <w:r>
+        <w:t xml:space="preserve">Lo dispara la propia operación. Cuando hay un evento de precio Alto para el día siguiente, Lumina envía un aviso push a sus clientes, y muchos abren la app a la vez para ver su consumo, su costo y el pronóstico. Con supuestos ilustrativos, la API recibe ≈ 2,700 peticiones por segundo frente a ≈ 12 en promedio, unas 230 veces más:</w:t>
       </w:r>
     </w:p>
     <w:p>
@@ -3749,7 +6462,51 @@
         <w:pStyle w:val="Compact"/>
         <w:numPr>
           <w:ilvl w:val="0"/>
-          <w:numId w:val="1003"/>
+          <w:numId w:val="1014"/>
+        </w:numPr>
+      </w:pPr>
+      <w:r>
+        <w:t xml:space="preserve">2 M de clientes tienen la app;</w:t>
+      </w:r>
+    </w:p>
+    <w:p>
+      <w:pPr>
+        <w:pStyle w:val="Compact"/>
+        <w:numPr>
+          <w:ilvl w:val="0"/>
+          <w:numId w:val="1014"/>
+        </w:numPr>
+      </w:pPr>
+      <w:r>
+        <w:t xml:space="preserve">el 20 % la abre en los 10 minutos siguientes al aviso;</w:t>
+      </w:r>
+    </w:p>
+    <w:p>
+      <w:pPr>
+        <w:pStyle w:val="Compact"/>
+        <w:numPr>
+          <w:ilvl w:val="0"/>
+          <w:numId w:val="1014"/>
+        </w:numPr>
+      </w:pPr>
+      <w:r>
+        <w:t xml:space="preserve">cada sesión hace 4 peticiones.</w:t>
+      </w:r>
+    </w:p>
+    <w:p>
+      <w:pPr>
+        <w:pStyle w:val="FirstParagraph"/>
+      </w:pPr>
+      <w:r>
+        <w:t xml:space="preserve">La arquitectura resiste ese pico por cuatro razones:</w:t>
+      </w:r>
+    </w:p>
+    <w:p>
+      <w:pPr>
+        <w:pStyle w:val="Compact"/>
+        <w:numPr>
+          <w:ilvl w:val="0"/>
+          <w:numId w:val="1015"/>
         </w:numPr>
       </w:pPr>
       <w:r>
@@ -3757,45 +6514,57 @@
           <w:b/>
           <w:bCs/>
         </w:rPr>
-        <w:t xml:space="preserve">La carga eléctrica.</w:t>
-      </w:r>
-      <w:r>
-        <w:t xml:space="preserve"> </w:t>
-      </w:r>
-      <w:r>
-        <w:t xml:space="preserve">En los datos del caso la hora punta supera al promedio diario en 39 % (el máximo de media hora, en 54 %), y en el 5 % de días más fríos cada hogar consume 33 % más. Esto multiplica las</w:t>
-      </w:r>
-      <w:r>
-        <w:t xml:space="preserve"> </w:t>
-      </w:r>
+        <w:t xml:space="preserve">Cloud Run</w:t>
+      </w:r>
+      <w:r>
+        <w:t xml:space="preserve"> </w:t>
+      </w:r>
+      <w:r>
+        <w:t xml:space="preserve">crea instancias nuevas de la API en segundos, según las peticiones simultáneas, y las apaga al pasar el pico.</w:t>
+      </w:r>
+    </w:p>
+    <w:p>
+      <w:pPr>
+        <w:pStyle w:val="Compact"/>
+        <w:numPr>
+          <w:ilvl w:val="0"/>
+          <w:numId w:val="1015"/>
+        </w:numPr>
+      </w:pPr>
       <w:r>
         <w:rPr>
           <w:b/>
           <w:bCs/>
         </w:rPr>
-        <w:t xml:space="preserve">alertas</w:t>
-      </w:r>
-      <w:r>
-        <w:t xml:space="preserve"> </w:t>
-      </w:r>
-      <w:r>
-        <w:t xml:space="preserve">y los</w:t>
-      </w:r>
-      <w:r>
-        <w:t xml:space="preserve"> </w:t>
-      </w:r>
+        <w:t xml:space="preserve">Bigtable</w:t>
+      </w:r>
+      <w:r>
+        <w:t xml:space="preserve"> </w:t>
+      </w:r>
+      <w:r>
+        <w:t xml:space="preserve">responde cada consulta de un medidor en milisegundos. Según Google, un nodo atiende del orden de 10 mil lecturas por segundo, así que los 2 nodos de la calculadora alcanzan.</w:t>
+      </w:r>
+    </w:p>
+    <w:p>
+      <w:pPr>
+        <w:pStyle w:val="Compact"/>
+        <w:numPr>
+          <w:ilvl w:val="0"/>
+          <w:numId w:val="1015"/>
+        </w:numPr>
+      </w:pPr>
       <w:r>
         <w:rPr>
           <w:b/>
           <w:bCs/>
         </w:rPr>
-        <w:t xml:space="preserve">eventos de respuesta a la demanda</w:t>
-      </w:r>
-      <w:r>
-        <w:t xml:space="preserve"> </w:t>
-      </w:r>
-      <w:r>
-        <w:t xml:space="preserve">que el streaming debe emitir.</w:t>
+        <w:t xml:space="preserve">El pronóstico ya está calculado.</w:t>
+      </w:r>
+      <w:r>
+        <w:t xml:space="preserve"> </w:t>
+      </w:r>
+      <w:r>
+        <w:t xml:space="preserve">Se genera cada noche en batch, así que abrir la app solo lee una fila y no ejecuta el modelo.</w:t>
       </w:r>
     </w:p>
     <w:p>
@@ -3803,7 +6572,7 @@
         <w:pStyle w:val="Compact"/>
         <w:numPr>
           <w:ilvl w:val="0"/>
-          <w:numId w:val="1003"/>
+          <w:numId w:val="1015"/>
         </w:numPr>
       </w:pPr>
       <w:r>
@@ -3811,35 +6580,31 @@
           <w:b/>
           <w:bCs/>
         </w:rPr>
-        <w:t xml:space="preserve">Las consultas de la app.</w:t>
-      </w:r>
-      <w:r>
-        <w:t xml:space="preserve"> </w:t>
-      </w:r>
-      <w:r>
-        <w:t xml:space="preserve">Los clientes revisan su consumo y su costo; se asume hasta 3× el tráfico normal.</w:t>
-      </w:r>
-    </w:p>
-    <w:p>
-      <w:pPr>
-        <w:pStyle w:val="Compact"/>
-        <w:numPr>
-          <w:ilvl w:val="0"/>
-          <w:numId w:val="1003"/>
-        </w:numPr>
+        <w:t xml:space="preserve">Los avisos se envían escalonados.</w:t>
+      </w:r>
+      <w:r>
+        <w:t xml:space="preserve"> </w:t>
+      </w:r>
+      <w:r>
+        <w:t xml:space="preserve">Firebase Cloud Messaging los manda por zona, en tandas de pocos minutos, para aplanar el pico.</w:t>
+      </w:r>
+    </w:p>
+    <w:p>
+      <w:pPr>
+        <w:pStyle w:val="FirstParagraph"/>
       </w:pPr>
       <w:r>
         <w:rPr>
           <w:b/>
           <w:bCs/>
         </w:rPr>
-        <w:t xml:space="preserve">Las ráfagas de reconexión.</w:t>
-      </w:r>
-      <w:r>
-        <w:t xml:space="preserve"> </w:t>
-      </w:r>
-      <w:r>
-        <w:t xml:space="preserve">Tras un corte, los concentradores reenvían de golpe las horas acumuladas.</w:t>
+        <w:t xml:space="preserve">¿Y las alertas?</w:t>
+      </w:r>
+      <w:r>
+        <w:t xml:space="preserve"> </w:t>
+      </w:r>
+      <w:r>
+        <w:t xml:space="preserve">En una ola de frío, la carga eléctrica sí sube. En los datos del caso, la hora punta supera al promedio diario en 39 % (el máximo de media hora, en 54 %), y en el 5 % de días más fríos cada hogar consume 33 % más. Eso multiplica las alertas y los eventos de respuesta a la demanda, pero no el trabajo del streaming: Spark evalúa cada lectura igual, haya alerta o no. Las alertas son un volumen de salida pequeño: miles por hora, frente a 16 millones de lecturas por hora.</w:t>
       </w:r>
     </w:p>
     <w:bookmarkEnd w:id="39"/>
@@ -3850,6 +6615,121 @@
       </w:pPr>
       <w:r>
         <w:t xml:space="preserve">6.3 Cómo escala cada capa</w:t>
+      </w:r>
+    </w:p>
+    <w:p>
+      <w:pPr>
+        <w:pStyle w:val="FirstParagraph"/>
+      </w:pPr>
+      <w:r>
+        <w:t xml:space="preserve">Términos de esta tabla:</w:t>
+      </w:r>
+    </w:p>
+    <w:p>
+      <w:pPr>
+        <w:pStyle w:val="Compact"/>
+        <w:numPr>
+          <w:ilvl w:val="0"/>
+          <w:numId w:val="1016"/>
+        </w:numPr>
+      </w:pPr>
+      <w:r>
+        <w:rPr>
+          <w:b/>
+          <w:bCs/>
+        </w:rPr>
+        <w:t xml:space="preserve">vCPU:</w:t>
+      </w:r>
+      <w:r>
+        <w:t xml:space="preserve"> </w:t>
+      </w:r>
+      <w:r>
+        <w:t xml:space="preserve">un procesador virtual.</w:t>
+      </w:r>
+    </w:p>
+    <w:p>
+      <w:pPr>
+        <w:pStyle w:val="Compact"/>
+        <w:numPr>
+          <w:ilvl w:val="0"/>
+          <w:numId w:val="1016"/>
+        </w:numPr>
+      </w:pPr>
+      <w:r>
+        <w:rPr>
+          <w:b/>
+          <w:bCs/>
+        </w:rPr>
+        <w:t xml:space="preserve">Ejecutores:</w:t>
+      </w:r>
+      <w:r>
+        <w:t xml:space="preserve"> </w:t>
+      </w:r>
+      <w:r>
+        <w:t xml:space="preserve">los procesos de Spark que trabajan en paralelo.</w:t>
+      </w:r>
+    </w:p>
+    <w:p>
+      <w:pPr>
+        <w:pStyle w:val="Compact"/>
+        <w:numPr>
+          <w:ilvl w:val="0"/>
+          <w:numId w:val="1016"/>
+        </w:numPr>
+      </w:pPr>
+      <w:r>
+        <w:rPr>
+          <w:b/>
+          <w:bCs/>
+          <w:i/>
+          <w:iCs/>
+        </w:rPr>
+        <w:t xml:space="preserve">Watermark</w:t>
+      </w:r>
+      <w:r>
+        <w:rPr>
+          <w:b/>
+          <w:bCs/>
+        </w:rPr>
+        <w:t xml:space="preserve">:</w:t>
+      </w:r>
+      <w:r>
+        <w:t xml:space="preserve"> </w:t>
+      </w:r>
+      <w:r>
+        <w:t xml:space="preserve">el tiempo que Spark espera a los datos atrasados antes de cerrar un cálculo.</w:t>
+      </w:r>
+    </w:p>
+    <w:p>
+      <w:pPr>
+        <w:pStyle w:val="Compact"/>
+        <w:numPr>
+          <w:ilvl w:val="0"/>
+          <w:numId w:val="1016"/>
+        </w:numPr>
+      </w:pPr>
+      <w:r>
+        <w:rPr>
+          <w:b/>
+          <w:bCs/>
+        </w:rPr>
+        <w:t xml:space="preserve">DCU</w:t>
+      </w:r>
+      <w:r>
+        <w:t xml:space="preserve"> </w:t>
+      </w:r>
+      <w:r>
+        <w:t xml:space="preserve">(</w:t>
+      </w:r>
+      <w:r>
+        <w:rPr>
+          <w:i/>
+          <w:iCs/>
+        </w:rPr>
+        <w:t xml:space="preserve">Data Compute Unit</w:t>
+      </w:r>
+      <w:r>
+        <w:t xml:space="preserve">): la unidad de cobro de Spark serverless, equivalente a 1 vCPU con 4 GB de memoria.</w:t>
       </w:r>
     </w:p>
     <w:tbl>
@@ -3921,18 +6801,18 @@
               <w:pStyle w:val="Compact"/>
             </w:pPr>
             <w:r>
-              <w:t xml:space="preserve">Particiones de Kafka por medidor; más vCPU por cada ~15 MB/s</w:t>
-            </w:r>
-          </w:p>
-        </w:tc>
-        <w:tc>
-          <w:tcPr/>
-          <w:p>
-            <w:pPr>
-              <w:pStyle w:val="Compact"/>
-            </w:pPr>
-            <w:r>
-              <w:t xml:space="preserve">Kafka absorbe ráfagas y reenvíos; los consumidores se ponen al día sin perder datos</w:t>
+              <w:t xml:space="preserve">Los tópicos de Kafka se dividen en particiones por medidor; se agrega una vCPU por cada ~15 MB/s</w:t>
+            </w:r>
+          </w:p>
+        </w:tc>
+        <w:tc>
+          <w:tcPr/>
+          <w:p>
+            <w:pPr>
+              <w:pStyle w:val="Compact"/>
+            </w:pPr>
+            <w:r>
+              <w:t xml:space="preserve">Kafka absorbe ráfagas y reenvíos; los lectores se ponen al día sin perder datos</w:t>
             </w:r>
           </w:p>
         </w:tc>
@@ -3956,7 +6836,7 @@
               <w:pStyle w:val="Compact"/>
             </w:pPr>
             <w:r>
-              <w:t xml:space="preserve">Ejecutores de Spark con asignación dinámica;</w:t>
+              <w:t xml:space="preserve">Spark agrega ejecutores según la carga (asignación dinámica); el</w:t>
             </w:r>
             <w:r>
               <w:t xml:space="preserve"> </w:t>
@@ -3972,18 +6852,18 @@
               <w:t xml:space="preserve"> </w:t>
             </w:r>
             <w:r>
-              <w:t xml:space="preserve">para datos tardíos</w:t>
-            </w:r>
-          </w:p>
-        </w:tc>
-        <w:tc>
-          <w:tcPr/>
-          <w:p>
-            <w:pPr>
-              <w:pStyle w:val="Compact"/>
-            </w:pPr>
-            <w:r>
-              <w:t xml:space="preserve">Un nodo de 4 vCPU adicional por cada ~20 MB/s de ráfaga</w:t>
+              <w:t xml:space="preserve">acepta datos tardíos</w:t>
+            </w:r>
+          </w:p>
+        </w:tc>
+        <w:tc>
+          <w:tcPr/>
+          <w:p>
+            <w:pPr>
+              <w:pStyle w:val="Compact"/>
+            </w:pPr>
+            <w:r>
+              <w:t xml:space="preserve">Un nodo adicional de 4 vCPU por cada ~20 MB/s de ráfaga</w:t>
             </w:r>
           </w:p>
         </w:tc>
@@ -4007,18 +6887,18 @@
               <w:pStyle w:val="Compact"/>
             </w:pPr>
             <w:r>
-              <w:t xml:space="preserve">Spark serverless escala ejecutores por job</w:t>
-            </w:r>
-          </w:p>
-        </w:tc>
-        <w:tc>
-          <w:tcPr/>
-          <w:p>
-            <w:pPr>
-              <w:pStyle w:val="Compact"/>
-            </w:pPr>
-            <w:r>
-              <w:t xml:space="preserve">Medido en el prototipo: ~264 k lecturas/s con 20 DCU; un día de producción (384 M) toma ~25 min con 20 DCU o ~5 min con 100 DCU</w:t>
+              <w:t xml:space="preserve">Spark serverless asigna ejecutores a cada trabajo</w:t>
+            </w:r>
+          </w:p>
+        </w:tc>
+        <w:tc>
+          <w:tcPr/>
+          <w:p>
+            <w:pPr>
+              <w:pStyle w:val="Compact"/>
+            </w:pPr>
+            <w:r>
+              <w:t xml:space="preserve">Medido en el prototipo: ~264 k lecturas/s con 20 DCU. Un día de producción (384 M lecturas) toma ~25 min con 20 DCU, o ~5 min con 100 DCU</w:t>
             </w:r>
           </w:p>
         </w:tc>
@@ -4042,7 +6922,7 @@
               <w:pStyle w:val="Compact"/>
             </w:pPr>
             <w:r>
-              <w:t xml:space="preserve">BigQuery particionado y clusterizado; Bigtable agrega nodos en línea</w:t>
+              <w:t xml:space="preserve">BigQuery particionado y agrupado; Bigtable agrega nodos sin detenerse</w:t>
             </w:r>
           </w:p>
         </w:tc>
@@ -4077,18 +6957,18 @@
               <w:pStyle w:val="Compact"/>
             </w:pPr>
             <w:r>
-              <w:t xml:space="preserve">Cloud Run autoescala por concurrencia; Looker Studio sobre tablas agregadas</w:t>
-            </w:r>
-          </w:p>
-        </w:tc>
-        <w:tc>
-          <w:tcPr/>
-          <w:p>
-            <w:pPr>
-              <w:pStyle w:val="Compact"/>
-            </w:pPr>
-            <w:r>
-              <w:t xml:space="preserve">3× de tráfico se cubre con más instancias, sin tocar el warehouse</w:t>
+              <w:t xml:space="preserve">Cloud Run escala por peticiones simultáneas; Bigtable sirve las lecturas por medidor; los pronósticos están precalculados; Firebase escalona los avisos</w:t>
+            </w:r>
+          </w:p>
+        </w:tc>
+        <w:tc>
+          <w:tcPr/>
+          <w:p>
+            <w:pPr>
+              <w:pStyle w:val="Compact"/>
+            </w:pPr>
+            <w:r>
+              <w:t xml:space="preserve">El pico de ≈ 230× el promedio se cubre en segundos, sin tocar el warehouse</w:t>
             </w:r>
           </w:p>
         </w:tc>
@@ -4103,13 +6983,13 @@
           <w:b/>
           <w:bCs/>
         </w:rPr>
-        <w:t xml:space="preserve">Escalar a otras regiones metropolitanas:</w:t>
-      </w:r>
-      <w:r>
-        <w:t xml:space="preserve"> </w:t>
-      </w:r>
-      <w:r>
-        <w:t xml:space="preserve">cada metrópoli es un prefijo de tópicos, un conjunto de particiones y un valor de</w:t>
+        <w:t xml:space="preserve">Escalar a otras regiones metropolitanas.</w:t>
+      </w:r>
+      <w:r>
+        <w:t xml:space="preserve"> </w:t>
+      </w:r>
+      <w:r>
+        <w:t xml:space="preserve">Cada metrópoli es un prefijo en los nombres de los tópicos, un conjunto de particiones y un valor de</w:t>
       </w:r>
       <w:r>
         <w:t xml:space="preserve"> </w:t>
@@ -4124,7 +7004,7 @@
         <w:t xml:space="preserve"> </w:t>
       </w:r>
       <w:r>
-        <w:t xml:space="preserve">en las tablas (particiones o datasets separados); el código no cambia.</w:t>
+        <w:t xml:space="preserve">en las tablas. El código no cambia.</w:t>
       </w:r>
     </w:p>
     <w:bookmarkEnd w:id="40"/>
@@ -4152,7 +7032,63 @@
         <w:pStyle w:val="FirstParagraph"/>
       </w:pPr>
       <w:r>
-        <w:t xml:space="preserve">Supuestos: 8 M medidores, retención de 7 días en Kafka, 10 TiB/mes de consultas OLAP, 30 M requests/mes a la API. El almacenamiento crece linealmente durante el año. El script</w:t>
+        <w:t xml:space="preserve">Supuestos:</w:t>
+      </w:r>
+    </w:p>
+    <w:p>
+      <w:pPr>
+        <w:pStyle w:val="Compact"/>
+        <w:numPr>
+          <w:ilvl w:val="0"/>
+          <w:numId w:val="1017"/>
+        </w:numPr>
+      </w:pPr>
+      <w:r>
+        <w:t xml:space="preserve">8 M medidores;</w:t>
+      </w:r>
+    </w:p>
+    <w:p>
+      <w:pPr>
+        <w:pStyle w:val="Compact"/>
+        <w:numPr>
+          <w:ilvl w:val="0"/>
+          <w:numId w:val="1017"/>
+        </w:numPr>
+      </w:pPr>
+      <w:r>
+        <w:t xml:space="preserve">7 días de retención en Kafka;</w:t>
+      </w:r>
+    </w:p>
+    <w:p>
+      <w:pPr>
+        <w:pStyle w:val="Compact"/>
+        <w:numPr>
+          <w:ilvl w:val="0"/>
+          <w:numId w:val="1017"/>
+        </w:numPr>
+      </w:pPr>
+      <w:r>
+        <w:t xml:space="preserve">10 TiB al mes de consultas OLAP (1 TiB ≈ 1.1 TB);</w:t>
+      </w:r>
+    </w:p>
+    <w:p>
+      <w:pPr>
+        <w:pStyle w:val="Compact"/>
+        <w:numPr>
+          <w:ilvl w:val="0"/>
+          <w:numId w:val="1017"/>
+        </w:numPr>
+      </w:pPr>
+      <w:r>
+        <w:t xml:space="preserve">30 M peticiones al mes a la API.</w:t>
+      </w:r>
+    </w:p>
+    <w:p>
+      <w:pPr>
+        <w:pStyle w:val="FirstParagraph"/>
+      </w:pPr>
+      <w:r>
+        <w:t xml:space="preserve">El almacenamiento crece de forma lineal durante el año. El script</w:t>
       </w:r>
       <w:r>
         <w:t xml:space="preserve"> </w:t>
@@ -5665,7 +8601,7 @@
         <w:pStyle w:val="Compact"/>
         <w:numPr>
           <w:ilvl w:val="0"/>
-          <w:numId w:val="1004"/>
+          <w:numId w:val="1018"/>
         </w:numPr>
       </w:pPr>
       <w:r>
@@ -5679,7 +8615,7 @@
         <w:t xml:space="preserve"> </w:t>
       </w:r>
       <w:r>
-        <w:t xml:space="preserve">Pasar a 1 min multiplica las lecturas por 30 pero el costo por 5.4, porque los componentes fijos (Composer, API, consultas) se reparten entre más datos.</w:t>
+        <w:t xml:space="preserve">Pasar a una lectura por minuto multiplica las lecturas por 30, pero el costo solo por 5.4. Los componentes fijos (Composer, API, consultas) se reparten entre más datos.</w:t>
       </w:r>
     </w:p>
     <w:p>
@@ -5687,7 +8623,7 @@
         <w:pStyle w:val="Compact"/>
         <w:numPr>
           <w:ilvl w:val="0"/>
-          <w:numId w:val="1004"/>
+          <w:numId w:val="1018"/>
         </w:numPr>
       </w:pPr>
       <w:r>
@@ -5695,13 +8631,13 @@
           <w:b/>
           <w:bCs/>
         </w:rPr>
-        <w:t xml:space="preserve">El costo de plataforma es despreciable frente a la energía.</w:t>
-      </w:r>
-      <w:r>
-        <w:t xml:space="preserve"> </w:t>
-      </w:r>
-      <w:r>
-        <w:t xml:space="preserve">US$0.001 por MWh distribuido equivale a alrededor de 0.001 % de un precio mayorista típico de US$80/MWh.</w:t>
+        <w:t xml:space="preserve">El costo de la plataforma es despreciable frente al de la energía.</w:t>
+      </w:r>
+      <w:r>
+        <w:t xml:space="preserve"> </w:t>
+      </w:r>
+      <w:r>
+        <w:t xml:space="preserve">Son US$0.001 por MWh distribuido, alrededor del 0.001 % de un precio mayorista típico de US$80/MWh.</w:t>
       </w:r>
     </w:p>
     <w:p>
@@ -5709,7 +8645,7 @@
         <w:pStyle w:val="Compact"/>
         <w:numPr>
           <w:ilvl w:val="0"/>
-          <w:numId w:val="1004"/>
+          <w:numId w:val="1018"/>
         </w:numPr>
       </w:pPr>
       <w:r>
@@ -5720,7 +8656,7 @@
         <w:t xml:space="preserve">El mayor rubro es Bigtable</w:t>
       </w:r>
       <w:r>
-        <w:t xml:space="preserve">, por servir 9 M de usuarios con latencia de milisegundos; si la app tolera segundos, puede sustituirse por BigQuery con BI Engine y el total baja ~40 %.</w:t>
+        <w:t xml:space="preserve">, porque sirve a 9 M clientes con respuestas de milisegundos. Si la app tolera segundos, se puede reemplazar por BigQuery con BI Engine (su caché en memoria) y el total baja ~40 %.</w:t>
       </w:r>
     </w:p>
     <w:bookmarkEnd w:id="45"/>
@@ -5779,18 +8715,18 @@
               <w:pStyle w:val="Compact"/>
             </w:pPr>
             <w:r>
-              <w:t xml:space="preserve">Batch serverless en vez de clúster permanente</w:t>
-            </w:r>
-          </w:p>
-        </w:tc>
-        <w:tc>
-          <w:tcPr/>
-          <w:p>
-            <w:pPr>
-              <w:pStyle w:val="Compact"/>
-            </w:pPr>
-            <w:r>
-              <w:t xml:space="preserve">Se paga solo durante el job (prototipo: US$0.65 por todo el histórico)</w:t>
+              <w:t xml:space="preserve">Batch serverless en vez de un clúster permanente</w:t>
+            </w:r>
+          </w:p>
+        </w:tc>
+        <w:tc>
+          <w:tcPr/>
+          <w:p>
+            <w:pPr>
+              <w:pStyle w:val="Compact"/>
+            </w:pPr>
+            <w:r>
+              <w:t xml:space="preserve">Se paga solo durante el trabajo (en el prototipo, US$0.65 por todo el histórico)</w:t>
             </w:r>
           </w:p>
         </w:tc>
@@ -5827,18 +8763,18 @@
               <w:pStyle w:val="Compact"/>
             </w:pPr>
             <w:r>
-              <w:t xml:space="preserve">Partición por día + clustering por medidor</w:t>
-            </w:r>
-          </w:p>
-        </w:tc>
-        <w:tc>
-          <w:tcPr/>
-          <w:p>
-            <w:pPr>
-              <w:pStyle w:val="Compact"/>
-            </w:pPr>
-            <w:r>
-              <w:t xml:space="preserve">Las consultas por medidor y rango leen solo lo necesario</w:t>
+              <w:t xml:space="preserve">Partición por día y agrupación por medidor</w:t>
+            </w:r>
+          </w:p>
+        </w:tc>
+        <w:tc>
+          <w:tcPr/>
+          <w:p>
+            <w:pPr>
+              <w:pStyle w:val="Compact"/>
+            </w:pPr>
+            <w:r>
+              <w:t xml:space="preserve">Las consultas por medidor y rango de fechas leen solo lo necesario</w:t>
             </w:r>
           </w:p>
         </w:tc>
@@ -5875,31 +8811,31 @@
               <w:t xml:space="preserve"> </w:t>
             </w:r>
             <w:r>
-              <w:t xml:space="preserve">para análisis por medidor-día</w:t>
-            </w:r>
-          </w:p>
-        </w:tc>
-        <w:tc>
-          <w:tcPr/>
-          <w:p>
-            <w:pPr>
-              <w:pStyle w:val="Compact"/>
-            </w:pPr>
-            <w:r>
-              <w:t xml:space="preserve">48× menos bytes en la consulta por segmento Acorn (4.3 GB → 91 MB)</w:t>
-            </w:r>
-          </w:p>
-        </w:tc>
-      </w:tr>
-      <w:tr>
-        <w:tc>
-          <w:tcPr/>
-          <w:p>
-            <w:pPr>
-              <w:pStyle w:val="Compact"/>
-            </w:pPr>
-            <w:r>
-              <w:t xml:space="preserve">A 1 min, detalle en BigQuery solo 90 días; histórico en el lake</w:t>
+              <w:t xml:space="preserve">para el análisis por medidor-día</w:t>
+            </w:r>
+          </w:p>
+        </w:tc>
+        <w:tc>
+          <w:tcPr/>
+          <w:p>
+            <w:pPr>
+              <w:pStyle w:val="Compact"/>
+            </w:pPr>
+            <w:r>
+              <w:t xml:space="preserve">48× menos datos leídos en la consulta por segmento Acorn (4.3 GB → 91 MB)</w:t>
+            </w:r>
+          </w:p>
+        </w:tc>
+      </w:tr>
+      <w:tr>
+        <w:tc>
+          <w:tcPr/>
+          <w:p>
+            <w:pPr>
+              <w:pStyle w:val="Compact"/>
+            </w:pPr>
+            <w:r>
+              <w:t xml:space="preserve">Con lecturas por minuto, detalle en BigQuery solo de 90 días; el histórico queda en el lake</w:t>
             </w:r>
           </w:p>
         </w:tc>
@@ -5923,7 +8859,7 @@
               <w:pStyle w:val="Compact"/>
             </w:pPr>
             <w:r>
-              <w:t xml:space="preserve">Ciclo de vida GCS (Nearline/Coldline para raw antiguo) y descuentos por uso comprometido en Kafka y Bigtable</w:t>
+              <w:t xml:space="preserve">Clases de almacenamiento Nearline y Coldline (más baratas, para datos que casi no se leen) para la capa raw antigua; descuentos por compromiso de uso de 1 o 3 años en Kafka y Bigtable</w:t>
             </w:r>
           </w:p>
         </w:tc>
@@ -5955,7 +8891,7 @@
         <w:pStyle w:val="Compact"/>
         <w:numPr>
           <w:ilvl w:val="0"/>
-          <w:numId w:val="1005"/>
+          <w:numId w:val="1019"/>
         </w:numPr>
       </w:pPr>
       <w:r>
@@ -5963,21 +8899,15 @@
           <w:b/>
           <w:bCs/>
         </w:rPr>
-        <w:t xml:space="preserve">Reducción del pico (ilustrativo).</w:t>
-      </w:r>
-      <w:r>
-        <w:t xml:space="preserve"> </w:t>
-      </w:r>
-      <w:r>
-        <w:t xml:space="preserve">Con un consumo medio de 0.43 kW por hogar y la punta 39 % sobre el promedio, la punta agregada es ≈ 4.8 GW. Recortar 5 % evita ≈ 240 MW de compras de emergencia. Con una prima supuesta de US$100/MWh durante 4 h en 90 días de invierno, son ≈ US$8.6 M al año, unas 290 veces el costo de la plataforma.</w:t>
+        <w:t xml:space="preserve">Tarifa dinámica frente a plana (medido).</w:t>
       </w:r>
     </w:p>
     <w:p>
       <w:pPr>
         <w:pStyle w:val="Compact"/>
         <w:numPr>
-          <w:ilvl w:val="0"/>
-          <w:numId w:val="1005"/>
+          <w:ilvl w:val="1"/>
+          <w:numId w:val="1020"/>
         </w:numPr>
       </w:pPr>
       <w:r>
@@ -5985,21 +8915,21 @@
           <w:b/>
           <w:bCs/>
         </w:rPr>
-        <w:t xml:space="preserve">Tarifa dinámica frente a fija.</w:t>
-      </w:r>
-      <w:r>
-        <w:t xml:space="preserve"> </w:t>
-      </w:r>
-      <w:r>
-        <w:t xml:space="preserve">El ensayo Low Carbon London (2013) usó tres precios dToU (alto, normal y bajo) contra una tarifa plana. La Fase 4 calculará la factura de cada hogar ToU con el calendario de eventos de 2013 y la comparará con lo que habría pagado en tarifa fija. Dato preliminar, sin control por segmento: los hogares ToU consumen 9.50 kWh/día frente a 10.28 de los de tarifa estándar (−7.6 %).</w:t>
+        <w:t xml:space="preserve">Datos usados:</w:t>
+      </w:r>
+      <w:r>
+        <w:t xml:space="preserve"> </w:t>
+      </w:r>
+      <w:r>
+        <w:t xml:space="preserve">el calendario oficial de precios de 2013 (17,520 medias horas) y el consumo real de cada hogar.</w:t>
       </w:r>
     </w:p>
     <w:p>
       <w:pPr>
         <w:pStyle w:val="Compact"/>
         <w:numPr>
-          <w:ilvl w:val="0"/>
-          <w:numId w:val="1005"/>
+          <w:ilvl w:val="1"/>
+          <w:numId w:val="1020"/>
         </w:numPr>
       </w:pPr>
       <w:r>
@@ -6007,13 +8937,354 @@
           <w:b/>
           <w:bCs/>
         </w:rPr>
-        <w:t xml:space="preserve">Costo operativo por kWh.</w:t>
-      </w:r>
-      <w:r>
-        <w:t xml:space="preserve"> </w:t>
-      </w:r>
-      <w:r>
-        <w:t xml:space="preserve">Se reportará en Looker Studio como (costo de plataforma + compras de emergencia evitadas) / kWh distribuido, por zona y mes.</w:t>
+        <w:t xml:space="preserve">Precios:</w:t>
+      </w:r>
+      <w:r>
+        <w:t xml:space="preserve"> </w:t>
+      </w:r>
+      <w:r>
+        <w:t xml:space="preserve">Alto, 67.20 peniques por kWh; Normal, 11.76; Bajo, 3.99. La tarifa plana cobra 14.228 a toda hora.</w:t>
+      </w:r>
+    </w:p>
+    <w:p>
+      <w:pPr>
+        <w:pStyle w:val="Compact"/>
+        <w:numPr>
+          <w:ilvl w:val="1"/>
+          <w:numId w:val="1020"/>
+        </w:numPr>
+      </w:pPr>
+      <w:r>
+        <w:rPr>
+          <w:b/>
+          <w:bCs/>
+        </w:rPr>
+        <w:t xml:space="preserve">Resultado:</w:t>
+      </w:r>
+      <w:r>
+        <w:t xml:space="preserve"> </w:t>
+      </w:r>
+      <w:r>
+        <w:t xml:space="preserve">los 1,038 hogares con tarifa dinámica pagaron en promedio</w:t>
+      </w:r>
+      <w:r>
+        <w:t xml:space="preserve"> </w:t>
+      </w:r>
+      <w:r>
+        <w:rPr>
+          <w:b/>
+          <w:bCs/>
+        </w:rPr>
+        <w:t xml:space="preserve">£475.85, frente a £489.27 con tarifa plana: un 2.74 % menos</w:t>
+      </w:r>
+      <w:r>
+        <w:t xml:space="preserve">. El</w:t>
+      </w:r>
+      <w:r>
+        <w:t xml:space="preserve"> </w:t>
+      </w:r>
+      <w:r>
+        <w:rPr>
+          <w:b/>
+          <w:bCs/>
+        </w:rPr>
+        <w:t xml:space="preserve">86 %</w:t>
+      </w:r>
+      <w:r>
+        <w:t xml:space="preserve"> </w:t>
+      </w:r>
+      <w:r>
+        <w:t xml:space="preserve">de ellos ahorró. La tarifa dinámica resulta más económica que la fija, como exige el caso.</w:t>
+      </w:r>
+    </w:p>
+    <w:p>
+      <w:pPr>
+        <w:pStyle w:val="Compact"/>
+        <w:numPr>
+          <w:ilvl w:val="0"/>
+          <w:numId w:val="1019"/>
+        </w:numPr>
+      </w:pPr>
+      <w:r>
+        <w:rPr>
+          <w:b/>
+          <w:bCs/>
+        </w:rPr>
+        <w:t xml:space="preserve">Respuesta a la demanda (medido).</w:t>
+      </w:r>
+      <w:r>
+        <w:t xml:space="preserve"> </w:t>
+      </w:r>
+      <w:r>
+        <w:t xml:space="preserve">Se compara el consumo de cada hogar durante los eventos con su propio consumo normal a la misma hora.</w:t>
+      </w:r>
+    </w:p>
+    <w:p>
+      <w:pPr>
+        <w:pStyle w:val="Compact"/>
+        <w:numPr>
+          <w:ilvl w:val="1"/>
+          <w:numId w:val="1021"/>
+        </w:numPr>
+      </w:pPr>
+      <w:r>
+        <w:rPr>
+          <w:b/>
+          <w:bCs/>
+        </w:rPr>
+        <w:t xml:space="preserve">Hogares con tarifa dinámica:</w:t>
+      </w:r>
+      <w:r>
+        <w:t xml:space="preserve"> </w:t>
+      </w:r>
+      <w:r>
+        <w:t xml:space="preserve">consumieron</w:t>
+      </w:r>
+      <w:r>
+        <w:t xml:space="preserve"> </w:t>
+      </w:r>
+      <w:r>
+        <w:rPr>
+          <w:b/>
+          <w:bCs/>
+        </w:rPr>
+        <w:t xml:space="preserve">4.6 % menos durante los eventos de precio Alto</w:t>
+      </w:r>
+      <w:r>
+        <w:t xml:space="preserve"> </w:t>
+      </w:r>
+      <w:r>
+        <w:t xml:space="preserve">y 6.8 % más durante los de precio Bajo.</w:t>
+      </w:r>
+    </w:p>
+    <w:p>
+      <w:pPr>
+        <w:pStyle w:val="Compact"/>
+        <w:numPr>
+          <w:ilvl w:val="1"/>
+          <w:numId w:val="1021"/>
+        </w:numPr>
+      </w:pPr>
+      <w:r>
+        <w:rPr>
+          <w:b/>
+          <w:bCs/>
+        </w:rPr>
+        <w:t xml:space="preserve">Grupo de control:</w:t>
+      </w:r>
+      <w:r>
+        <w:t xml:space="preserve"> </w:t>
+      </w:r>
+      <w:r>
+        <w:t xml:space="preserve">los 4,069 hogares con tarifa plana, que no recibieron señales, se mantuvieron estables (+1.0 % y +0.5 %).</w:t>
+      </w:r>
+    </w:p>
+    <w:p>
+      <w:pPr>
+        <w:pStyle w:val="Compact"/>
+        <w:numPr>
+          <w:ilvl w:val="1"/>
+          <w:numId w:val="1021"/>
+        </w:numPr>
+      </w:pPr>
+      <w:r>
+        <w:rPr>
+          <w:b/>
+          <w:bCs/>
+        </w:rPr>
+        <w:t xml:space="preserve">Efecto de la tarifa:</w:t>
+      </w:r>
+      <w:r>
+        <w:t xml:space="preserve"> </w:t>
+      </w:r>
+      <w:r>
+        <w:t xml:space="preserve">frente al grupo de control, recorta</w:t>
+      </w:r>
+      <w:r>
+        <w:t xml:space="preserve"> </w:t>
+      </w:r>
+      <w:r>
+        <w:rPr>
+          <w:b/>
+          <w:bCs/>
+        </w:rPr>
+        <w:t xml:space="preserve">5.6 % el consumo en la punta</w:t>
+      </w:r>
+      <w:r>
+        <w:t xml:space="preserve"> </w:t>
+      </w:r>
+      <w:r>
+        <w:t xml:space="preserve">y desplaza 6.3 % hacia las horas baratas.</w:t>
+      </w:r>
+    </w:p>
+    <w:p>
+      <w:pPr>
+        <w:pStyle w:val="Compact"/>
+        <w:numPr>
+          <w:ilvl w:val="0"/>
+          <w:numId w:val="1019"/>
+        </w:numPr>
+      </w:pPr>
+      <w:r>
+        <w:rPr>
+          <w:b/>
+          <w:bCs/>
+        </w:rPr>
+        <w:t xml:space="preserve">Valor de la reducción del pico.</w:t>
+      </w:r>
+      <w:r>
+        <w:t xml:space="preserve"> </w:t>
+      </w:r>
+      <w:r>
+        <w:t xml:space="preserve">Con un consumo medio de 0.43 kW por hogar y la punta 39 % sobre el promedio, la punta agregada es ≈ 4.8 GW. El recorte medido de 5.6 % evita ≈ 270 MW de compras de emergencia. Con una prima supuesta de US$100/MWh durante 4 h en 90 días de invierno, son ≈ US$9.6 M al año: unas 330 veces el costo de la plataforma.</w:t>
+      </w:r>
+    </w:p>
+    <w:p>
+      <w:pPr>
+        <w:pStyle w:val="Compact"/>
+        <w:numPr>
+          <w:ilvl w:val="0"/>
+          <w:numId w:val="1019"/>
+        </w:numPr>
+      </w:pPr>
+      <w:r>
+        <w:rPr>
+          <w:b/>
+          <w:bCs/>
+        </w:rPr>
+        <w:t xml:space="preserve">Pronóstico D+1 (medido).</w:t>
+      </w:r>
+      <w:r>
+        <w:t xml:space="preserve"> </w:t>
+      </w:r>
+      <w:r>
+        <w:t xml:space="preserve">Se usó un modelo de</w:t>
+      </w:r>
+      <w:r>
+        <w:t xml:space="preserve"> </w:t>
+      </w:r>
+      <w:r>
+        <w:rPr>
+          <w:b/>
+          <w:bCs/>
+          <w:i/>
+          <w:iCs/>
+        </w:rPr>
+        <w:t xml:space="preserve">boosted trees</w:t>
+      </w:r>
+      <w:r>
+        <w:t xml:space="preserve"> </w:t>
+      </w:r>
+      <w:r>
+        <w:t xml:space="preserve">en BigQuery ML: un conjunto de árboles de decisión en el que cada árbol corrige los errores de los anteriores. Se entrenó con 2012–2013 y se evaluó en enero y febrero de 2014, meses que el modelo no vio.</w:t>
+      </w:r>
+    </w:p>
+    <w:p>
+      <w:pPr>
+        <w:pStyle w:val="Compact"/>
+        <w:numPr>
+          <w:ilvl w:val="1"/>
+          <w:numId w:val="1022"/>
+        </w:numPr>
+      </w:pPr>
+      <w:r>
+        <w:rPr>
+          <w:b/>
+          <w:bCs/>
+        </w:rPr>
+        <w:t xml:space="preserve">Por zona:</w:t>
+      </w:r>
+      <w:r>
+        <w:t xml:space="preserve"> </w:t>
+      </w:r>
+      <w:r>
+        <w:t xml:space="preserve">pronostica la carga de cada media hora con</w:t>
+      </w:r>
+      <w:r>
+        <w:t xml:space="preserve"> </w:t>
+      </w:r>
+      <w:r>
+        <w:rPr>
+          <w:b/>
+          <w:bCs/>
+        </w:rPr>
+        <w:t xml:space="preserve">4.4 % de error porcentual medio</w:t>
+      </w:r>
+      <w:r>
+        <w:t xml:space="preserve"> </w:t>
+      </w:r>
+      <w:r>
+        <w:t xml:space="preserve">(MAPE,</w:t>
+      </w:r>
+      <w:r>
+        <w:t xml:space="preserve"> </w:t>
+      </w:r>
+      <w:r>
+        <w:rPr>
+          <w:i/>
+          <w:iCs/>
+        </w:rPr>
+        <w:t xml:space="preserve">Mean Absolute Percentage Error</w:t>
+      </w:r>
+      <w:r>
+        <w:t xml:space="preserve">), frente a 6.9 % de suponer que mañana será igual que hoy. Es un 36 % menos de error en el plan de compras del día siguiente.</w:t>
+      </w:r>
+    </w:p>
+    <w:p>
+      <w:pPr>
+        <w:pStyle w:val="Compact"/>
+        <w:numPr>
+          <w:ilvl w:val="1"/>
+          <w:numId w:val="1022"/>
+        </w:numPr>
+      </w:pPr>
+      <w:r>
+        <w:rPr>
+          <w:b/>
+          <w:bCs/>
+        </w:rPr>
+        <w:t xml:space="preserve">Por hogar y día:</w:t>
+      </w:r>
+      <w:r>
+        <w:t xml:space="preserve"> </w:t>
+      </w:r>
+      <w:r>
+        <w:t xml:space="preserve">el error ponderado por la energía (WAPE,</w:t>
+      </w:r>
+      <w:r>
+        <w:t xml:space="preserve"> </w:t>
+      </w:r>
+      <w:r>
+        <w:rPr>
+          <w:i/>
+          <w:iCs/>
+        </w:rPr>
+        <w:t xml:space="preserve">Weighted Absolute Percentage Error</w:t>
+      </w:r>
+      <w:r>
+        <w:t xml:space="preserve">: error total dividido por el consumo total) baja de 21.3 % a 18.5 %.</w:t>
+      </w:r>
+    </w:p>
+    <w:p>
+      <w:pPr>
+        <w:pStyle w:val="Compact"/>
+        <w:numPr>
+          <w:ilvl w:val="0"/>
+          <w:numId w:val="1019"/>
+        </w:numPr>
+      </w:pPr>
+      <w:r>
+        <w:rPr>
+          <w:b/>
+          <w:bCs/>
+        </w:rPr>
+        <w:t xml:space="preserve">Costo operativo neto por kWh.</w:t>
+      </w:r>
+      <w:r>
+        <w:t xml:space="preserve"> </w:t>
+      </w:r>
+      <w:r>
+        <w:t xml:space="preserve">Se reportará en Looker Studio, por zona y mes, como (costo de la plataforma − compras de emergencia evitadas) / kWh distribuido.</w:t>
       </w:r>
     </w:p>
     <w:bookmarkEnd w:id="47"/>
@@ -6027,6 +9298,34 @@
         <w:t xml:space="preserve">8. Plan de recuperación y alta disponibilidad (DRP/HA)</w:t>
       </w:r>
     </w:p>
+    <w:p>
+      <w:pPr>
+        <w:pStyle w:val="FirstParagraph"/>
+      </w:pPr>
+      <w:r>
+        <w:t xml:space="preserve">El DRP (</w:t>
+      </w:r>
+      <w:r>
+        <w:rPr>
+          <w:i/>
+          <w:iCs/>
+        </w:rPr>
+        <w:t xml:space="preserve">Disaster Recovery Plan</w:t>
+      </w:r>
+      <w:r>
+        <w:t xml:space="preserve">, plan de recuperación ante desastres) dice cómo volver a operar después de una falla grave. La HA (</w:t>
+      </w:r>
+      <w:r>
+        <w:rPr>
+          <w:i/>
+          <w:iCs/>
+        </w:rPr>
+        <w:t xml:space="preserve">High Availability</w:t>
+      </w:r>
+      <w:r>
+        <w:t xml:space="preserve">, alta disponibilidad) busca que las fallas comunes no interrumpan el servicio.</w:t>
+      </w:r>
+    </w:p>
     <w:bookmarkStart w:id="49" w:name="objetivos-por-nivel-de-servicio"/>
     <w:p>
       <w:pPr>
@@ -6034,6 +9333,70 @@
       </w:pPr>
       <w:r>
         <w:t xml:space="preserve">8.1 Objetivos por nivel de servicio</w:t>
+      </w:r>
+    </w:p>
+    <w:p>
+      <w:pPr>
+        <w:pStyle w:val="Compact"/>
+        <w:numPr>
+          <w:ilvl w:val="0"/>
+          <w:numId w:val="1023"/>
+        </w:numPr>
+      </w:pPr>
+      <w:r>
+        <w:rPr>
+          <w:b/>
+          <w:bCs/>
+        </w:rPr>
+        <w:t xml:space="preserve">RPO</w:t>
+      </w:r>
+      <w:r>
+        <w:t xml:space="preserve"> </w:t>
+      </w:r>
+      <w:r>
+        <w:t xml:space="preserve">(</w:t>
+      </w:r>
+      <w:r>
+        <w:rPr>
+          <w:i/>
+          <w:iCs/>
+        </w:rPr>
+        <w:t xml:space="preserve">Recovery Point Objective</w:t>
+      </w:r>
+      <w:r>
+        <w:t xml:space="preserve">): cuántos datos se pueden perder.</w:t>
+      </w:r>
+    </w:p>
+    <w:p>
+      <w:pPr>
+        <w:pStyle w:val="Compact"/>
+        <w:numPr>
+          <w:ilvl w:val="0"/>
+          <w:numId w:val="1023"/>
+        </w:numPr>
+      </w:pPr>
+      <w:r>
+        <w:rPr>
+          <w:b/>
+          <w:bCs/>
+        </w:rPr>
+        <w:t xml:space="preserve">RTO</w:t>
+      </w:r>
+      <w:r>
+        <w:t xml:space="preserve"> </w:t>
+      </w:r>
+      <w:r>
+        <w:t xml:space="preserve">(</w:t>
+      </w:r>
+      <w:r>
+        <w:rPr>
+          <w:i/>
+          <w:iCs/>
+        </w:rPr>
+        <w:t xml:space="preserve">Recovery Time Objective</w:t>
+      </w:r>
+      <w:r>
+        <w:t xml:space="preserve">): cuánto puede tardar el servicio en volver.</w:t>
       </w:r>
     </w:p>
     <w:tbl>
@@ -6070,18 +9433,18 @@
               <w:pStyle w:val="Compact"/>
             </w:pPr>
             <w:r>
-              <w:t xml:space="preserve">RPO (datos que se pueden perder)</w:t>
-            </w:r>
-          </w:p>
-        </w:tc>
-        <w:tc>
-          <w:tcPr/>
-          <w:p>
-            <w:pPr>
-              <w:pStyle w:val="Compact"/>
-            </w:pPr>
-            <w:r>
-              <w:t xml:space="preserve">RTO (tiempo para volver)</w:t>
+              <w:t xml:space="preserve">RPO</w:t>
+            </w:r>
+          </w:p>
+        </w:tc>
+        <w:tc>
+          <w:tcPr/>
+          <w:p>
+            <w:pPr>
+              <w:pStyle w:val="Compact"/>
+            </w:pPr>
+            <w:r>
+              <w:t xml:space="preserve">RTO</w:t>
             </w:r>
           </w:p>
         </w:tc>
@@ -6116,7 +9479,7 @@
               <w:pStyle w:val="Compact"/>
             </w:pPr>
             <w:r>
-              <w:t xml:space="preserve">&lt; 1 min ante fallo de zona</w:t>
+              <w:t xml:space="preserve">&lt; 1 min ante la caída de una zona</w:t>
             </w:r>
           </w:p>
         </w:tc>
@@ -6235,6 +9598,98 @@
       </w:pPr>
       <w:r>
         <w:t xml:space="preserve">8.2 Componentes, fallas y mitigación</w:t>
+      </w:r>
+    </w:p>
+    <w:p>
+      <w:pPr>
+        <w:pStyle w:val="FirstParagraph"/>
+      </w:pPr>
+      <w:r>
+        <w:t xml:space="preserve">Términos de esta tabla:</w:t>
+      </w:r>
+    </w:p>
+    <w:p>
+      <w:pPr>
+        <w:pStyle w:val="Compact"/>
+        <w:numPr>
+          <w:ilvl w:val="0"/>
+          <w:numId w:val="1024"/>
+        </w:numPr>
+      </w:pPr>
+      <w:r>
+        <w:rPr>
+          <w:b/>
+          <w:bCs/>
+          <w:i/>
+          <w:iCs/>
+        </w:rPr>
+        <w:t xml:space="preserve">Checkpoint</w:t>
+      </w:r>
+      <w:r>
+        <w:rPr>
+          <w:b/>
+          <w:bCs/>
+        </w:rPr>
+        <w:t xml:space="preserve">:</w:t>
+      </w:r>
+      <w:r>
+        <w:t xml:space="preserve"> </w:t>
+      </w:r>
+      <w:r>
+        <w:t xml:space="preserve">registro periódico de hasta dónde se procesó.</w:t>
+      </w:r>
+    </w:p>
+    <w:p>
+      <w:pPr>
+        <w:pStyle w:val="Compact"/>
+        <w:numPr>
+          <w:ilvl w:val="0"/>
+          <w:numId w:val="1024"/>
+        </w:numPr>
+      </w:pPr>
+      <w:r>
+        <w:rPr>
+          <w:b/>
+          <w:bCs/>
+          <w:i/>
+          <w:iCs/>
+        </w:rPr>
+        <w:t xml:space="preserve">Offset</w:t>
+      </w:r>
+      <w:r>
+        <w:rPr>
+          <w:b/>
+          <w:bCs/>
+        </w:rPr>
+        <w:t xml:space="preserve">:</w:t>
+      </w:r>
+      <w:r>
+        <w:t xml:space="preserve"> </w:t>
+      </w:r>
+      <w:r>
+        <w:t xml:space="preserve">la posición de un mensaje dentro de Kafka.</w:t>
+      </w:r>
+    </w:p>
+    <w:p>
+      <w:pPr>
+        <w:pStyle w:val="Compact"/>
+        <w:numPr>
+          <w:ilvl w:val="0"/>
+          <w:numId w:val="1024"/>
+        </w:numPr>
+      </w:pPr>
+      <w:r>
+        <w:rPr>
+          <w:b/>
+          <w:bCs/>
+        </w:rPr>
+        <w:t xml:space="preserve">Escritura idempotente:</w:t>
+      </w:r>
+      <w:r>
+        <w:t xml:space="preserve"> </w:t>
+      </w:r>
+      <w:r>
+        <w:t xml:space="preserve">repetirla no duplica datos.</w:t>
       </w:r>
     </w:p>
     <w:tbl>
@@ -6317,109 +9772,100 @@
               <w:pStyle w:val="Compact"/>
             </w:pPr>
             <w:r>
-              <w:t xml:space="preserve">Spark detecta el silencio por</w:t>
+              <w:t xml:space="preserve">Spark detecta el silencio y emite el evento</w:t>
             </w:r>
             <w:r>
               <w:t xml:space="preserve"> </w:t>
+            </w:r>
+            <w:r>
+              <w:rPr>
+                <w:rStyle w:val="VerbatimChar"/>
+              </w:rPr>
+              <w:t xml:space="preserve">meter.silent</w:t>
+            </w:r>
+            <w:r>
+              <w:t xml:space="preserve">. Al reconectar, las lecturas atrasadas se aceptan hasta 72 h y el batch nocturno recalcula los agregados.</w:t>
+            </w:r>
+            <w:r>
+              <w:t xml:space="preserve"> </w:t>
+            </w:r>
+            <w:r>
+              <w:rPr>
+                <w:rStyle w:val="VerbatimChar"/>
+              </w:rPr>
+              <w:t xml:space="preserve">dq_medidor</w:t>
+            </w:r>
+            <w:r>
+              <w:t xml:space="preserve"> </w:t>
+            </w:r>
+            <w:r>
+              <w:t xml:space="preserve">marca huecos y rachas de ceros. Nunca se inventa consumo facturable</w:t>
+            </w:r>
+          </w:p>
+        </w:tc>
+      </w:tr>
+      <w:tr>
+        <w:tc>
+          <w:tcPr/>
+          <w:p>
+            <w:pPr>
+              <w:pStyle w:val="Compact"/>
+            </w:pPr>
+            <w:r>
+              <w:t xml:space="preserve">Kafka</w:t>
+            </w:r>
+          </w:p>
+        </w:tc>
+        <w:tc>
+          <w:tcPr/>
+          <w:p>
+            <w:pPr>
+              <w:pStyle w:val="Compact"/>
+            </w:pPr>
+            <w:r>
+              <w:t xml:space="preserve">Caída de un servidor (</w:t>
             </w:r>
             <w:r>
               <w:rPr>
                 <w:i/>
                 <w:iCs/>
               </w:rPr>
-              <w:t xml:space="preserve">watermark</w:t>
+              <w:t xml:space="preserve">broker</w:t>
+            </w:r>
+            <w:r>
+              <w:t xml:space="preserve">) o de una zona</w:t>
+            </w:r>
+          </w:p>
+        </w:tc>
+        <w:tc>
+          <w:tcPr/>
+          <w:p>
+            <w:pPr>
+              <w:pStyle w:val="Compact"/>
+            </w:pPr>
+            <w:r>
+              <w:t xml:space="preserve">3 zonas y cada mensaje guardado en 3 servidores (factor de réplica 3). Un mensaje se confirma solo cuando al menos 2 copias lo guardaron (</w:t>
+            </w:r>
+            <w:r>
+              <w:rPr>
+                <w:rStyle w:val="VerbatimChar"/>
+              </w:rPr>
+              <w:t xml:space="preserve">min.insync.replicas = 2</w:t>
+            </w:r>
+            <w:r>
+              <w:t xml:space="preserve">,</w:t>
             </w:r>
             <w:r>
               <w:t xml:space="preserve"> </w:t>
             </w:r>
             <w:r>
-              <w:t xml:space="preserve">y estado y emite</w:t>
-            </w:r>
-            <w:r>
-              <w:t xml:space="preserve"> </w:t>
-            </w:r>
-            <w:r>
               <w:rPr>
                 <w:rStyle w:val="VerbatimChar"/>
               </w:rPr>
-              <w:t xml:space="preserve">meter.silent</w:t>
-            </w:r>
-            <w:r>
-              <w:t xml:space="preserve">; al reconectar, las lecturas atrasadas se aceptan hasta 72 h y la conciliación nocturna recalcula los agregados;</w:t>
-            </w:r>
-            <w:r>
-              <w:t xml:space="preserve"> </w:t>
-            </w:r>
-            <w:r>
-              <w:rPr>
-                <w:rStyle w:val="VerbatimChar"/>
-              </w:rPr>
-              <w:t xml:space="preserve">dq_medidor</w:t>
-            </w:r>
-            <w:r>
-              <w:t xml:space="preserve"> </w:t>
-            </w:r>
-            <w:r>
-              <w:t xml:space="preserve">marca huecos y rachas de ceros. Nunca se imputa consumo facturable</w:t>
-            </w:r>
-          </w:p>
-        </w:tc>
-      </w:tr>
-      <w:tr>
-        <w:tc>
-          <w:tcPr/>
-          <w:p>
-            <w:pPr>
-              <w:pStyle w:val="Compact"/>
-            </w:pPr>
-            <w:r>
-              <w:t xml:space="preserve">Kafka</w:t>
-            </w:r>
-          </w:p>
-        </w:tc>
-        <w:tc>
-          <w:tcPr/>
-          <w:p>
-            <w:pPr>
-              <w:pStyle w:val="Compact"/>
-            </w:pPr>
-            <w:r>
-              <w:t xml:space="preserve">Caída de un broker o una zona</w:t>
-            </w:r>
-          </w:p>
-        </w:tc>
-        <w:tc>
-          <w:tcPr/>
-          <w:p>
-            <w:pPr>
-              <w:pStyle w:val="Compact"/>
-            </w:pPr>
-            <w:r>
-              <w:t xml:space="preserve">3 zonas, factor de réplica 3,</w:t>
-            </w:r>
-            <w:r>
-              <w:t xml:space="preserve"> </w:t>
-            </w:r>
-            <w:r>
-              <w:rPr>
-                <w:rStyle w:val="VerbatimChar"/>
-              </w:rPr>
-              <w:t xml:space="preserve">min.insync.replicas = 2</w:t>
-            </w:r>
-            <w:r>
-              <w:t xml:space="preserve">,</w:t>
-            </w:r>
-            <w:r>
-              <w:t xml:space="preserve"> </w:t>
-            </w:r>
-            <w:r>
-              <w:rPr>
-                <w:rStyle w:val="VerbatimChar"/>
-              </w:rPr>
               <w:t xml:space="preserve">acks = all</w:t>
             </w:r>
             <w:r>
-              <w:t xml:space="preserve">; la conmutación es automática</w:t>
+              <w:t xml:space="preserve">). La conmutación es automática</w:t>
             </w:r>
           </w:p>
         </w:tc>
@@ -6443,7 +9889,7 @@
               <w:pStyle w:val="Compact"/>
             </w:pPr>
             <w:r>
-              <w:t xml:space="preserve">Caída del job o del nodo</w:t>
+              <w:t xml:space="preserve">Caída del programa o del nodo</w:t>
             </w:r>
           </w:p>
         </w:tc>
@@ -6464,7 +9910,7 @@
               <w:t xml:space="preserve"> </w:t>
             </w:r>
             <w:r>
-              <w:t xml:space="preserve">en GCS dual-region; reinicio automático desde el último offset; escritura idempotente a BigQuery (Storage Write API con</w:t>
+              <w:t xml:space="preserve">en GCS</w:t>
             </w:r>
             <w:r>
               <w:t xml:space="preserve"> </w:t>
@@ -6474,60 +9920,10 @@
                 <w:i/>
                 <w:iCs/>
               </w:rPr>
-              <w:t xml:space="preserve">offsets</w:t>
-            </w:r>
-            <w:r>
-              <w:t xml:space="preserve"> </w:t>
-            </w:r>
-            <w:r>
-              <w:t xml:space="preserve">o</w:t>
-            </w:r>
-            <w:r>
-              <w:t xml:space="preserve"> </w:t>
-            </w:r>
-            <w:r>
-              <w:rPr>
-                <w:rStyle w:val="VerbatimChar"/>
-              </w:rPr>
-              <w:t xml:space="preserve">MERGE</w:t>
-            </w:r>
-            <w:r>
-              <w:t xml:space="preserve">)</w:t>
-            </w:r>
-          </w:p>
-        </w:tc>
-      </w:tr>
-      <w:tr>
-        <w:tc>
-          <w:tcPr/>
-          <w:p>
-            <w:pPr>
-              <w:pStyle w:val="Compact"/>
-            </w:pPr>
-            <w:r>
-              <w:t xml:space="preserve">Lake GCS</w:t>
-            </w:r>
-          </w:p>
-        </w:tc>
-        <w:tc>
-          <w:tcPr/>
-          <w:p>
-            <w:pPr>
-              <w:pStyle w:val="Compact"/>
-            </w:pPr>
-            <w:r>
-              <w:t xml:space="preserve">Pérdida regional o borrado</w:t>
-            </w:r>
-          </w:p>
-        </w:tc>
-        <w:tc>
-          <w:tcPr/>
-          <w:p>
-            <w:pPr>
-              <w:pStyle w:val="Compact"/>
-            </w:pPr>
-            <w:r>
-              <w:t xml:space="preserve">Bucket dual-region (nam4) con replicación turbo (RPO 15 min); versionado y</w:t>
+              <w:t xml:space="preserve">dual-region</w:t>
+            </w:r>
+            <w:r>
+              <w:t xml:space="preserve">; reinicio automático desde el último</w:t>
             </w:r>
             <w:r>
               <w:t xml:space="preserve"> </w:t>
@@ -6537,58 +9933,70 @@
                 <w:i/>
                 <w:iCs/>
               </w:rPr>
-              <w:t xml:space="preserve">soft delete</w:t>
+              <w:t xml:space="preserve">offset</w:t>
+            </w:r>
+            <w:r>
+              <w:t xml:space="preserve">; escritura idempotente a BigQuery (con la Storage Write API y</w:t>
             </w:r>
             <w:r>
               <w:t xml:space="preserve"> </w:t>
             </w:r>
-            <w:r>
-              <w:t xml:space="preserve">de 7 días en curated</w:t>
-            </w:r>
-          </w:p>
-        </w:tc>
-      </w:tr>
-      <w:tr>
-        <w:tc>
-          <w:tcPr/>
-          <w:p>
-            <w:pPr>
-              <w:pStyle w:val="Compact"/>
-            </w:pPr>
-            <w:r>
-              <w:t xml:space="preserve">BigQuery</w:t>
-            </w:r>
-          </w:p>
-        </w:tc>
-        <w:tc>
-          <w:tcPr/>
-          <w:p>
-            <w:pPr>
-              <w:pStyle w:val="Compact"/>
-            </w:pPr>
-            <w:r>
-              <w:t xml:space="preserve">Error humano o corrupción</w:t>
-            </w:r>
-          </w:p>
-        </w:tc>
-        <w:tc>
-          <w:tcPr/>
-          <w:p>
-            <w:pPr>
-              <w:pStyle w:val="Compact"/>
-            </w:pPr>
             <w:r>
               <w:rPr>
                 <w:i/>
                 <w:iCs/>
               </w:rPr>
-              <w:t xml:space="preserve">Time travel</w:t>
+              <w:t xml:space="preserve">offsets</w:t>
+            </w:r>
+            <w:r>
+              <w:t xml:space="preserve">, o con</w:t>
             </w:r>
             <w:r>
               <w:t xml:space="preserve"> </w:t>
             </w:r>
             <w:r>
-              <w:t xml:space="preserve">y</w:t>
+              <w:rPr>
+                <w:rStyle w:val="VerbatimChar"/>
+              </w:rPr>
+              <w:t xml:space="preserve">MERGE</w:t>
+            </w:r>
+            <w:r>
+              <w:t xml:space="preserve">, que inserta o actualiza sin duplicar)</w:t>
+            </w:r>
+          </w:p>
+        </w:tc>
+      </w:tr>
+      <w:tr>
+        <w:tc>
+          <w:tcPr/>
+          <w:p>
+            <w:pPr>
+              <w:pStyle w:val="Compact"/>
+            </w:pPr>
+            <w:r>
+              <w:t xml:space="preserve">Lake GCS</w:t>
+            </w:r>
+          </w:p>
+        </w:tc>
+        <w:tc>
+          <w:tcPr/>
+          <w:p>
+            <w:pPr>
+              <w:pStyle w:val="Compact"/>
+            </w:pPr>
+            <w:r>
+              <w:t xml:space="preserve">Pérdida de una región o borrado</w:t>
+            </w:r>
+          </w:p>
+        </w:tc>
+        <w:tc>
+          <w:tcPr/>
+          <w:p>
+            <w:pPr>
+              <w:pStyle w:val="Compact"/>
+            </w:pPr>
+            <w:r>
+              <w:t xml:space="preserve">Bucket</w:t>
             </w:r>
             <w:r>
               <w:t xml:space="preserve"> </w:t>
@@ -6598,118 +10006,13 @@
                 <w:i/>
                 <w:iCs/>
               </w:rPr>
-              <w:t xml:space="preserve">fail-safe</w:t>
+              <w:t xml:space="preserve">dual-region</w:t>
             </w:r>
             <w:r>
               <w:t xml:space="preserve"> </w:t>
             </w:r>
             <w:r>
-              <w:t xml:space="preserve">de 7 días cada uno; snapshots diarios de gold; réplica de datasets en otra región; reconstrucción total desde el lake (medido: 32 min con 20 DCU)</w:t>
-            </w:r>
-          </w:p>
-        </w:tc>
-      </w:tr>
-      <w:tr>
-        <w:tc>
-          <w:tcPr/>
-          <w:p>
-            <w:pPr>
-              <w:pStyle w:val="Compact"/>
-            </w:pPr>
-            <w:r>
-              <w:t xml:space="preserve">Bigtable</w:t>
-            </w:r>
-          </w:p>
-        </w:tc>
-        <w:tc>
-          <w:tcPr/>
-          <w:p>
-            <w:pPr>
-              <w:pStyle w:val="Compact"/>
-            </w:pPr>
-            <w:r>
-              <w:t xml:space="preserve">Caída de zona o región</w:t>
-            </w:r>
-          </w:p>
-        </w:tc>
-        <w:tc>
-          <w:tcPr/>
-          <w:p>
-            <w:pPr>
-              <w:pStyle w:val="Compact"/>
-            </w:pPr>
-            <w:r>
-              <w:t xml:space="preserve">Dos clústeres replicados con enrutamiento multi-clúster; conmutación en segundos</w:t>
-            </w:r>
-          </w:p>
-        </w:tc>
-      </w:tr>
-      <w:tr>
-        <w:tc>
-          <w:tcPr/>
-          <w:p>
-            <w:pPr>
-              <w:pStyle w:val="Compact"/>
-            </w:pPr>
-            <w:r>
-              <w:t xml:space="preserve">Cloud Run</w:t>
-            </w:r>
-          </w:p>
-        </w:tc>
-        <w:tc>
-          <w:tcPr/>
-          <w:p>
-            <w:pPr>
-              <w:pStyle w:val="Compact"/>
-            </w:pPr>
-            <w:r>
-              <w:t xml:space="preserve">Caída de zona</w:t>
-            </w:r>
-          </w:p>
-        </w:tc>
-        <w:tc>
-          <w:tcPr/>
-          <w:p>
-            <w:pPr>
-              <w:pStyle w:val="Compact"/>
-            </w:pPr>
-            <w:r>
-              <w:t xml:space="preserve">Servicio regional multizona; en producción, balanceador global con una segunda región</w:t>
-            </w:r>
-          </w:p>
-        </w:tc>
-      </w:tr>
-      <w:tr>
-        <w:tc>
-          <w:tcPr/>
-          <w:p>
-            <w:pPr>
-              <w:pStyle w:val="Compact"/>
-            </w:pPr>
-            <w:r>
-              <w:t xml:space="preserve">Airflow</w:t>
-            </w:r>
-          </w:p>
-        </w:tc>
-        <w:tc>
-          <w:tcPr/>
-          <w:p>
-            <w:pPr>
-              <w:pStyle w:val="Compact"/>
-            </w:pPr>
-            <w:r>
-              <w:t xml:space="preserve">Caída del entorno</w:t>
-            </w:r>
-          </w:p>
-        </w:tc>
-        <w:tc>
-          <w:tcPr/>
-          <w:p>
-            <w:pPr>
-              <w:pStyle w:val="Compact"/>
-            </w:pPr>
-            <w:r>
-              <w:t xml:space="preserve">DAGs en Git; entorno recreado por infraestructura como código; tareas idempotentes con</w:t>
+              <w:t xml:space="preserve">(nam4) con replicación</w:t>
             </w:r>
             <w:r>
               <w:t xml:space="preserve"> </w:t>
@@ -6719,20 +10022,279 @@
                 <w:i/>
                 <w:iCs/>
               </w:rPr>
+              <w:t xml:space="preserve">turbo</w:t>
+            </w:r>
+            <w:r>
+              <w:t xml:space="preserve">: los archivos se copian a la segunda región en menos de 15 min. Versionado y</w:t>
+            </w:r>
+            <w:r>
+              <w:t xml:space="preserve"> </w:t>
+            </w:r>
+            <w:r>
+              <w:rPr>
+                <w:i/>
+                <w:iCs/>
+              </w:rPr>
+              <w:t xml:space="preserve">soft delete</w:t>
+            </w:r>
+            <w:r>
+              <w:t xml:space="preserve"> </w:t>
+            </w:r>
+            <w:r>
+              <w:t xml:space="preserve">(papelera) de 7 días en</w:t>
+            </w:r>
+            <w:r>
+              <w:t xml:space="preserve"> </w:t>
+            </w:r>
+            <w:r>
+              <w:rPr>
+                <w:rStyle w:val="VerbatimChar"/>
+              </w:rPr>
+              <w:t xml:space="preserve">curated</w:t>
+            </w:r>
+          </w:p>
+        </w:tc>
+      </w:tr>
+      <w:tr>
+        <w:tc>
+          <w:tcPr/>
+          <w:p>
+            <w:pPr>
+              <w:pStyle w:val="Compact"/>
+            </w:pPr>
+            <w:r>
+              <w:t xml:space="preserve">BigQuery</w:t>
+            </w:r>
+          </w:p>
+        </w:tc>
+        <w:tc>
+          <w:tcPr/>
+          <w:p>
+            <w:pPr>
+              <w:pStyle w:val="Compact"/>
+            </w:pPr>
+            <w:r>
+              <w:t xml:space="preserve">Error humano o datos corruptos</w:t>
+            </w:r>
+          </w:p>
+        </w:tc>
+        <w:tc>
+          <w:tcPr/>
+          <w:p>
+            <w:pPr>
+              <w:pStyle w:val="Compact"/>
+            </w:pPr>
+            <w:r>
+              <w:rPr>
+                <w:i/>
+                <w:iCs/>
+              </w:rPr>
+              <w:t xml:space="preserve">Time travel</w:t>
+            </w:r>
+            <w:r>
+              <w:t xml:space="preserve"> </w:t>
+            </w:r>
+            <w:r>
+              <w:t xml:space="preserve">y</w:t>
+            </w:r>
+            <w:r>
+              <w:t xml:space="preserve"> </w:t>
+            </w:r>
+            <w:r>
+              <w:rPr>
+                <w:i/>
+                <w:iCs/>
+              </w:rPr>
+              <w:t xml:space="preserve">fail-safe</w:t>
+            </w:r>
+            <w:r>
+              <w:t xml:space="preserve">: se puede recuperar una tabla como estaba hasta 7 días atrás, más 7 días de respaldo de Google. Copias diarias (</w:t>
+            </w:r>
+            <w:r>
+              <w:rPr>
+                <w:i/>
+                <w:iCs/>
+              </w:rPr>
+              <w:t xml:space="preserve">snapshots</w:t>
+            </w:r>
+            <w:r>
+              <w:t xml:space="preserve">) de gold; réplica de datasets en otra región; reconstrucción total desde el lake (medido: 32 min con 20 DCU)</w:t>
+            </w:r>
+          </w:p>
+        </w:tc>
+      </w:tr>
+      <w:tr>
+        <w:tc>
+          <w:tcPr/>
+          <w:p>
+            <w:pPr>
+              <w:pStyle w:val="Compact"/>
+            </w:pPr>
+            <w:r>
+              <w:t xml:space="preserve">Bigtable</w:t>
+            </w:r>
+          </w:p>
+        </w:tc>
+        <w:tc>
+          <w:tcPr/>
+          <w:p>
+            <w:pPr>
+              <w:pStyle w:val="Compact"/>
+            </w:pPr>
+            <w:r>
+              <w:t xml:space="preserve">Caída de una zona o región</w:t>
+            </w:r>
+          </w:p>
+        </w:tc>
+        <w:tc>
+          <w:tcPr/>
+          <w:p>
+            <w:pPr>
+              <w:pStyle w:val="Compact"/>
+            </w:pPr>
+            <w:r>
+              <w:t xml:space="preserve">Dos clústeres replicados; si uno cae, las consultas van al otro en segundos</w:t>
+            </w:r>
+          </w:p>
+        </w:tc>
+      </w:tr>
+      <w:tr>
+        <w:tc>
+          <w:tcPr/>
+          <w:p>
+            <w:pPr>
+              <w:pStyle w:val="Compact"/>
+            </w:pPr>
+            <w:r>
+              <w:t xml:space="preserve">Cloud Run</w:t>
+            </w:r>
+          </w:p>
+        </w:tc>
+        <w:tc>
+          <w:tcPr/>
+          <w:p>
+            <w:pPr>
+              <w:pStyle w:val="Compact"/>
+            </w:pPr>
+            <w:r>
+              <w:t xml:space="preserve">Caída de una zona</w:t>
+            </w:r>
+          </w:p>
+        </w:tc>
+        <w:tc>
+          <w:tcPr/>
+          <w:p>
+            <w:pPr>
+              <w:pStyle w:val="Compact"/>
+            </w:pPr>
+            <w:r>
+              <w:t xml:space="preserve">Servicio regional repartido en varias zonas; en producción, un balanceador global reparte el tráfico con una segunda región</w:t>
+            </w:r>
+          </w:p>
+        </w:tc>
+      </w:tr>
+      <w:tr>
+        <w:tc>
+          <w:tcPr/>
+          <w:p>
+            <w:pPr>
+              <w:pStyle w:val="Compact"/>
+            </w:pPr>
+            <w:r>
+              <w:t xml:space="preserve">Firebase</w:t>
+            </w:r>
+          </w:p>
+        </w:tc>
+        <w:tc>
+          <w:tcPr/>
+          <w:p>
+            <w:pPr>
+              <w:pStyle w:val="Compact"/>
+            </w:pPr>
+            <w:r>
+              <w:t xml:space="preserve">Falla en el envío de avisos</w:t>
+            </w:r>
+          </w:p>
+        </w:tc>
+        <w:tc>
+          <w:tcPr/>
+          <w:p>
+            <w:pPr>
+              <w:pStyle w:val="Compact"/>
+            </w:pPr>
+            <w:r>
+              <w:t xml:space="preserve">Servicio global de Google; si un aviso no llega, la app muestra el evento al abrirse, porque lo lee de la API</w:t>
+            </w:r>
+          </w:p>
+        </w:tc>
+      </w:tr>
+      <w:tr>
+        <w:tc>
+          <w:tcPr/>
+          <w:p>
+            <w:pPr>
+              <w:pStyle w:val="Compact"/>
+            </w:pPr>
+            <w:r>
+              <w:t xml:space="preserve">Airflow</w:t>
+            </w:r>
+          </w:p>
+        </w:tc>
+        <w:tc>
+          <w:tcPr/>
+          <w:p>
+            <w:pPr>
+              <w:pStyle w:val="Compact"/>
+            </w:pPr>
+            <w:r>
+              <w:t xml:space="preserve">Caída del entorno</w:t>
+            </w:r>
+          </w:p>
+        </w:tc>
+        <w:tc>
+          <w:tcPr/>
+          <w:p>
+            <w:pPr>
+              <w:pStyle w:val="Compact"/>
+            </w:pPr>
+            <w:r>
+              <w:t xml:space="preserve">DAGs guardados en Git; el entorno se recrea con scripts (infraestructura como código); las tareas son idempotentes y Airflow vuelve a correr los días pendientes (</w:t>
+            </w:r>
+            <w:r>
+              <w:rPr>
+                <w:i/>
+                <w:iCs/>
+              </w:rPr>
               <w:t xml:space="preserve">catchup</w:t>
+            </w:r>
+            <w:r>
+              <w:t xml:space="preserve">)</w:t>
             </w:r>
           </w:p>
         </w:tc>
       </w:tr>
     </w:tbl>
     <w:bookmarkEnd w:id="50"/>
-    <w:bookmarkStart w:id="51" w:name="runbook-resumido-ante-caída-regional"/>
+    <w:bookmarkStart w:id="51" w:name="Xf1ca07dce85cf677e2ef062cc30cd5988c643dd"/>
     <w:p>
       <w:pPr>
         <w:pStyle w:val="Heading2"/>
       </w:pPr>
       <w:r>
-        <w:t xml:space="preserve">8.3 Runbook resumido ante caída regional</w:t>
+        <w:t xml:space="preserve">8.3 Procedimiento ante la caída de una región (</w:t>
+      </w:r>
+      <w:r>
+        <w:rPr>
+          <w:i/>
+          <w:iCs/>
+        </w:rPr>
+        <w:t xml:space="preserve">runbook</w:t>
+      </w:r>
+      <w:r>
+        <w:t xml:space="preserve"> </w:t>
+      </w:r>
+      <w:r>
+        <w:t xml:space="preserve">resumido)</w:t>
       </w:r>
     </w:p>
     <w:p>
@@ -6740,11 +10302,11 @@
         <w:pStyle w:val="Compact"/>
         <w:numPr>
           <w:ilvl w:val="0"/>
-          <w:numId w:val="1006"/>
+          <w:numId w:val="1025"/>
         </w:numPr>
       </w:pPr>
       <w:r>
-        <w:t xml:space="preserve">Activar la región secundaria: Bigtable conmuta solo; Cloud Run detrás del balanceador global.</w:t>
+        <w:t xml:space="preserve">Activar la región secundaria: Bigtable conmuta solo; Cloud Run queda detrás del balanceador global.</w:t>
       </w:r>
     </w:p>
     <w:p>
@@ -6752,11 +10314,11 @@
         <w:pStyle w:val="Compact"/>
         <w:numPr>
           <w:ilvl w:val="0"/>
-          <w:numId w:val="1006"/>
+          <w:numId w:val="1025"/>
         </w:numPr>
       </w:pPr>
       <w:r>
-        <w:t xml:space="preserve">Los concentradores acumulan; Kafka secundario (MirrorMaker 2) recibe el tráfico.</w:t>
+        <w:t xml:space="preserve">Los concentradores acumulan lecturas; el Kafka secundario recibe el tráfico. MirrorMaker 2, la herramienta de Kafka que copia tópicos entre clústeres, lo mantiene al día.</w:t>
       </w:r>
     </w:p>
     <w:p>
@@ -6764,7 +10326,7 @@
         <w:pStyle w:val="Compact"/>
         <w:numPr>
           <w:ilvl w:val="0"/>
-          <w:numId w:val="1006"/>
+          <w:numId w:val="1025"/>
         </w:numPr>
       </w:pPr>
       <w:r>
@@ -6784,7 +10346,7 @@
         <w:t xml:space="preserve"> </w:t>
       </w:r>
       <w:r>
-        <w:t xml:space="preserve">dual-region.</w:t>
+        <w:t xml:space="preserve">guardados en ambas regiones.</w:t>
       </w:r>
     </w:p>
     <w:p>
@@ -6792,11 +10354,11 @@
         <w:pStyle w:val="Compact"/>
         <w:numPr>
           <w:ilvl w:val="0"/>
-          <w:numId w:val="1006"/>
+          <w:numId w:val="1025"/>
         </w:numPr>
       </w:pPr>
       <w:r>
-        <w:t xml:space="preserve">Reprocesar con Spark batch el intervalo afectado desde el lake; validar conteos contra la fuente, como en el prototipo.</w:t>
+        <w:t xml:space="preserve">Reprocesar con Spark batch el intervalo afectado desde el lake, y validar los conteos contra la fuente, como en el prototipo.</w:t>
       </w:r>
     </w:p>
     <w:p>
@@ -6804,11 +10366,21 @@
         <w:pStyle w:val="Compact"/>
         <w:numPr>
           <w:ilvl w:val="0"/>
-          <w:numId w:val="1006"/>
+          <w:numId w:val="1025"/>
         </w:numPr>
       </w:pPr>
       <w:r>
-        <w:t xml:space="preserve">Postmortem y prueba de recuperación trimestral (en el taller: matar el job de streaming y verificar que retoma desde el</w:t>
+        <w:t xml:space="preserve">Analizar la falla después de resuelta (</w:t>
+      </w:r>
+      <w:r>
+        <w:rPr>
+          <w:i/>
+          <w:iCs/>
+        </w:rPr>
+        <w:t xml:space="preserve">postmortem</w:t>
+      </w:r>
+      <w:r>
+        <w:t xml:space="preserve">) y probar la recuperación cada trimestre. En el taller: detener el programa de streaming y verificar que retoma desde el</w:t>
       </w:r>
       <w:r>
         <w:t xml:space="preserve"> </w:t>
@@ -6821,7 +10393,7 @@
         <w:t xml:space="preserve">checkpoint</w:t>
       </w:r>
       <w:r>
-        <w:t xml:space="preserve">).</w:t>
+        <w:t xml:space="preserve">.</w:t>
       </w:r>
     </w:p>
     <w:bookmarkEnd w:id="51"/>
@@ -6840,7 +10412,7 @@
         <w:pStyle w:val="Compact"/>
         <w:numPr>
           <w:ilvl w:val="0"/>
-          <w:numId w:val="1007"/>
+          <w:numId w:val="1026"/>
         </w:numPr>
       </w:pPr>
       <w:r>
@@ -6854,7 +10426,56 @@
         <w:t xml:space="preserve"> </w:t>
       </w:r>
       <w:r>
-        <w:t xml:space="preserve">El consumo revela hábitos del hogar: el identificador del medidor va seudonimizado; las vistas OLAP solo publican agregados de al menos 10 hogares; las columnas sensibles llevan</w:t>
+        <w:t xml:space="preserve">El consumo revela los hábitos del hogar, así que se aplican varias protecciones:</w:t>
+      </w:r>
+    </w:p>
+    <w:p>
+      <w:pPr>
+        <w:pStyle w:val="Compact"/>
+        <w:numPr>
+          <w:ilvl w:val="1"/>
+          <w:numId w:val="1027"/>
+        </w:numPr>
+      </w:pPr>
+      <w:r>
+        <w:t xml:space="preserve">el identificador del medidor va</w:t>
+      </w:r>
+      <w:r>
+        <w:t xml:space="preserve"> </w:t>
+      </w:r>
+      <w:r>
+        <w:rPr>
+          <w:b/>
+          <w:bCs/>
+        </w:rPr>
+        <w:t xml:space="preserve">seudonimizado</w:t>
+      </w:r>
+      <w:r>
+        <w:t xml:space="preserve">, es decir, reemplazado por un código que no identifica a la persona;</w:t>
+      </w:r>
+    </w:p>
+    <w:p>
+      <w:pPr>
+        <w:pStyle w:val="Compact"/>
+        <w:numPr>
+          <w:ilvl w:val="1"/>
+          <w:numId w:val="1027"/>
+        </w:numPr>
+      </w:pPr>
+      <w:r>
+        <w:t xml:space="preserve">las vistas OLAP solo publican agregados de al menos 10 hogares;</w:t>
+      </w:r>
+    </w:p>
+    <w:p>
+      <w:pPr>
+        <w:pStyle w:val="Compact"/>
+        <w:numPr>
+          <w:ilvl w:val="1"/>
+          <w:numId w:val="1027"/>
+        </w:numPr>
+      </w:pPr>
+      <w:r>
+        <w:t xml:space="preserve">las columnas sensibles llevan</w:t>
       </w:r>
       <w:r>
         <w:t xml:space="preserve"> </w:t>
@@ -6867,10 +10488,19 @@
         <w:t xml:space="preserve">policy tags</w:t>
       </w:r>
       <w:r>
-        <w:t xml:space="preserve"> </w:t>
-      </w:r>
-      <w:r>
-        <w:t xml:space="preserve">de BigQuery.</w:t>
+        <w:t xml:space="preserve">;</w:t>
+      </w:r>
+    </w:p>
+    <w:p>
+      <w:pPr>
+        <w:pStyle w:val="Compact"/>
+        <w:numPr>
+          <w:ilvl w:val="1"/>
+          <w:numId w:val="1027"/>
+        </w:numPr>
+      </w:pPr>
+      <w:r>
+        <w:t xml:space="preserve">con Firebase Authentication, cada cliente solo puede consultar su propio hogar en la API.</w:t>
       </w:r>
     </w:p>
     <w:p>
@@ -6878,7 +10508,7 @@
         <w:pStyle w:val="Compact"/>
         <w:numPr>
           <w:ilvl w:val="0"/>
-          <w:numId w:val="1007"/>
+          <w:numId w:val="1026"/>
         </w:numPr>
       </w:pPr>
       <w:r>
@@ -6892,7 +10522,20 @@
         <w:t xml:space="preserve"> </w:t>
       </w:r>
       <w:r>
-        <w:t xml:space="preserve">Una cuenta de servicio por función (en el prototipo,</w:t>
+        <w:t xml:space="preserve">Cada función usa su propia</w:t>
+      </w:r>
+      <w:r>
+        <w:t xml:space="preserve"> </w:t>
+      </w:r>
+      <w:r>
+        <w:rPr>
+          <w:b/>
+          <w:bCs/>
+        </w:rPr>
+        <w:t xml:space="preserve">cuenta de servicio</w:t>
+      </w:r>
+      <w:r>
+        <w:t xml:space="preserve">, la identidad de un programa o máquina, no de una persona. En el prototipo son</w:t>
       </w:r>
       <w:r>
         <w:t xml:space="preserve"> </w:t>
@@ -6904,10 +10547,7 @@
         <w:t xml:space="preserve">lumina-ingest</w:t>
       </w:r>
       <w:r>
-        <w:t xml:space="preserve"> </w:t>
-      </w:r>
-      <w:r>
-        <w:t xml:space="preserve">y</w:t>
+        <w:t xml:space="preserve">,</w:t>
       </w:r>
       <w:r>
         <w:t xml:space="preserve"> </w:t>
@@ -6919,7 +10559,22 @@
         <w:t xml:space="preserve">lumina-spark</w:t>
       </w:r>
       <w:r>
-        <w:t xml:space="preserve">); credenciales en Secret Manager y nunca en el repositorio.</w:t>
+        <w:t xml:space="preserve"> </w:t>
+      </w:r>
+      <w:r>
+        <w:t xml:space="preserve">y</w:t>
+      </w:r>
+      <w:r>
+        <w:t xml:space="preserve"> </w:t>
+      </w:r>
+      <w:r>
+        <w:rPr>
+          <w:rStyle w:val="VerbatimChar"/>
+        </w:rPr>
+        <w:t xml:space="preserve">lumina-ops</w:t>
+      </w:r>
+      <w:r>
+        <w:t xml:space="preserve">. Las credenciales viven en Secret Manager y nunca en el repositorio de código.</w:t>
       </w:r>
     </w:p>
     <w:p>
@@ -6927,7 +10582,7 @@
         <w:pStyle w:val="Compact"/>
         <w:numPr>
           <w:ilvl w:val="0"/>
-          <w:numId w:val="1007"/>
+          <w:numId w:val="1026"/>
         </w:numPr>
       </w:pPr>
       <w:r>
@@ -6941,7 +10596,23 @@
         <w:t xml:space="preserve"> </w:t>
       </w:r>
       <w:r>
-        <w:t xml:space="preserve">Capas raw, silver y gold separadas; reglas de calidad versionadas; auditoría con Cloud Audit Logs.</w:t>
+        <w:t xml:space="preserve">El</w:t>
+      </w:r>
+      <w:r>
+        <w:t xml:space="preserve"> </w:t>
+      </w:r>
+      <w:r>
+        <w:rPr>
+          <w:b/>
+          <w:bCs/>
+        </w:rPr>
+        <w:t xml:space="preserve">linaje</w:t>
+      </w:r>
+      <w:r>
+        <w:t xml:space="preserve"> </w:t>
+      </w:r>
+      <w:r>
+        <w:t xml:space="preserve">es la trazabilidad de dónde viene cada dato y qué lo transformó. Las capas raw, silver y gold están separadas, las reglas de calidad tienen versiones y Cloud Audit Logs registra quién accedió a qué.</w:t>
       </w:r>
     </w:p>
     <w:bookmarkEnd w:id="53"/>
@@ -6965,15 +10636,39 @@
         </w:rPr>
         <w:t xml:space="preserve">Supuestos:</w:t>
       </w:r>
-      <w:r>
-        <w:t xml:space="preserve"> </w:t>
-      </w:r>
-      <w:r>
-        <w:t xml:space="preserve">89 % de 9 M clientes con medidor; zonas y transformadores sintéticos;</w:t>
-      </w:r>
-      <w:r>
-        <w:t xml:space="preserve"> </w:t>
-      </w:r>
+    </w:p>
+    <w:p>
+      <w:pPr>
+        <w:pStyle w:val="Compact"/>
+        <w:numPr>
+          <w:ilvl w:val="0"/>
+          <w:numId w:val="1028"/>
+        </w:numPr>
+      </w:pPr>
+      <w:r>
+        <w:t xml:space="preserve">el 89 % de los 9 M clientes tiene medidor inteligente;</w:t>
+      </w:r>
+    </w:p>
+    <w:p>
+      <w:pPr>
+        <w:pStyle w:val="Compact"/>
+        <w:numPr>
+          <w:ilvl w:val="0"/>
+          <w:numId w:val="1028"/>
+        </w:numPr>
+      </w:pPr>
+      <w:r>
+        <w:t xml:space="preserve">las zonas y los transformadores son sintéticos;</w:t>
+      </w:r>
+    </w:p>
+    <w:p>
+      <w:pPr>
+        <w:pStyle w:val="Compact"/>
+        <w:numPr>
+          <w:ilvl w:val="0"/>
+          <w:numId w:val="1028"/>
+        </w:numPr>
+      </w:pPr>
       <w:r>
         <w:rPr>
           <w:rStyle w:val="VerbatimChar"/>
@@ -6981,15 +10676,72 @@
         <w:t xml:space="preserve">tstp</w:t>
       </w:r>
       <w:r>
-        <w:t xml:space="preserve"> </w:t>
-      </w:r>
-      <w:r>
-        <w:t xml:space="preserve">marca el inicio del intervalo; hora DarkSky en UTC; clima observado como sustituto del pronóstico; precios de lista sin descuentos.</w:t>
-      </w:r>
-    </w:p>
-    <w:p>
-      <w:pPr>
-        <w:pStyle w:val="BodyText"/>
+        <w:t xml:space="preserve">, la columna de fecha y hora del dataset, marca el inicio de cada media hora;</w:t>
+      </w:r>
+    </w:p>
+    <w:p>
+      <w:pPr>
+        <w:pStyle w:val="Compact"/>
+        <w:numPr>
+          <w:ilvl w:val="0"/>
+          <w:numId w:val="1028"/>
+        </w:numPr>
+      </w:pPr>
+      <w:r>
+        <w:t xml:space="preserve">la hora de DarkSky está en UTC;</w:t>
+      </w:r>
+    </w:p>
+    <w:p>
+      <w:pPr>
+        <w:pStyle w:val="Compact"/>
+        <w:numPr>
+          <w:ilvl w:val="0"/>
+          <w:numId w:val="1028"/>
+        </w:numPr>
+      </w:pPr>
+      <w:r>
+        <w:t xml:space="preserve">el clima observado se usa como si fuera el pronóstico del clima;</w:t>
+      </w:r>
+    </w:p>
+    <w:p>
+      <w:pPr>
+        <w:pStyle w:val="Compact"/>
+        <w:numPr>
+          <w:ilvl w:val="0"/>
+          <w:numId w:val="1028"/>
+        </w:numPr>
+      </w:pPr>
+      <w:r>
+        <w:t xml:space="preserve">los precios son de lista, sin descuentos;</w:t>
+      </w:r>
+    </w:p>
+    <w:p>
+      <w:pPr>
+        <w:pStyle w:val="Compact"/>
+        <w:numPr>
+          <w:ilvl w:val="0"/>
+          <w:numId w:val="1028"/>
+        </w:numPr>
+      </w:pPr>
+      <w:r>
+        <w:t xml:space="preserve">el pico de la app usa supuestos ilustrativos: 2 M de clientes con la app, 20 % de apertura en 10 minutos y 4 peticiones por sesión;</w:t>
+      </w:r>
+    </w:p>
+    <w:p>
+      <w:pPr>
+        <w:pStyle w:val="Compact"/>
+        <w:numPr>
+          <w:ilvl w:val="0"/>
+          <w:numId w:val="1028"/>
+        </w:numPr>
+      </w:pPr>
+      <w:r>
+        <w:t xml:space="preserve">Firebase Cloud Messaging es gratuito. Firebase Authentication puede cobrar por usuario activo según el plan, y no está en la calculadora.</w:t>
+      </w:r>
+    </w:p>
+    <w:p>
+      <w:pPr>
+        <w:pStyle w:val="FirstParagraph"/>
       </w:pPr>
       <w:r>
         <w:rPr>
@@ -6998,11 +10750,66 @@
         </w:rPr>
         <w:t xml:space="preserve">Fuera de alcance:</w:t>
       </w:r>
-      <w:r>
-        <w:t xml:space="preserve"> </w:t>
-      </w:r>
-      <w:r>
-        <w:t xml:space="preserve">facturación real, integración con los sistemas de las 12 distribuidoras, control físico de termostatos y baterías, y el front-end (adjudicado en otra RFP).</w:t>
+    </w:p>
+    <w:p>
+      <w:pPr>
+        <w:pStyle w:val="Compact"/>
+        <w:numPr>
+          <w:ilvl w:val="0"/>
+          <w:numId w:val="1029"/>
+        </w:numPr>
+      </w:pPr>
+      <w:r>
+        <w:t xml:space="preserve">la facturación real;</w:t>
+      </w:r>
+    </w:p>
+    <w:p>
+      <w:pPr>
+        <w:pStyle w:val="Compact"/>
+        <w:numPr>
+          <w:ilvl w:val="0"/>
+          <w:numId w:val="1029"/>
+        </w:numPr>
+      </w:pPr>
+      <w:r>
+        <w:t xml:space="preserve">la integración con los sistemas de las 12 distribuidoras;</w:t>
+      </w:r>
+    </w:p>
+    <w:p>
+      <w:pPr>
+        <w:pStyle w:val="Compact"/>
+        <w:numPr>
+          <w:ilvl w:val="0"/>
+          <w:numId w:val="1029"/>
+        </w:numPr>
+      </w:pPr>
+      <w:r>
+        <w:t xml:space="preserve">el control físico de termostatos y baterías;</w:t>
+      </w:r>
+    </w:p>
+    <w:p>
+      <w:pPr>
+        <w:pStyle w:val="Compact"/>
+        <w:numPr>
+          <w:ilvl w:val="0"/>
+          <w:numId w:val="1029"/>
+        </w:numPr>
+      </w:pPr>
+      <w:r>
+        <w:t xml:space="preserve">el</w:t>
+      </w:r>
+      <w:r>
+        <w:t xml:space="preserve"> </w:t>
+      </w:r>
+      <w:r>
+        <w:rPr>
+          <w:i/>
+          <w:iCs/>
+        </w:rPr>
+        <w:t xml:space="preserve">front-end</w:t>
+      </w:r>
+      <w:r>
+        <w:t xml:space="preserve">, es decir, las pantallas de la app y la web, adjudicado en otra RFP.</w:t>
       </w:r>
     </w:p>
     <w:bookmarkEnd w:id="54"/>
@@ -7095,7 +10902,23 @@
               <w:pStyle w:val="Compact"/>
             </w:pPr>
             <w:r>
-              <w:t xml:space="preserve">Streaming: replay → Kafka → Spark Structured Streaming (picos, anomalías, medidores en silencio); DAGs de Airflow</w:t>
+              <w:t xml:space="preserve">Streaming:</w:t>
+            </w:r>
+            <w:r>
+              <w:t xml:space="preserve"> </w:t>
+            </w:r>
+            <w:r>
+              <w:rPr>
+                <w:i/>
+                <w:iCs/>
+              </w:rPr>
+              <w:t xml:space="preserve">replay</w:t>
+            </w:r>
+            <w:r>
+              <w:t xml:space="preserve"> </w:t>
+            </w:r>
+            <w:r>
+              <w:t xml:space="preserve">de las lecturas reales de 2013, como si llegaran hoy, hacia Kafka y Spark Structured Streaming (picos, anomalías, medidores en silencio); DAGs de Airflow. Ya implementado; falta la corrida del DAG con Spark</w:t>
             </w:r>
           </w:p>
         </w:tc>
@@ -7130,20 +10953,1660 @@
               <w:pStyle w:val="Compact"/>
             </w:pPr>
             <w:r>
-              <w:t xml:space="preserve">Pronóstico D+1, vistas OLAP, API en Cloud Run, demo end-to-end, slides con KPIs y calculadora</w:t>
+              <w:t xml:space="preserve">API en Cloud Run, mantenimiento predictivo, tablero en Looker Studio, demo de punta a punta, slides con los indicadores y la calculadora. El pronóstico D+1, las vistas OLAP y el análisis de tarifas ya están implementados</w:t>
             </w:r>
           </w:p>
         </w:tc>
       </w:tr>
     </w:tbl>
     <w:bookmarkEnd w:id="55"/>
-    <w:bookmarkStart w:id="61" w:name="referencias"/>
+    <w:bookmarkStart w:id="56" w:name="glosario"/>
     <w:p>
       <w:pPr>
         <w:pStyle w:val="Heading1"/>
       </w:pPr>
       <w:r>
-        <w:t xml:space="preserve">12. Referencias</w:t>
+        <w:t xml:space="preserve">12. Glosario</w:t>
+      </w:r>
+    </w:p>
+    <w:tbl>
+      <w:tblPr>
+        <w:tblStyle w:val="Table"/>
+        <w:tblW w:type="pct" w:w="5000"/>
+        <w:tblLayout w:type="fixed"/>
+        <w:tblLook w:firstRow="1" w:lastRow="0" w:firstColumn="0" w:lastColumn="0" w:noHBand="0" w:noVBand="0" w:val="0020"/>
+      </w:tblPr>
+      <w:tblGrid>
+        <w:gridCol w:w="3960"/>
+        <w:gridCol w:w="3960"/>
+      </w:tblGrid>
+      <w:tr>
+        <w:trPr>
+          <w:tblHeader w:val="on"/>
+        </w:trPr>
+        <w:tc>
+          <w:tcPr/>
+          <w:p>
+            <w:pPr>
+              <w:pStyle w:val="Compact"/>
+            </w:pPr>
+            <w:r>
+              <w:t xml:space="preserve">Término</w:t>
+            </w:r>
+          </w:p>
+        </w:tc>
+        <w:tc>
+          <w:tcPr/>
+          <w:p>
+            <w:pPr>
+              <w:pStyle w:val="Compact"/>
+            </w:pPr>
+            <w:r>
+              <w:t xml:space="preserve">Significado</w:t>
+            </w:r>
+          </w:p>
+        </w:tc>
+      </w:tr>
+      <w:tr>
+        <w:tc>
+          <w:tcPr/>
+          <w:p>
+            <w:pPr>
+              <w:pStyle w:val="Compact"/>
+            </w:pPr>
+            <w:r>
+              <w:t xml:space="preserve">Acorn</w:t>
+            </w:r>
+          </w:p>
+        </w:tc>
+        <w:tc>
+          <w:tcPr/>
+          <w:p>
+            <w:pPr>
+              <w:pStyle w:val="Compact"/>
+            </w:pPr>
+            <w:r>
+              <w:t xml:space="preserve">Clasificación socioeconómica de hogares del Reino Unido (CACI)</w:t>
+            </w:r>
+          </w:p>
+        </w:tc>
+      </w:tr>
+      <w:tr>
+        <w:tc>
+          <w:tcPr/>
+          <w:p>
+            <w:pPr>
+              <w:pStyle w:val="Compact"/>
+            </w:pPr>
+            <w:r>
+              <w:t xml:space="preserve">API</w:t>
+            </w:r>
+          </w:p>
+        </w:tc>
+        <w:tc>
+          <w:tcPr/>
+          <w:p>
+            <w:pPr>
+              <w:pStyle w:val="Compact"/>
+            </w:pPr>
+            <w:r>
+              <w:rPr>
+                <w:i/>
+                <w:iCs/>
+              </w:rPr>
+              <w:t xml:space="preserve">Application Programming Interface</w:t>
+            </w:r>
+            <w:r>
+              <w:t xml:space="preserve">: la forma en que un programa pide datos o servicios a otro</w:t>
+            </w:r>
+          </w:p>
+        </w:tc>
+      </w:tr>
+      <w:tr>
+        <w:tc>
+          <w:tcPr/>
+          <w:p>
+            <w:pPr>
+              <w:pStyle w:val="Compact"/>
+            </w:pPr>
+            <w:r>
+              <w:t xml:space="preserve">API REST</w:t>
+            </w:r>
+          </w:p>
+        </w:tc>
+        <w:tc>
+          <w:tcPr/>
+          <w:p>
+            <w:pPr>
+              <w:pStyle w:val="Compact"/>
+            </w:pPr>
+            <w:r>
+              <w:t xml:space="preserve">API web que responde en JSON a direcciones como</w:t>
+            </w:r>
+            <w:r>
+              <w:t xml:space="preserve"> </w:t>
+            </w:r>
+            <w:r>
+              <w:rPr>
+                <w:rStyle w:val="VerbatimChar"/>
+              </w:rPr>
+              <w:t xml:space="preserve">/hogares/123/consumo</w:t>
+            </w:r>
+          </w:p>
+        </w:tc>
+      </w:tr>
+      <w:tr>
+        <w:tc>
+          <w:tcPr/>
+          <w:p>
+            <w:pPr>
+              <w:pStyle w:val="Compact"/>
+            </w:pPr>
+            <w:r>
+              <w:t xml:space="preserve">Batch</w:t>
+            </w:r>
+          </w:p>
+        </w:tc>
+        <w:tc>
+          <w:tcPr/>
+          <w:p>
+            <w:pPr>
+              <w:pStyle w:val="Compact"/>
+            </w:pPr>
+            <w:r>
+              <w:t xml:space="preserve">Procesamiento por lotes: un bloque grande de datos de una vez, por ejemplo cada noche</w:t>
+            </w:r>
+          </w:p>
+        </w:tc>
+      </w:tr>
+      <w:tr>
+        <w:tc>
+          <w:tcPr/>
+          <w:p>
+            <w:pPr>
+              <w:pStyle w:val="Compact"/>
+            </w:pPr>
+            <w:r>
+              <w:t xml:space="preserve">BigQuery / BigQuery ML</w:t>
+            </w:r>
+          </w:p>
+        </w:tc>
+        <w:tc>
+          <w:tcPr/>
+          <w:p>
+            <w:pPr>
+              <w:pStyle w:val="Compact"/>
+            </w:pPr>
+            <w:r>
+              <w:t xml:space="preserve">Data warehouse de Google; BigQuery ML entrena modelos con SQL</w:t>
+            </w:r>
+          </w:p>
+        </w:tc>
+      </w:tr>
+      <w:tr>
+        <w:tc>
+          <w:tcPr/>
+          <w:p>
+            <w:pPr>
+              <w:pStyle w:val="Compact"/>
+            </w:pPr>
+            <w:r>
+              <w:t xml:space="preserve">Bigtable</w:t>
+            </w:r>
+          </w:p>
+        </w:tc>
+        <w:tc>
+          <w:tcPr/>
+          <w:p>
+            <w:pPr>
+              <w:pStyle w:val="Compact"/>
+            </w:pPr>
+            <w:r>
+              <w:t xml:space="preserve">Base de datos de Google para millones de consultas pequeñas en milisegundos</w:t>
+            </w:r>
+          </w:p>
+        </w:tc>
+      </w:tr>
+      <w:tr>
+        <w:tc>
+          <w:tcPr/>
+          <w:p>
+            <w:pPr>
+              <w:pStyle w:val="Compact"/>
+            </w:pPr>
+            <w:r>
+              <w:rPr>
+                <w:i/>
+                <w:iCs/>
+              </w:rPr>
+              <w:t xml:space="preserve">Boosted trees</w:t>
+            </w:r>
+          </w:p>
+        </w:tc>
+        <w:tc>
+          <w:tcPr/>
+          <w:p>
+            <w:pPr>
+              <w:pStyle w:val="Compact"/>
+            </w:pPr>
+            <w:r>
+              <w:t xml:space="preserve">Modelo de árboles de decisión en el que cada árbol corrige los errores de los anteriores</w:t>
+            </w:r>
+          </w:p>
+        </w:tc>
+      </w:tr>
+      <w:tr>
+        <w:tc>
+          <w:tcPr/>
+          <w:p>
+            <w:pPr>
+              <w:pStyle w:val="Compact"/>
+            </w:pPr>
+            <w:r>
+              <w:t xml:space="preserve">Broker</w:t>
+            </w:r>
+          </w:p>
+        </w:tc>
+        <w:tc>
+          <w:tcPr/>
+          <w:p>
+            <w:pPr>
+              <w:pStyle w:val="Compact"/>
+            </w:pPr>
+            <w:r>
+              <w:t xml:space="preserve">Cada servidor de un clúster de Kafka</w:t>
+            </w:r>
+          </w:p>
+        </w:tc>
+      </w:tr>
+      <w:tr>
+        <w:tc>
+          <w:tcPr/>
+          <w:p>
+            <w:pPr>
+              <w:pStyle w:val="Compact"/>
+            </w:pPr>
+            <w:r>
+              <w:t xml:space="preserve">Bucket</w:t>
+            </w:r>
+          </w:p>
+        </w:tc>
+        <w:tc>
+          <w:tcPr/>
+          <w:p>
+            <w:pPr>
+              <w:pStyle w:val="Compact"/>
+            </w:pPr>
+            <w:r>
+              <w:t xml:space="preserve">Contenedor de archivos en GCS</w:t>
+            </w:r>
+          </w:p>
+        </w:tc>
+      </w:tr>
+      <w:tr>
+        <w:tc>
+          <w:tcPr/>
+          <w:p>
+            <w:pPr>
+              <w:pStyle w:val="Compact"/>
+            </w:pPr>
+            <w:r>
+              <w:rPr>
+                <w:i/>
+                <w:iCs/>
+              </w:rPr>
+              <w:t xml:space="preserve">Checkpoint</w:t>
+            </w:r>
+          </w:p>
+        </w:tc>
+        <w:tc>
+          <w:tcPr/>
+          <w:p>
+            <w:pPr>
+              <w:pStyle w:val="Compact"/>
+            </w:pPr>
+            <w:r>
+              <w:t xml:space="preserve">Registro periódico de hasta dónde se procesó, para retomar tras una falla</w:t>
+            </w:r>
+          </w:p>
+        </w:tc>
+      </w:tr>
+      <w:tr>
+        <w:tc>
+          <w:tcPr/>
+          <w:p>
+            <w:pPr>
+              <w:pStyle w:val="Compact"/>
+            </w:pPr>
+            <w:r>
+              <w:t xml:space="preserve">Cloud Run</w:t>
+            </w:r>
+          </w:p>
+        </w:tc>
+        <w:tc>
+          <w:tcPr/>
+          <w:p>
+            <w:pPr>
+              <w:pStyle w:val="Compact"/>
+            </w:pPr>
+            <w:r>
+              <w:t xml:space="preserve">Servicio de Google que corre la API y crea o apaga instancias según las peticiones</w:t>
+            </w:r>
+          </w:p>
+        </w:tc>
+      </w:tr>
+      <w:tr>
+        <w:tc>
+          <w:tcPr/>
+          <w:p>
+            <w:pPr>
+              <w:pStyle w:val="Compact"/>
+            </w:pPr>
+            <w:r>
+              <w:rPr>
+                <w:i/>
+                <w:iCs/>
+              </w:rPr>
+              <w:t xml:space="preserve">Clustering</w:t>
+            </w:r>
+            <w:r>
+              <w:t xml:space="preserve"> </w:t>
+            </w:r>
+            <w:r>
+              <w:t xml:space="preserve">(agrupación)</w:t>
+            </w:r>
+          </w:p>
+        </w:tc>
+        <w:tc>
+          <w:tcPr/>
+          <w:p>
+            <w:pPr>
+              <w:pStyle w:val="Compact"/>
+            </w:pPr>
+            <w:r>
+              <w:t xml:space="preserve">Ordenar una tabla por una columna, como el medidor, para leer menos datos</w:t>
+            </w:r>
+          </w:p>
+        </w:tc>
+      </w:tr>
+      <w:tr>
+        <w:tc>
+          <w:tcPr/>
+          <w:p>
+            <w:pPr>
+              <w:pStyle w:val="Compact"/>
+            </w:pPr>
+            <w:r>
+              <w:t xml:space="preserve">Composer 3</w:t>
+            </w:r>
+          </w:p>
+        </w:tc>
+        <w:tc>
+          <w:tcPr/>
+          <w:p>
+            <w:pPr>
+              <w:pStyle w:val="Compact"/>
+            </w:pPr>
+            <w:r>
+              <w:t xml:space="preserve">Airflow operado por Google</w:t>
+            </w:r>
+          </w:p>
+        </w:tc>
+      </w:tr>
+      <w:tr>
+        <w:tc>
+          <w:tcPr/>
+          <w:p>
+            <w:pPr>
+              <w:pStyle w:val="Compact"/>
+            </w:pPr>
+            <w:r>
+              <w:t xml:space="preserve">Concentrador</w:t>
+            </w:r>
+          </w:p>
+        </w:tc>
+        <w:tc>
+          <w:tcPr/>
+          <w:p>
+            <w:pPr>
+              <w:pStyle w:val="Compact"/>
+            </w:pPr>
+            <w:r>
+              <w:t xml:space="preserve">Equipo que reúne las lecturas de los medidores de un barrio y las reenvía</w:t>
+            </w:r>
+          </w:p>
+        </w:tc>
+      </w:tr>
+      <w:tr>
+        <w:tc>
+          <w:tcPr/>
+          <w:p>
+            <w:pPr>
+              <w:pStyle w:val="Compact"/>
+            </w:pPr>
+            <w:r>
+              <w:rPr>
+                <w:rStyle w:val="VerbatimChar"/>
+              </w:rPr>
+              <w:t xml:space="preserve">curated</w:t>
+            </w:r>
+            <w:r>
+              <w:t xml:space="preserve"> </w:t>
+            </w:r>
+            <w:r>
+              <w:t xml:space="preserve">/</w:t>
+            </w:r>
+            <w:r>
+              <w:t xml:space="preserve"> </w:t>
+            </w:r>
+            <w:r>
+              <w:rPr>
+                <w:rStyle w:val="VerbatimChar"/>
+              </w:rPr>
+              <w:t xml:space="preserve">rt</w:t>
+            </w:r>
+          </w:p>
+        </w:tc>
+        <w:tc>
+          <w:tcPr/>
+          <w:p>
+            <w:pPr>
+              <w:pStyle w:val="Compact"/>
+            </w:pPr>
+            <w:r>
+              <w:t xml:space="preserve">Datasets de BigQuery: historia limpia hasta ayer / resultados del streaming de hoy</w:t>
+            </w:r>
+          </w:p>
+        </w:tc>
+      </w:tr>
+      <w:tr>
+        <w:tc>
+          <w:tcPr/>
+          <w:p>
+            <w:pPr>
+              <w:pStyle w:val="Compact"/>
+            </w:pPr>
+            <w:r>
+              <w:t xml:space="preserve">D+1</w:t>
+            </w:r>
+          </w:p>
+        </w:tc>
+        <w:tc>
+          <w:tcPr/>
+          <w:p>
+            <w:pPr>
+              <w:pStyle w:val="Compact"/>
+            </w:pPr>
+            <w:r>
+              <w:t xml:space="preserve">El día siguiente</w:t>
+            </w:r>
+          </w:p>
+        </w:tc>
+      </w:tr>
+      <w:tr>
+        <w:tc>
+          <w:tcPr/>
+          <w:p>
+            <w:pPr>
+              <w:pStyle w:val="Compact"/>
+            </w:pPr>
+            <w:r>
+              <w:t xml:space="preserve">DAG</w:t>
+            </w:r>
+          </w:p>
+        </w:tc>
+        <w:tc>
+          <w:tcPr/>
+          <w:p>
+            <w:pPr>
+              <w:pStyle w:val="Compact"/>
+            </w:pPr>
+            <w:r>
+              <w:rPr>
+                <w:i/>
+                <w:iCs/>
+              </w:rPr>
+              <w:t xml:space="preserve">Directed Acyclic Graph</w:t>
+            </w:r>
+            <w:r>
+              <w:t xml:space="preserve">: un flujo de tareas con un orden y sin ciclos; así define Airflow sus procesos</w:t>
+            </w:r>
+          </w:p>
+        </w:tc>
+      </w:tr>
+      <w:tr>
+        <w:tc>
+          <w:tcPr/>
+          <w:p>
+            <w:pPr>
+              <w:pStyle w:val="Compact"/>
+            </w:pPr>
+            <w:r>
+              <w:t xml:space="preserve">Data lake</w:t>
+            </w:r>
+          </w:p>
+        </w:tc>
+        <w:tc>
+          <w:tcPr/>
+          <w:p>
+            <w:pPr>
+              <w:pStyle w:val="Compact"/>
+            </w:pPr>
+            <w:r>
+              <w:t xml:space="preserve">Almacén de archivos barato con todos los datos, crudos y limpios</w:t>
+            </w:r>
+          </w:p>
+        </w:tc>
+      </w:tr>
+      <w:tr>
+        <w:tc>
+          <w:tcPr/>
+          <w:p>
+            <w:pPr>
+              <w:pStyle w:val="Compact"/>
+            </w:pPr>
+            <w:r>
+              <w:t xml:space="preserve">Data warehouse</w:t>
+            </w:r>
+          </w:p>
+        </w:tc>
+        <w:tc>
+          <w:tcPr/>
+          <w:p>
+            <w:pPr>
+              <w:pStyle w:val="Compact"/>
+            </w:pPr>
+            <w:r>
+              <w:t xml:space="preserve">Base de datos analítica para consultas SQL rápidas sobre mucha historia</w:t>
+            </w:r>
+          </w:p>
+        </w:tc>
+      </w:tr>
+      <w:tr>
+        <w:tc>
+          <w:tcPr/>
+          <w:p>
+            <w:pPr>
+              <w:pStyle w:val="Compact"/>
+            </w:pPr>
+            <w:r>
+              <w:t xml:space="preserve">Dataset</w:t>
+            </w:r>
+          </w:p>
+        </w:tc>
+        <w:tc>
+          <w:tcPr/>
+          <w:p>
+            <w:pPr>
+              <w:pStyle w:val="Compact"/>
+            </w:pPr>
+            <w:r>
+              <w:t xml:space="preserve">En BigQuery, un grupo de tablas</w:t>
+            </w:r>
+          </w:p>
+        </w:tc>
+      </w:tr>
+      <w:tr>
+        <w:tc>
+          <w:tcPr/>
+          <w:p>
+            <w:pPr>
+              <w:pStyle w:val="Compact"/>
+            </w:pPr>
+            <w:r>
+              <w:t xml:space="preserve">Datos maestros</w:t>
+            </w:r>
+          </w:p>
+        </w:tc>
+        <w:tc>
+          <w:tcPr/>
+          <w:p>
+            <w:pPr>
+              <w:pStyle w:val="Compact"/>
+            </w:pPr>
+            <w:r>
+              <w:t xml:space="preserve">Catálogos que describen entidades y cambian poco: hogares, segmentos, calendario</w:t>
+            </w:r>
+          </w:p>
+        </w:tc>
+      </w:tr>
+      <w:tr>
+        <w:tc>
+          <w:tcPr/>
+          <w:p>
+            <w:pPr>
+              <w:pStyle w:val="Compact"/>
+            </w:pPr>
+            <w:r>
+              <w:t xml:space="preserve">DCU</w:t>
+            </w:r>
+          </w:p>
+        </w:tc>
+        <w:tc>
+          <w:tcPr/>
+          <w:p>
+            <w:pPr>
+              <w:pStyle w:val="Compact"/>
+            </w:pPr>
+            <w:r>
+              <w:rPr>
+                <w:i/>
+                <w:iCs/>
+              </w:rPr>
+              <w:t xml:space="preserve">Data Compute Unit</w:t>
+            </w:r>
+            <w:r>
+              <w:t xml:space="preserve">: unidad de cobro de Spark serverless (1 vCPU con 4 GB)</w:t>
+            </w:r>
+          </w:p>
+        </w:tc>
+      </w:tr>
+      <w:tr>
+        <w:tc>
+          <w:tcPr/>
+          <w:p>
+            <w:pPr>
+              <w:pStyle w:val="Compact"/>
+            </w:pPr>
+            <w:r>
+              <w:t xml:space="preserve">DR (respuesta a la demanda)</w:t>
+            </w:r>
+          </w:p>
+        </w:tc>
+        <w:tc>
+          <w:tcPr/>
+          <w:p>
+            <w:pPr>
+              <w:pStyle w:val="Compact"/>
+            </w:pPr>
+            <w:r>
+              <w:rPr>
+                <w:i/>
+                <w:iCs/>
+              </w:rPr>
+              <w:t xml:space="preserve">Demand response</w:t>
+            </w:r>
+            <w:r>
+              <w:t xml:space="preserve">: pedir a los clientes que bajen o muevan su consumo ante una señal de precio</w:t>
+            </w:r>
+          </w:p>
+        </w:tc>
+      </w:tr>
+      <w:tr>
+        <w:tc>
+          <w:tcPr/>
+          <w:p>
+            <w:pPr>
+              <w:pStyle w:val="Compact"/>
+            </w:pPr>
+            <w:r>
+              <w:t xml:space="preserve">DRP / HA</w:t>
+            </w:r>
+          </w:p>
+        </w:tc>
+        <w:tc>
+          <w:tcPr/>
+          <w:p>
+            <w:pPr>
+              <w:pStyle w:val="Compact"/>
+            </w:pPr>
+            <w:r>
+              <w:t xml:space="preserve">Plan de recuperación ante desastres / alta disponibilidad</w:t>
+            </w:r>
+          </w:p>
+        </w:tc>
+      </w:tr>
+      <w:tr>
+        <w:tc>
+          <w:tcPr/>
+          <w:p>
+            <w:pPr>
+              <w:pStyle w:val="Compact"/>
+            </w:pPr>
+            <w:r>
+              <w:rPr>
+                <w:i/>
+                <w:iCs/>
+              </w:rPr>
+              <w:t xml:space="preserve">Dual-region</w:t>
+            </w:r>
+          </w:p>
+        </w:tc>
+        <w:tc>
+          <w:tcPr/>
+          <w:p>
+            <w:pPr>
+              <w:pStyle w:val="Compact"/>
+            </w:pPr>
+            <w:r>
+              <w:t xml:space="preserve">Datos guardados en dos regiones a la vez</w:t>
+            </w:r>
+          </w:p>
+        </w:tc>
+      </w:tr>
+      <w:tr>
+        <w:tc>
+          <w:tcPr/>
+          <w:p>
+            <w:pPr>
+              <w:pStyle w:val="Compact"/>
+            </w:pPr>
+            <w:r>
+              <w:t xml:space="preserve">dToU / ToU</w:t>
+            </w:r>
+          </w:p>
+        </w:tc>
+        <w:tc>
+          <w:tcPr/>
+          <w:p>
+            <w:pPr>
+              <w:pStyle w:val="Compact"/>
+            </w:pPr>
+            <w:r>
+              <w:t xml:space="preserve">Tarifa por franja horaria (</w:t>
+            </w:r>
+            <w:r>
+              <w:rPr>
+                <w:i/>
+                <w:iCs/>
+              </w:rPr>
+              <w:t xml:space="preserve">Time of Use</w:t>
+            </w:r>
+            <w:r>
+              <w:t xml:space="preserve">); la dinámica (dToU) fija el precio de cada media hora un día antes</w:t>
+            </w:r>
+          </w:p>
+        </w:tc>
+      </w:tr>
+      <w:tr>
+        <w:tc>
+          <w:tcPr/>
+          <w:p>
+            <w:pPr>
+              <w:pStyle w:val="Compact"/>
+            </w:pPr>
+            <w:r>
+              <w:t xml:space="preserve">Firebase</w:t>
+            </w:r>
+          </w:p>
+        </w:tc>
+        <w:tc>
+          <w:tcPr/>
+          <w:p>
+            <w:pPr>
+              <w:pStyle w:val="Compact"/>
+            </w:pPr>
+            <w:r>
+              <w:t xml:space="preserve">Plataforma de Google para apps; aquí, inicio de sesión (Authentication) y avisos push (Cloud Messaging)</w:t>
+            </w:r>
+          </w:p>
+        </w:tc>
+      </w:tr>
+      <w:tr>
+        <w:tc>
+          <w:tcPr/>
+          <w:p>
+            <w:pPr>
+              <w:pStyle w:val="Compact"/>
+            </w:pPr>
+            <w:r>
+              <w:t xml:space="preserve">GCS</w:t>
+            </w:r>
+          </w:p>
+        </w:tc>
+        <w:tc>
+          <w:tcPr/>
+          <w:p>
+            <w:pPr>
+              <w:pStyle w:val="Compact"/>
+            </w:pPr>
+            <w:r>
+              <w:rPr>
+                <w:i/>
+                <w:iCs/>
+              </w:rPr>
+              <w:t xml:space="preserve">Google Cloud Storage</w:t>
+            </w:r>
+            <w:r>
+              <w:t xml:space="preserve">, el almacén de archivos de Google</w:t>
+            </w:r>
+          </w:p>
+        </w:tc>
+      </w:tr>
+      <w:tr>
+        <w:tc>
+          <w:tcPr/>
+          <w:p>
+            <w:pPr>
+              <w:pStyle w:val="Compact"/>
+            </w:pPr>
+            <w:r>
+              <w:t xml:space="preserve">Grupo de control</w:t>
+            </w:r>
+          </w:p>
+        </w:tc>
+        <w:tc>
+          <w:tcPr/>
+          <w:p>
+            <w:pPr>
+              <w:pStyle w:val="Compact"/>
+            </w:pPr>
+            <w:r>
+              <w:t xml:space="preserve">Hogares que no recibieron el tratamiento (aquí, la tarifa dinámica) y sirven de comparación</w:t>
+            </w:r>
+          </w:p>
+        </w:tc>
+      </w:tr>
+      <w:tr>
+        <w:tc>
+          <w:tcPr/>
+          <w:p>
+            <w:pPr>
+              <w:pStyle w:val="Compact"/>
+            </w:pPr>
+            <w:r>
+              <w:t xml:space="preserve">Hora punta</w:t>
+            </w:r>
+          </w:p>
+        </w:tc>
+        <w:tc>
+          <w:tcPr/>
+          <w:p>
+            <w:pPr>
+              <w:pStyle w:val="Compact"/>
+            </w:pPr>
+            <w:r>
+              <w:t xml:space="preserve">Franja de 17 a 21 h, cuando más energía se consume</w:t>
+            </w:r>
+          </w:p>
+        </w:tc>
+      </w:tr>
+      <w:tr>
+        <w:tc>
+          <w:tcPr/>
+          <w:p>
+            <w:pPr>
+              <w:pStyle w:val="Compact"/>
+            </w:pPr>
+            <w:r>
+              <w:t xml:space="preserve">IAM</w:t>
+            </w:r>
+          </w:p>
+        </w:tc>
+        <w:tc>
+          <w:tcPr/>
+          <w:p>
+            <w:pPr>
+              <w:pStyle w:val="Compact"/>
+            </w:pPr>
+            <w:r>
+              <w:rPr>
+                <w:i/>
+                <w:iCs/>
+              </w:rPr>
+              <w:t xml:space="preserve">Identity and Access Management</w:t>
+            </w:r>
+            <w:r>
+              <w:t xml:space="preserve">: control de quién puede hacer qué</w:t>
+            </w:r>
+          </w:p>
+        </w:tc>
+      </w:tr>
+      <w:tr>
+        <w:tc>
+          <w:tcPr/>
+          <w:p>
+            <w:pPr>
+              <w:pStyle w:val="Compact"/>
+            </w:pPr>
+            <w:r>
+              <w:t xml:space="preserve">Idempotente</w:t>
+            </w:r>
+          </w:p>
+        </w:tc>
+        <w:tc>
+          <w:tcPr/>
+          <w:p>
+            <w:pPr>
+              <w:pStyle w:val="Compact"/>
+            </w:pPr>
+            <w:r>
+              <w:t xml:space="preserve">Una operación que, si se repite, no duplica el resultado</w:t>
+            </w:r>
+          </w:p>
+        </w:tc>
+      </w:tr>
+      <w:tr>
+        <w:tc>
+          <w:tcPr/>
+          <w:p>
+            <w:pPr>
+              <w:pStyle w:val="Compact"/>
+            </w:pPr>
+            <w:r>
+              <w:t xml:space="preserve">IoT</w:t>
+            </w:r>
+          </w:p>
+        </w:tc>
+        <w:tc>
+          <w:tcPr/>
+          <w:p>
+            <w:pPr>
+              <w:pStyle w:val="Compact"/>
+            </w:pPr>
+            <w:r>
+              <w:rPr>
+                <w:i/>
+                <w:iCs/>
+              </w:rPr>
+              <w:t xml:space="preserve">Internet of Things</w:t>
+            </w:r>
+            <w:r>
+              <w:t xml:space="preserve">: dispositivos que envían datos por sí solos</w:t>
+            </w:r>
+          </w:p>
+        </w:tc>
+      </w:tr>
+      <w:tr>
+        <w:tc>
+          <w:tcPr/>
+          <w:p>
+            <w:pPr>
+              <w:pStyle w:val="Compact"/>
+            </w:pPr>
+            <w:r>
+              <w:t xml:space="preserve">Kafka / tópico</w:t>
+            </w:r>
+          </w:p>
+        </w:tc>
+        <w:tc>
+          <w:tcPr/>
+          <w:p>
+            <w:pPr>
+              <w:pStyle w:val="Compact"/>
+            </w:pPr>
+            <w:r>
+              <w:t xml:space="preserve">Sistema de mensajería que guarda eventos en orden; un tópico es un canal con nombre</w:t>
+            </w:r>
+          </w:p>
+        </w:tc>
+      </w:tr>
+      <w:tr>
+        <w:tc>
+          <w:tcPr/>
+          <w:p>
+            <w:pPr>
+              <w:pStyle w:val="Compact"/>
+            </w:pPr>
+            <w:r>
+              <w:t xml:space="preserve">KRaft</w:t>
+            </w:r>
+          </w:p>
+        </w:tc>
+        <w:tc>
+          <w:tcPr/>
+          <w:p>
+            <w:pPr>
+              <w:pStyle w:val="Compact"/>
+            </w:pPr>
+            <w:r>
+              <w:t xml:space="preserve">Modo de Kafka que no necesita ZooKeeper, un servicio de coordinación adicional</w:t>
+            </w:r>
+          </w:p>
+        </w:tc>
+      </w:tr>
+      <w:tr>
+        <w:tc>
+          <w:tcPr/>
+          <w:p>
+            <w:pPr>
+              <w:pStyle w:val="Compact"/>
+            </w:pPr>
+            <w:r>
+              <w:t xml:space="preserve">Lakehouse</w:t>
+            </w:r>
+          </w:p>
+        </w:tc>
+        <w:tc>
+          <w:tcPr/>
+          <w:p>
+            <w:pPr>
+              <w:pStyle w:val="Compact"/>
+            </w:pPr>
+            <w:r>
+              <w:t xml:space="preserve">Combinación de data lake y data warehouse</w:t>
+            </w:r>
+          </w:p>
+        </w:tc>
+      </w:tr>
+      <w:tr>
+        <w:tc>
+          <w:tcPr/>
+          <w:p>
+            <w:pPr>
+              <w:pStyle w:val="Compact"/>
+            </w:pPr>
+            <w:r>
+              <w:t xml:space="preserve">Lambda / Kappa</w:t>
+            </w:r>
+          </w:p>
+        </w:tc>
+        <w:tc>
+          <w:tcPr/>
+          <w:p>
+            <w:pPr>
+              <w:pStyle w:val="Compact"/>
+            </w:pPr>
+            <w:r>
+              <w:t xml:space="preserve">Patrones para combinar batch y streaming: Lambda usa ambos caminos; Kappa, solo streaming</w:t>
+            </w:r>
+          </w:p>
+        </w:tc>
+      </w:tr>
+      <w:tr>
+        <w:tc>
+          <w:tcPr/>
+          <w:p>
+            <w:pPr>
+              <w:pStyle w:val="Compact"/>
+            </w:pPr>
+            <w:r>
+              <w:t xml:space="preserve">Linaje</w:t>
+            </w:r>
+          </w:p>
+        </w:tc>
+        <w:tc>
+          <w:tcPr/>
+          <w:p>
+            <w:pPr>
+              <w:pStyle w:val="Compact"/>
+            </w:pPr>
+            <w:r>
+              <w:t xml:space="preserve">Trazabilidad de dónde viene cada dato y qué lo transformó</w:t>
+            </w:r>
+          </w:p>
+        </w:tc>
+      </w:tr>
+      <w:tr>
+        <w:tc>
+          <w:tcPr/>
+          <w:p>
+            <w:pPr>
+              <w:pStyle w:val="Compact"/>
+            </w:pPr>
+            <w:r>
+              <w:t xml:space="preserve">MAPE / WAPE</w:t>
+            </w:r>
+          </w:p>
+        </w:tc>
+        <w:tc>
+          <w:tcPr/>
+          <w:p>
+            <w:pPr>
+              <w:pStyle w:val="Compact"/>
+            </w:pPr>
+            <w:r>
+              <w:t xml:space="preserve">Error porcentual medio de cada punto / error total dividido por la energía total</w:t>
+            </w:r>
+          </w:p>
+        </w:tc>
+      </w:tr>
+      <w:tr>
+        <w:tc>
+          <w:tcPr/>
+          <w:p>
+            <w:pPr>
+              <w:pStyle w:val="Compact"/>
+            </w:pPr>
+            <w:r>
+              <w:t xml:space="preserve">Mantenimiento predictivo</w:t>
+            </w:r>
+          </w:p>
+        </w:tc>
+        <w:tc>
+          <w:tcPr/>
+          <w:p>
+            <w:pPr>
+              <w:pStyle w:val="Compact"/>
+            </w:pPr>
+            <w:r>
+              <w:t xml:space="preserve">Anticipar fallas de equipos antes de que ocurran</w:t>
+            </w:r>
+          </w:p>
+        </w:tc>
+      </w:tr>
+      <w:tr>
+        <w:tc>
+          <w:tcPr/>
+          <w:p>
+            <w:pPr>
+              <w:pStyle w:val="Compact"/>
+            </w:pPr>
+            <w:r>
+              <w:t xml:space="preserve">Modelo estrella</w:t>
+            </w:r>
+          </w:p>
+        </w:tc>
+        <w:tc>
+          <w:tcPr/>
+          <w:p>
+            <w:pPr>
+              <w:pStyle w:val="Compact"/>
+            </w:pPr>
+            <w:r>
+              <w:t xml:space="preserve">Tablas de hechos (mediciones) rodeadas de tablas de dimensiones (descripciones)</w:t>
+            </w:r>
+          </w:p>
+        </w:tc>
+      </w:tr>
+      <w:tr>
+        <w:tc>
+          <w:tcPr/>
+          <w:p>
+            <w:pPr>
+              <w:pStyle w:val="Compact"/>
+            </w:pPr>
+            <w:r>
+              <w:rPr>
+                <w:i/>
+                <w:iCs/>
+              </w:rPr>
+              <w:t xml:space="preserve">Offset</w:t>
+            </w:r>
+          </w:p>
+        </w:tc>
+        <w:tc>
+          <w:tcPr/>
+          <w:p>
+            <w:pPr>
+              <w:pStyle w:val="Compact"/>
+            </w:pPr>
+            <w:r>
+              <w:t xml:space="preserve">Posición de un mensaje dentro de Kafka</w:t>
+            </w:r>
+          </w:p>
+        </w:tc>
+      </w:tr>
+      <w:tr>
+        <w:tc>
+          <w:tcPr/>
+          <w:p>
+            <w:pPr>
+              <w:pStyle w:val="Compact"/>
+            </w:pPr>
+            <w:r>
+              <w:t xml:space="preserve">OLAP</w:t>
+            </w:r>
+          </w:p>
+        </w:tc>
+        <w:tc>
+          <w:tcPr/>
+          <w:p>
+            <w:pPr>
+              <w:pStyle w:val="Compact"/>
+            </w:pPr>
+            <w:r>
+              <w:rPr>
+                <w:i/>
+                <w:iCs/>
+              </w:rPr>
+              <w:t xml:space="preserve">Online Analytical Processing</w:t>
+            </w:r>
+            <w:r>
+              <w:t xml:space="preserve">: análisis que agrega muchos datos, como el consumo por zona y mes</w:t>
+            </w:r>
+          </w:p>
+        </w:tc>
+      </w:tr>
+      <w:tr>
+        <w:tc>
+          <w:tcPr/>
+          <w:p>
+            <w:pPr>
+              <w:pStyle w:val="Compact"/>
+            </w:pPr>
+            <w:r>
+              <w:t xml:space="preserve">Parquet</w:t>
+            </w:r>
+          </w:p>
+        </w:tc>
+        <w:tc>
+          <w:tcPr/>
+          <w:p>
+            <w:pPr>
+              <w:pStyle w:val="Compact"/>
+            </w:pPr>
+            <w:r>
+              <w:t xml:space="preserve">Formato de archivo abierto, por columnas y comprimido</w:t>
+            </w:r>
+          </w:p>
+        </w:tc>
+      </w:tr>
+      <w:tr>
+        <w:tc>
+          <w:tcPr/>
+          <w:p>
+            <w:pPr>
+              <w:pStyle w:val="Compact"/>
+            </w:pPr>
+            <w:r>
+              <w:t xml:space="preserve">Particionar</w:t>
+            </w:r>
+          </w:p>
+        </w:tc>
+        <w:tc>
+          <w:tcPr/>
+          <w:p>
+            <w:pPr>
+              <w:pStyle w:val="Compact"/>
+            </w:pPr>
+            <w:r>
+              <w:t xml:space="preserve">Dividir una tabla en bloques (aquí, uno por día) para leer solo lo necesario</w:t>
+            </w:r>
+          </w:p>
+        </w:tc>
+      </w:tr>
+      <w:tr>
+        <w:tc>
+          <w:tcPr/>
+          <w:p>
+            <w:pPr>
+              <w:pStyle w:val="Compact"/>
+            </w:pPr>
+            <w:r>
+              <w:t xml:space="preserve">Perfil / umbral</w:t>
+            </w:r>
+          </w:p>
+        </w:tc>
+        <w:tc>
+          <w:tcPr/>
+          <w:p>
+            <w:pPr>
+              <w:pStyle w:val="Compact"/>
+            </w:pPr>
+            <w:r>
+              <w:t xml:space="preserve">Consumo típico de un hogar por hora y tipo de día / valor desde el cual una lectura es anómala</w:t>
+            </w:r>
+          </w:p>
+        </w:tc>
+      </w:tr>
+      <w:tr>
+        <w:tc>
+          <w:tcPr/>
+          <w:p>
+            <w:pPr>
+              <w:pStyle w:val="Compact"/>
+            </w:pPr>
+            <w:r>
+              <w:rPr>
+                <w:i/>
+                <w:iCs/>
+              </w:rPr>
+              <w:t xml:space="preserve">Policy tags</w:t>
+            </w:r>
+          </w:p>
+        </w:tc>
+        <w:tc>
+          <w:tcPr/>
+          <w:p>
+            <w:pPr>
+              <w:pStyle w:val="Compact"/>
+            </w:pPr>
+            <w:r>
+              <w:t xml:space="preserve">Etiquetas de BigQuery que restringen quién ve una columna</w:t>
+            </w:r>
+          </w:p>
+        </w:tc>
+      </w:tr>
+      <w:tr>
+        <w:tc>
+          <w:tcPr/>
+          <w:p>
+            <w:pPr>
+              <w:pStyle w:val="Compact"/>
+            </w:pPr>
+            <w:r>
+              <w:t xml:space="preserve">Push</w:t>
+            </w:r>
+          </w:p>
+        </w:tc>
+        <w:tc>
+          <w:tcPr/>
+          <w:p>
+            <w:pPr>
+              <w:pStyle w:val="Compact"/>
+            </w:pPr>
+            <w:r>
+              <w:t xml:space="preserve">Notificación que llega al celular sin que el usuario abra la app</w:t>
+            </w:r>
+          </w:p>
+        </w:tc>
+      </w:tr>
+      <w:tr>
+        <w:tc>
+          <w:tcPr/>
+          <w:p>
+            <w:pPr>
+              <w:pStyle w:val="Compact"/>
+            </w:pPr>
+            <w:r>
+              <w:t xml:space="preserve">raw / silver / gold</w:t>
+            </w:r>
+          </w:p>
+        </w:tc>
+        <w:tc>
+          <w:tcPr/>
+          <w:p>
+            <w:pPr>
+              <w:pStyle w:val="Compact"/>
+            </w:pPr>
+            <w:r>
+              <w:t xml:space="preserve">Capas del lake: dato tal como llegó (también</w:t>
+            </w:r>
+            <w:r>
+              <w:t xml:space="preserve"> </w:t>
+            </w:r>
+            <w:r>
+              <w:rPr>
+                <w:i/>
+                <w:iCs/>
+              </w:rPr>
+              <w:t xml:space="preserve">bronze</w:t>
+            </w:r>
+            <w:r>
+              <w:t xml:space="preserve">) / limpio / listo para el análisis</w:t>
+            </w:r>
+          </w:p>
+        </w:tc>
+      </w:tr>
+      <w:tr>
+        <w:tc>
+          <w:tcPr/>
+          <w:p>
+            <w:pPr>
+              <w:pStyle w:val="Compact"/>
+            </w:pPr>
+            <w:r>
+              <w:rPr>
+                <w:i/>
+                <w:iCs/>
+              </w:rPr>
+              <w:t xml:space="preserve">Replay</w:t>
+            </w:r>
+          </w:p>
+        </w:tc>
+        <w:tc>
+          <w:tcPr/>
+          <w:p>
+            <w:pPr>
+              <w:pStyle w:val="Compact"/>
+            </w:pPr>
+            <w:r>
+              <w:t xml:space="preserve">Volver a leer eventos pasados; en el taller, reproducir lecturas de 2013 como si llegaran hoy</w:t>
+            </w:r>
+          </w:p>
+        </w:tc>
+      </w:tr>
+      <w:tr>
+        <w:tc>
+          <w:tcPr/>
+          <w:p>
+            <w:pPr>
+              <w:pStyle w:val="Compact"/>
+            </w:pPr>
+            <w:r>
+              <w:t xml:space="preserve">RFP</w:t>
+            </w:r>
+          </w:p>
+        </w:tc>
+        <w:tc>
+          <w:tcPr/>
+          <w:p>
+            <w:pPr>
+              <w:pStyle w:val="Compact"/>
+            </w:pPr>
+            <w:r>
+              <w:rPr>
+                <w:i/>
+                <w:iCs/>
+              </w:rPr>
+              <w:t xml:space="preserve">Request for Proposal</w:t>
+            </w:r>
+            <w:r>
+              <w:t xml:space="preserve">: la solicitud de propuestas de Lumina</w:t>
+            </w:r>
+          </w:p>
+        </w:tc>
+      </w:tr>
+      <w:tr>
+        <w:tc>
+          <w:tcPr/>
+          <w:p>
+            <w:pPr>
+              <w:pStyle w:val="Compact"/>
+            </w:pPr>
+            <w:r>
+              <w:t xml:space="preserve">RPO / RTO</w:t>
+            </w:r>
+          </w:p>
+        </w:tc>
+        <w:tc>
+          <w:tcPr/>
+          <w:p>
+            <w:pPr>
+              <w:pStyle w:val="Compact"/>
+            </w:pPr>
+            <w:r>
+              <w:t xml:space="preserve">Datos que se pueden perder / tiempo máximo para volver a operar</w:t>
+            </w:r>
+          </w:p>
+        </w:tc>
+      </w:tr>
+      <w:tr>
+        <w:tc>
+          <w:tcPr/>
+          <w:p>
+            <w:pPr>
+              <w:pStyle w:val="Compact"/>
+            </w:pPr>
+            <w:r>
+              <w:t xml:space="preserve">Serverless</w:t>
+            </w:r>
+          </w:p>
+        </w:tc>
+        <w:tc>
+          <w:tcPr/>
+          <w:p>
+            <w:pPr>
+              <w:pStyle w:val="Compact"/>
+            </w:pPr>
+            <w:r>
+              <w:t xml:space="preserve">Servicio que se paga solo mientras trabaja, sin servidores encendidos</w:t>
+            </w:r>
+          </w:p>
+        </w:tc>
+      </w:tr>
+      <w:tr>
+        <w:tc>
+          <w:tcPr/>
+          <w:p>
+            <w:pPr>
+              <w:pStyle w:val="Compact"/>
+            </w:pPr>
+            <w:r>
+              <w:t xml:space="preserve">Seudonimizar</w:t>
+            </w:r>
+          </w:p>
+        </w:tc>
+        <w:tc>
+          <w:tcPr/>
+          <w:p>
+            <w:pPr>
+              <w:pStyle w:val="Compact"/>
+            </w:pPr>
+            <w:r>
+              <w:t xml:space="preserve">Reemplazar un identificador por un código que no identifica a la persona</w:t>
+            </w:r>
+          </w:p>
+        </w:tc>
+      </w:tr>
+      <w:tr>
+        <w:tc>
+          <w:tcPr/>
+          <w:p>
+            <w:pPr>
+              <w:pStyle w:val="Compact"/>
+            </w:pPr>
+            <w:r>
+              <w:t xml:space="preserve">Spark / Structured Streaming</w:t>
+            </w:r>
+          </w:p>
+        </w:tc>
+        <w:tc>
+          <w:tcPr/>
+          <w:p>
+            <w:pPr>
+              <w:pStyle w:val="Compact"/>
+            </w:pPr>
+            <w:r>
+              <w:t xml:space="preserve">Motor de procesamiento en paralelo / su modo en flujo</w:t>
+            </w:r>
+          </w:p>
+        </w:tc>
+      </w:tr>
+      <w:tr>
+        <w:tc>
+          <w:tcPr/>
+          <w:p>
+            <w:pPr>
+              <w:pStyle w:val="Compact"/>
+            </w:pPr>
+            <w:r>
+              <w:t xml:space="preserve">Streaming</w:t>
+            </w:r>
+          </w:p>
+        </w:tc>
+        <w:tc>
+          <w:tcPr/>
+          <w:p>
+            <w:pPr>
+              <w:pStyle w:val="Compact"/>
+            </w:pPr>
+            <w:r>
+              <w:t xml:space="preserve">Procesamiento en flujo: cada dato apenas llega, en segundos</w:t>
+            </w:r>
+          </w:p>
+        </w:tc>
+      </w:tr>
+      <w:tr>
+        <w:tc>
+          <w:tcPr/>
+          <w:p>
+            <w:pPr>
+              <w:pStyle w:val="Compact"/>
+            </w:pPr>
+            <w:r>
+              <w:t xml:space="preserve">UTC</w:t>
+            </w:r>
+          </w:p>
+        </w:tc>
+        <w:tc>
+          <w:tcPr/>
+          <w:p>
+            <w:pPr>
+              <w:pStyle w:val="Compact"/>
+            </w:pPr>
+            <w:r>
+              <w:t xml:space="preserve">Tiempo Universal Coordinado, sin cambio de horario de verano</w:t>
+            </w:r>
+          </w:p>
+        </w:tc>
+      </w:tr>
+      <w:tr>
+        <w:tc>
+          <w:tcPr/>
+          <w:p>
+            <w:pPr>
+              <w:pStyle w:val="Compact"/>
+            </w:pPr>
+            <w:r>
+              <w:t xml:space="preserve">vCPU</w:t>
+            </w:r>
+          </w:p>
+        </w:tc>
+        <w:tc>
+          <w:tcPr/>
+          <w:p>
+            <w:pPr>
+              <w:pStyle w:val="Compact"/>
+            </w:pPr>
+            <w:r>
+              <w:t xml:space="preserve">Procesador virtual</w:t>
+            </w:r>
+          </w:p>
+        </w:tc>
+      </w:tr>
+      <w:tr>
+        <w:tc>
+          <w:tcPr/>
+          <w:p>
+            <w:pPr>
+              <w:pStyle w:val="Compact"/>
+            </w:pPr>
+            <w:r>
+              <w:t xml:space="preserve">VM</w:t>
+            </w:r>
+          </w:p>
+        </w:tc>
+        <w:tc>
+          <w:tcPr/>
+          <w:p>
+            <w:pPr>
+              <w:pStyle w:val="Compact"/>
+            </w:pPr>
+            <w:r>
+              <w:t xml:space="preserve">Máquina virtual: un servidor en la nube</w:t>
+            </w:r>
+          </w:p>
+        </w:tc>
+      </w:tr>
+      <w:tr>
+        <w:tc>
+          <w:tcPr/>
+          <w:p>
+            <w:pPr>
+              <w:pStyle w:val="Compact"/>
+            </w:pPr>
+            <w:r>
+              <w:rPr>
+                <w:i/>
+                <w:iCs/>
+              </w:rPr>
+              <w:t xml:space="preserve">Watermark</w:t>
+            </w:r>
+          </w:p>
+        </w:tc>
+        <w:tc>
+          <w:tcPr/>
+          <w:p>
+            <w:pPr>
+              <w:pStyle w:val="Compact"/>
+            </w:pPr>
+            <w:r>
+              <w:t xml:space="preserve">Tiempo que Spark espera a los datos atrasados antes de cerrar un cálculo</w:t>
+            </w:r>
+          </w:p>
+        </w:tc>
+      </w:tr>
+    </w:tbl>
+    <w:bookmarkEnd w:id="56"/>
+    <w:bookmarkStart w:id="63" w:name="referencias"/>
+    <w:p>
+      <w:pPr>
+        <w:pStyle w:val="Heading1"/>
+      </w:pPr>
+      <w:r>
+        <w:t xml:space="preserve">13. Referencias</w:t>
       </w:r>
     </w:p>
     <w:p>
@@ -7151,11 +12614,11 @@
         <w:pStyle w:val="Compact"/>
         <w:numPr>
           <w:ilvl w:val="0"/>
-          <w:numId w:val="1008"/>
+          <w:numId w:val="1030"/>
         </w:numPr>
       </w:pPr>
       <w:r>
-        <w:t xml:space="preserve">Datasets: Smart Meters in London (Kaggle, jeanmidev); Electricity consumption UK 2009–2024 (Kaggle, albertovidalrod); NOAA GSOD (BigQuery público).</w:t>
+        <w:t xml:space="preserve">Datasets: Smart Meters in London (Kaggle, jeanmidev); Electricity consumption UK 2009–2024 (Kaggle, albertovidalrod); NOAA GSOD (BigQuery público); calendario de la tarifa dinámica 2013 (UK Power Networks, Low Carbon London, licencia CC BY 4.0).</w:t>
       </w:r>
     </w:p>
     <w:p>
@@ -7163,7 +12626,7 @@
         <w:pStyle w:val="Compact"/>
         <w:numPr>
           <w:ilvl w:val="0"/>
-          <w:numId w:val="1008"/>
+          <w:numId w:val="1030"/>
         </w:numPr>
       </w:pPr>
       <w:r>
@@ -7172,7 +12635,7 @@
       <w:r>
         <w:t xml:space="preserve"> </w:t>
       </w:r>
-      <w:hyperlink r:id="rId56">
+      <w:hyperlink r:id="rId57">
         <w:r>
           <w:rPr>
             <w:rStyle w:val="Hyperlink"/>
@@ -7186,7 +12649,7 @@
       <w:r>
         <w:t xml:space="preserve"> </w:t>
       </w:r>
-      <w:hyperlink r:id="rId57">
+      <w:hyperlink r:id="rId58">
         <w:r>
           <w:rPr>
             <w:rStyle w:val="Hyperlink"/>
@@ -7200,7 +12663,7 @@
       <w:r>
         <w:t xml:space="preserve"> </w:t>
       </w:r>
-      <w:hyperlink r:id="rId58">
+      <w:hyperlink r:id="rId59">
         <w:r>
           <w:rPr>
             <w:rStyle w:val="Hyperlink"/>
@@ -7214,7 +12677,7 @@
       <w:r>
         <w:t xml:space="preserve"> </w:t>
       </w:r>
-      <w:hyperlink r:id="rId59">
+      <w:hyperlink r:id="rId60">
         <w:r>
           <w:rPr>
             <w:rStyle w:val="Hyperlink"/>
@@ -7228,7 +12691,7 @@
       <w:r>
         <w:t xml:space="preserve"> </w:t>
       </w:r>
-      <w:hyperlink r:id="rId60">
+      <w:hyperlink r:id="rId61">
         <w:r>
           <w:rPr>
             <w:rStyle w:val="Hyperlink"/>
@@ -7237,6 +12700,20 @@
         </w:r>
       </w:hyperlink>
       <w:r>
+        <w:t xml:space="preserve">,</w:t>
+      </w:r>
+      <w:r>
+        <w:t xml:space="preserve"> </w:t>
+      </w:r>
+      <w:hyperlink r:id="rId62">
+        <w:r>
+          <w:rPr>
+            <w:rStyle w:val="Hyperlink"/>
+          </w:rPr>
+          <w:t xml:space="preserve">Firebase</w:t>
+        </w:r>
+      </w:hyperlink>
+      <w:r>
         <w:t xml:space="preserve">.</w:t>
       </w:r>
     </w:p>
@@ -7245,7 +12722,7 @@
         <w:pStyle w:val="Compact"/>
         <w:numPr>
           <w:ilvl w:val="0"/>
-          <w:numId w:val="1008"/>
+          <w:numId w:val="1030"/>
         </w:numPr>
       </w:pPr>
       <w:r>
@@ -7288,7 +12765,7 @@
         <w:t xml:space="preserve">).</w:t>
       </w:r>
     </w:p>
-    <w:bookmarkEnd w:id="61"/>
+    <w:bookmarkEnd w:id="63"/>
     <w:sectPr>
       <w:footnotePr>
         <w:numRestart w:val="eachSect"/>
@@ -7597,6 +13074,36 @@
     <w:abstractNumId w:val="991"/>
   </w:num>
   <w:num w:numId="1003">
+    <w:abstractNumId w:val="991"/>
+  </w:num>
+  <w:num w:numId="1004">
+    <w:abstractNumId w:val="991"/>
+  </w:num>
+  <w:num w:numId="1005">
+    <w:abstractNumId w:val="991"/>
+  </w:num>
+  <w:num w:numId="1006">
+    <w:abstractNumId w:val="991"/>
+  </w:num>
+  <w:num w:numId="1007">
+    <w:abstractNumId w:val="991"/>
+  </w:num>
+  <w:num w:numId="1008">
+    <w:abstractNumId w:val="991"/>
+  </w:num>
+  <w:num w:numId="1009">
+    <w:abstractNumId w:val="991"/>
+  </w:num>
+  <w:num w:numId="1010">
+    <w:abstractNumId w:val="991"/>
+  </w:num>
+  <w:num w:numId="1011">
+    <w:abstractNumId w:val="991"/>
+  </w:num>
+  <w:num w:numId="1012">
+    <w:abstractNumId w:val="991"/>
+  </w:num>
+  <w:num w:numId="1013">
     <w:abstractNumId w:val="99411"/>
     <w:lvlOverride w:ilvl="0">
       <w:startOverride w:val="1"/>
@@ -7626,13 +13133,40 @@
       <w:startOverride w:val="1"/>
     </w:lvlOverride>
   </w:num>
-  <w:num w:numId="1004">
+  <w:num w:numId="1014">
     <w:abstractNumId w:val="991"/>
   </w:num>
-  <w:num w:numId="1005">
+  <w:num w:numId="1015">
     <w:abstractNumId w:val="991"/>
   </w:num>
-  <w:num w:numId="1006">
+  <w:num w:numId="1016">
+    <w:abstractNumId w:val="991"/>
+  </w:num>
+  <w:num w:numId="1017">
+    <w:abstractNumId w:val="991"/>
+  </w:num>
+  <w:num w:numId="1018">
+    <w:abstractNumId w:val="991"/>
+  </w:num>
+  <w:num w:numId="1019">
+    <w:abstractNumId w:val="991"/>
+  </w:num>
+  <w:num w:numId="1020">
+    <w:abstractNumId w:val="991"/>
+  </w:num>
+  <w:num w:numId="1021">
+    <w:abstractNumId w:val="991"/>
+  </w:num>
+  <w:num w:numId="1022">
+    <w:abstractNumId w:val="991"/>
+  </w:num>
+  <w:num w:numId="1023">
+    <w:abstractNumId w:val="991"/>
+  </w:num>
+  <w:num w:numId="1024">
+    <w:abstractNumId w:val="991"/>
+  </w:num>
+  <w:num w:numId="1025">
     <w:abstractNumId w:val="99411"/>
     <w:lvlOverride w:ilvl="0">
       <w:startOverride w:val="1"/>
@@ -7662,10 +13196,19 @@
       <w:startOverride w:val="1"/>
     </w:lvlOverride>
   </w:num>
-  <w:num w:numId="1007">
+  <w:num w:numId="1026">
     <w:abstractNumId w:val="991"/>
   </w:num>
-  <w:num w:numId="1008">
+  <w:num w:numId="1027">
+    <w:abstractNumId w:val="991"/>
+  </w:num>
+  <w:num w:numId="1028">
+    <w:abstractNumId w:val="991"/>
+  </w:num>
+  <w:num w:numId="1029">
+    <w:abstractNumId w:val="991"/>
+  </w:num>
+  <w:num w:numId="1030">
     <w:abstractNumId w:val="991"/>
   </w:num>
 </w:numbering>

--- a/docs/entrega1/sustentacion_entrega1.docx
+++ b/docs/entrega1/sustentacion_entrega1.docx
@@ -983,7 +983,7 @@
       <w:r>
         <w:drawing>
           <wp:inline>
-            <wp:extent cx="5334000" cy="2836376"/>
+            <wp:extent cx="5334000" cy="2578279"/>
             <wp:effectExtent b="0" l="0" r="0" t="0"/>
             <wp:docPr descr="Arquitectura de producción en cuatro capas" title="" id="22" name="Picture"/>
             <a:graphic>
@@ -1004,7 +1004,7 @@
                   <pic:spPr bwMode="auto">
                     <a:xfrm>
                       <a:off x="0" y="0"/>
-                      <a:ext cx="5334000" cy="2836376"/>
+                      <a:ext cx="5334000" cy="2578279"/>
                     </a:xfrm>
                     <a:prstGeom prst="rect">
                       <a:avLst/>
@@ -1276,7 +1276,7 @@
               <w:t xml:space="preserve">lumina_olap</w:t>
             </w:r>
             <w:r>
-              <w:t xml:space="preserve">; API REST en Cloud Run; Firebase (Authentication y Cloud Messaging); Looker Studio; tópico</w:t>
+              <w:t xml:space="preserve">; API REST en Cloud Run; Firebase Cloud Messaging; Looker Studio; tópico</w:t>
             </w:r>
             <w:r>
               <w:t xml:space="preserve"> </w:t>
@@ -1296,7 +1296,7 @@
               <w:pStyle w:val="Compact"/>
             </w:pPr>
             <w:r>
-              <w:t xml:space="preserve">Una sola vista de los datos para la app y los informes; inicio de sesión de clientes; avisos al celular; señales de respuesta a la demanda</w:t>
+              <w:t xml:space="preserve">Una sola vista de los datos para la app y los informes; avisos al celular; señales de respuesta a la demanda</w:t>
             </w:r>
           </w:p>
         </w:tc>
@@ -2091,44 +2091,18 @@
                 <w:b/>
                 <w:bCs/>
               </w:rPr>
-              <w:t xml:space="preserve">Firebase</w:t>
-            </w:r>
-          </w:p>
-        </w:tc>
-        <w:tc>
-          <w:tcPr/>
-          <w:p>
-            <w:pPr>
-              <w:pStyle w:val="Compact"/>
-            </w:pPr>
-            <w:r>
-              <w:t xml:space="preserve">Plataforma de Google para apps. Se usan dos piezas:</w:t>
-            </w:r>
-            <w:r>
-              <w:t xml:space="preserve"> </w:t>
-            </w:r>
-            <w:r>
-              <w:rPr>
-                <w:b/>
-                <w:bCs/>
-              </w:rPr>
-              <w:t xml:space="preserve">Authentication</w:t>
-            </w:r>
-            <w:r>
-              <w:t xml:space="preserve">, el inicio de sesión de cada cliente, para que solo vea su hogar; y</w:t>
-            </w:r>
-            <w:r>
-              <w:t xml:space="preserve"> </w:t>
-            </w:r>
-            <w:r>
-              <w:rPr>
-                <w:b/>
-                <w:bCs/>
-              </w:rPr>
-              <w:t xml:space="preserve">Cloud Messaging</w:t>
-            </w:r>
-            <w:r>
-              <w:t xml:space="preserve">, el envío de avisos</w:t>
+              <w:t xml:space="preserve">Firebase Cloud Messaging</w:t>
+            </w:r>
+          </w:p>
+        </w:tc>
+        <w:tc>
+          <w:tcPr/>
+          <w:p>
+            <w:pPr>
+              <w:pStyle w:val="Compact"/>
+            </w:pPr>
+            <w:r>
+              <w:t xml:space="preserve">Servicio gratuito de Google, parte de la plataforma para apps Firebase, que envía avisos</w:t>
             </w:r>
             <w:r>
               <w:t xml:space="preserve"> </w:t>
@@ -5713,7 +5687,7 @@
               <w:pStyle w:val="Compact"/>
             </w:pPr>
             <w:r>
-              <w:t xml:space="preserve">Escala agregando nodos y responde en milisegundos. Firestore cobra por cada escritura: 384 M lecturas al día costarían ≈ US$350–700 diarios</w:t>
+              <w:t xml:space="preserve">Escala agregando nodos y responde en milisegundos, con un costo fijo por nodo. Firestore cobra por cada escritura (US$0.09 por 100 mil en us-central1): guardar 384 M lecturas al día costaría ≈ US$134 k al año en su edición estándar y ≈ US$41 k en la Enterprise, frente a ≈ US$12 k de Bigtable (entre 3 y 11 veces más; a una lectura por minuto, entre 24 y 78 veces)</w:t>
             </w:r>
           </w:p>
         </w:tc>
@@ -5829,7 +5803,7 @@
               <w:pStyle w:val="Compact"/>
             </w:pPr>
             <w:r>
-              <w:t xml:space="preserve">Cloud Run + Firebase + Looker Studio</w:t>
+              <w:t xml:space="preserve">Cloud Run + Firebase Cloud Messaging + Looker Studio</w:t>
             </w:r>
           </w:p>
         </w:tc>
@@ -5851,7 +5825,66 @@
               <w:pStyle w:val="Compact"/>
             </w:pPr>
             <w:r>
-              <w:t xml:space="preserve">Cloud Run escala a cero y crece con la demanda. Firebase da el inicio de sesión y los avisos push sin construirlos. Looker Studio es gratuito</w:t>
+              <w:t xml:space="preserve">Cloud Run escala a cero y crece con la demanda. Firebase Cloud Messaging envía los avisos push sin costo. Looker Studio es gratuito</w:t>
+            </w:r>
+          </w:p>
+        </w:tc>
+      </w:tr>
+      <w:tr>
+        <w:tc>
+          <w:tcPr/>
+          <w:p>
+            <w:pPr>
+              <w:pStyle w:val="Compact"/>
+            </w:pPr>
+            <w:r>
+              <w:t xml:space="preserve">Inicio de sesión de clientes</w:t>
+            </w:r>
+          </w:p>
+        </w:tc>
+        <w:tc>
+          <w:tcPr/>
+          <w:p>
+            <w:pPr>
+              <w:pStyle w:val="Compact"/>
+            </w:pPr>
+            <w:r>
+              <w:t xml:space="preserve">El sistema de identidad que ya tiene Lumina; la API valida su</w:t>
+            </w:r>
+            <w:r>
+              <w:t xml:space="preserve"> </w:t>
+            </w:r>
+            <w:r>
+              <w:rPr>
+                <w:i/>
+                <w:iCs/>
+              </w:rPr>
+              <w:t xml:space="preserve">token</w:t>
+            </w:r>
+            <w:r>
+              <w:t xml:space="preserve">, la credencial digital que prueba quién inició sesión</w:t>
+            </w:r>
+          </w:p>
+        </w:tc>
+        <w:tc>
+          <w:tcPr/>
+          <w:p>
+            <w:pPr>
+              <w:pStyle w:val="Compact"/>
+            </w:pPr>
+            <w:r>
+              <w:t xml:space="preserve">Firebase Authentication</w:t>
+            </w:r>
+          </w:p>
+        </w:tc>
+        <w:tc>
+          <w:tcPr/>
+          <w:p>
+            <w:pPr>
+              <w:pStyle w:val="Compact"/>
+            </w:pPr>
+            <w:r>
+              <w:t xml:space="preserve">Firebase Authentication cobra por usuario activo al mes por encima de 50 mil: con 2 M de clientes costaría ≈ US$91 k al año, tres veces el costo de toda la plataforma</w:t>
             </w:r>
           </w:p>
         </w:tc>
@@ -10500,7 +10533,7 @@
         </w:numPr>
       </w:pPr>
       <w:r>
-        <w:t xml:space="preserve">con Firebase Authentication, cada cliente solo puede consultar su propio hogar en la API.</w:t>
+        <w:t xml:space="preserve">la API valida el token del inicio de sesión que ya tiene Lumina, así que cada cliente solo puede consultar su propio hogar.</w:t>
       </w:r>
     </w:p>
     <w:p>
@@ -10736,7 +10769,19 @@
         </w:numPr>
       </w:pPr>
       <w:r>
-        <w:t xml:space="preserve">Firebase Cloud Messaging es gratuito. Firebase Authentication puede cobrar por usuario activo según el plan, y no está en la calculadora.</w:t>
+        <w:t xml:space="preserve">Firebase Cloud Messaging es gratuito, así que no aparece en la calculadora;</w:t>
+      </w:r>
+    </w:p>
+    <w:p>
+      <w:pPr>
+        <w:pStyle w:val="Compact"/>
+        <w:numPr>
+          <w:ilvl w:val="0"/>
+          <w:numId w:val="1028"/>
+        </w:numPr>
+      </w:pPr>
+      <w:r>
+        <w:t xml:space="preserve">los clientes ya inician sesión con un sistema de Lumina, y la API solo valida ese token.</w:t>
       </w:r>
     </w:p>
     <w:p>
@@ -10809,7 +10854,19 @@
         <w:t xml:space="preserve">front-end</w:t>
       </w:r>
       <w:r>
-        <w:t xml:space="preserve">, es decir, las pantallas de la app y la web, adjudicado en otra RFP.</w:t>
+        <w:t xml:space="preserve">, es decir, las pantallas de la app y la web, adjudicado en otra RFP;</w:t>
+      </w:r>
+    </w:p>
+    <w:p>
+      <w:pPr>
+        <w:pStyle w:val="Compact"/>
+        <w:numPr>
+          <w:ilvl w:val="0"/>
+          <w:numId w:val="1029"/>
+        </w:numPr>
+      </w:pPr>
+      <w:r>
+        <w:t xml:space="preserve">el inicio de sesión de los clientes, que ya resuelve un sistema de Lumina.</w:t>
       </w:r>
     </w:p>
     <w:bookmarkEnd w:id="54"/>
@@ -11726,18 +11783,18 @@
               <w:pStyle w:val="Compact"/>
             </w:pPr>
             <w:r>
-              <w:t xml:space="preserve">Firebase</w:t>
-            </w:r>
-          </w:p>
-        </w:tc>
-        <w:tc>
-          <w:tcPr/>
-          <w:p>
-            <w:pPr>
-              <w:pStyle w:val="Compact"/>
-            </w:pPr>
-            <w:r>
-              <w:t xml:space="preserve">Plataforma de Google para apps; aquí, inicio de sesión (Authentication) y avisos push (Cloud Messaging)</w:t>
+              <w:t xml:space="preserve">Firebase Cloud Messaging</w:t>
+            </w:r>
+          </w:p>
+        </w:tc>
+        <w:tc>
+          <w:tcPr/>
+          <w:p>
+            <w:pPr>
+              <w:pStyle w:val="Compact"/>
+            </w:pPr>
+            <w:r>
+              <w:t xml:space="preserve">Servicio gratuito de Google (parte de Firebase) que envía avisos push al celular</w:t>
             </w:r>
           </w:p>
         </w:tc>
@@ -12494,6 +12551,34 @@
             </w:pPr>
             <w:r>
               <w:t xml:space="preserve">Procesamiento en flujo: cada dato apenas llega, en segundos</w:t>
+            </w:r>
+          </w:p>
+        </w:tc>
+      </w:tr>
+      <w:tr>
+        <w:tc>
+          <w:tcPr/>
+          <w:p>
+            <w:pPr>
+              <w:pStyle w:val="Compact"/>
+            </w:pPr>
+            <w:r>
+              <w:rPr>
+                <w:i/>
+                <w:iCs/>
+              </w:rPr>
+              <w:t xml:space="preserve">Token</w:t>
+            </w:r>
+          </w:p>
+        </w:tc>
+        <w:tc>
+          <w:tcPr/>
+          <w:p>
+            <w:pPr>
+              <w:pStyle w:val="Compact"/>
+            </w:pPr>
+            <w:r>
+              <w:t xml:space="preserve">Credencial digital que prueba quién inició sesión; la API la valida en cada petición</w:t>
             </w:r>
           </w:p>
         </w:tc>
